--- a/por/docx/32.content.docx
+++ b/por/docx/32.content.docx
@@ -11,6 +11,15 @@
         <w:pStyle w:val="Heading2"/>
       </w:pPr>
       <w:r>
+        <w:t>Resource: Notas de Estudo (Tyndale)</w:t>
+      </w:r>
+      <w:r/>
+    </w:p>
+    <w:p>
+      <w:pPr>
+        <w:pStyle w:val="Heading2"/>
+      </w:pPr>
+      <w:r>
         <w:t>License Information</w:t>
       </w:r>
       <w:r/>
@@ -21,7 +30,7 @@
         <w:rPr>
           <w:b/>
         </w:rPr>
-        <w:t>Study Notes (Tyndale)</w:t>
+        <w:t>Notas de Estudo (Tyndale)</w:t>
       </w:r>
       <w:r>
         <w:t xml:space="preserve"> (Portuguese) is based on</w:t>
@@ -74,7 +83,7 @@
         <w:pStyle w:val="Heading1"/>
       </w:pPr>
       <w:r>
-        <w:t>Study Notes (Tyndale)</w:t>
+        <w:t>Notas de Estudo (Tyndale)</w:t>
       </w:r>
     </w:p>
     <w:p>
@@ -83,6 +92,51 @@
           <w:headerReference w:type="even" r:id="rId8"/>
           <w:headerReference w:type="default" r:id="rId9"/>
           <w:footerReference w:type="default" r:id="rId10"/>
+          <w:footnotePr>
+            <w:numRestart w:val="eachSect"/>
+          </w:footnotePr>
+          <w:type w:val="continuous"/>
+          <w:pgSz w:w="12240" w:h="15840" w:code="1"/>
+          <w:pgMar w:top="1440" w:right="1440" w:bottom="1440" w:left="1440" w:header="504" w:footer="504" w:gutter="0"/>
+          <w:cols w:space="708"/>
+          <w:titlePg/>
+          <w:docGrid w:linePitch="360"/>
+        </w:sectPr>
+      </w:pPr>
+    </w:p>
+    <w:p>
+      <w:r/>
+    </w:p>
+    <w:p>
+      <w:pPr>
+        <w:pStyle w:val="Heading2"/>
+      </w:pPr>
+      <w:r>
+        <w:t>JON</w:t>
+      </w:r>
+      <w:r/>
+    </w:p>
+    <w:p>
+      <w:r/>
+      <w:r>
+        <w:rPr>
+          <w:i/>
+        </w:rPr>
+        <w:t>Jonas 1.1, Jonas 1.1–2.10, Jonas 1.2, Jonas 1.3, Jonas 1.4, Jonas 1.5–6, Jonas 1.7–8, Jonas 1.9, Jonas 1.12, Jonas 1.13–14, Jonas 1.16, Jonas 1.17, Jonas 2.1–9, Jonas 2.2, Jonas 2.4, Jonas 2.6, Jonas 2.7, Jonas 2.8–9, Jonas 3.1–2, Jonas 3.1–4.11, Jonas 3.3, Jonas 3.4, Jonas 3.5–6, Jonas 3.6, Jonas 3.7–8, Jonas 3.10, Jonas 4.1, Jonas 4.1–7, Jonas 4.2, Jonas 4.3–5, Jonas 4.4, Jonas 4.6, Jonas 4.11</w:t>
+      </w:r>
+      <w:r/>
+    </w:p>
+    <w:p>
+      <w:r/>
+      <w:r>
+        <w:t xml:space="preserve"> </w:t>
+      </w:r>
+      <w:r/>
+      <w:r/>
+    </w:p>
+    <w:p>
+      <w:pPr>
+        <w:sectPr>
           <w:footnotePr>
             <w:numRestart w:val="eachSect"/>
           </w:footnotePr>

--- a/por/docx/32.content.docx
+++ b/por/docx/32.content.docx
@@ -4,48 +4,88 @@
   <w:body>
     <w:p/>
     <w:p>
-      <w:r/>
+      <w:pPr/>
+      <w:r>
+        <w:rPr>
+          <w:lang w:val="pt_PT" w:bidi="pt_PT"/>
+        </w:rPr>
+      </w:r>
     </w:p>
     <w:p>
       <w:pPr>
         <w:pStyle w:val="Heading2"/>
       </w:pPr>
       <w:r>
+        <w:rPr>
+          <w:lang w:val="pt_PT" w:bidi="pt_PT"/>
+        </w:rPr>
         <w:t>Resource: Notas de Estudo (Tyndale)</w:t>
       </w:r>
-      <w:r/>
+      <w:r>
+        <w:rPr>
+          <w:lang w:val="pt_PT" w:bidi="pt_PT"/>
+        </w:rPr>
+      </w:r>
     </w:p>
     <w:p>
       <w:pPr>
         <w:pStyle w:val="Heading2"/>
       </w:pPr>
       <w:r>
+        <w:rPr>
+          <w:lang w:val="pt_PT" w:bidi="pt_PT"/>
+        </w:rPr>
         <w:t>License Information</w:t>
       </w:r>
-      <w:r/>
-    </w:p>
-    <w:p>
-      <w:r/>
+      <w:r>
+        <w:rPr>
+          <w:lang w:val="pt_PT" w:bidi="pt_PT"/>
+        </w:rPr>
+      </w:r>
+    </w:p>
+    <w:p>
+      <w:pPr/>
+      <w:r>
+        <w:rPr>
+          <w:lang w:val="pt_PT" w:bidi="pt_PT"/>
+        </w:rPr>
+      </w:r>
       <w:r>
         <w:rPr>
           <w:b/>
+          <w:lang w:val="pt_PT" w:bidi="pt_PT"/>
         </w:rPr>
         <w:t>Notas de Estudo (Tyndale)</w:t>
       </w:r>
       <w:r>
+        <w:rPr>
+          <w:lang w:val="pt_PT" w:bidi="pt_PT"/>
+        </w:rPr>
         <w:t xml:space="preserve"> (Portuguese) is based on</w:t>
       </w:r>
       <w:r>
+        <w:rPr>
+          <w:lang w:val="pt_PT" w:bidi="pt_PT"/>
+        </w:rPr>
         <w:t xml:space="preserve">: </w:t>
       </w:r>
       <w:r>
+        <w:rPr>
+          <w:lang w:val="pt_PT" w:bidi="pt_PT"/>
+        </w:rPr>
         <w:t>Tyndale Open Study Notes</w:t>
       </w:r>
       <w:r>
+        <w:rPr>
+          <w:lang w:val="pt_PT" w:bidi="pt_PT"/>
+        </w:rPr>
         <w:t xml:space="preserve">, </w:t>
       </w:r>
       <w:hyperlink r:id="rId13">
         <w:r>
+          <w:rPr>
+            <w:lang w:val="pt_PT" w:bidi="pt_PT"/>
+          </w:rPr>
           <w:rPr>
             <w:color w:val="0000EE"/>
             <w:u w:val="single"/>
@@ -54,10 +94,16 @@
         </w:r>
       </w:hyperlink>
       <w:r>
+        <w:rPr>
+          <w:lang w:val="pt_PT" w:bidi="pt_PT"/>
+        </w:rPr>
         <w:t xml:space="preserve">, 2019, which is licensed under a </w:t>
       </w:r>
       <w:hyperlink r:id="rId14">
         <w:r>
+          <w:rPr>
+            <w:lang w:val="pt_PT" w:bidi="pt_PT"/>
+          </w:rPr>
           <w:rPr>
             <w:color w:val="0000EE"/>
             <w:u w:val="single"/>
@@ -66,23 +112,49 @@
         </w:r>
       </w:hyperlink>
       <w:r>
+        <w:rPr>
+          <w:lang w:val="pt_PT" w:bidi="pt_PT"/>
+        </w:rPr>
         <w:t>.</w:t>
       </w:r>
-      <w:r/>
-    </w:p>
-    <w:p>
-      <w:r/>
-      <w:r>
+      <w:r>
+        <w:rPr>
+          <w:lang w:val="pt_PT" w:bidi="pt_PT"/>
+        </w:rPr>
+      </w:r>
+    </w:p>
+    <w:p>
+      <w:pPr/>
+      <w:r>
+        <w:rPr>
+          <w:lang w:val="pt_PT" w:bidi="pt_PT"/>
+        </w:rPr>
+      </w:r>
+      <w:r>
+        <w:rPr>
+          <w:lang w:val="pt_PT" w:bidi="pt_PT"/>
+        </w:rPr>
         <w:t>This PDF version is provided under the same license.</w:t>
       </w:r>
-      <w:r/>
-      <w:r/>
+      <w:r>
+        <w:rPr>
+          <w:lang w:val="pt_PT" w:bidi="pt_PT"/>
+        </w:rPr>
+      </w:r>
+      <w:r>
+        <w:rPr>
+          <w:lang w:val="pt_PT" w:bidi="pt_PT"/>
+        </w:rPr>
+      </w:r>
     </w:p>
     <w:p>
       <w:pPr>
         <w:pStyle w:val="Heading1"/>
       </w:pPr>
       <w:r>
+        <w:rPr>
+          <w:lang w:val="pt_PT" w:bidi="pt_PT"/>
+        </w:rPr>
         <w:t>Notas de Estudo (Tyndale)</w:t>
       </w:r>
     </w:p>
@@ -105,34 +177,72 @@
       </w:pPr>
     </w:p>
     <w:p>
-      <w:r/>
+      <w:pPr/>
+      <w:r>
+        <w:rPr>
+          <w:lang w:val="pt_PT" w:bidi="pt_PT"/>
+        </w:rPr>
+      </w:r>
     </w:p>
     <w:p>
       <w:pPr>
         <w:pStyle w:val="Heading2"/>
       </w:pPr>
       <w:r>
+        <w:rPr>
+          <w:lang w:val="pt_PT" w:bidi="pt_PT"/>
+        </w:rPr>
         <w:t>JON</w:t>
       </w:r>
-      <w:r/>
-    </w:p>
-    <w:p>
-      <w:r/>
+      <w:r>
+        <w:rPr>
+          <w:lang w:val="pt_PT" w:bidi="pt_PT"/>
+        </w:rPr>
+      </w:r>
+    </w:p>
+    <w:p>
+      <w:pPr/>
+      <w:r>
+        <w:rPr>
+          <w:lang w:val="pt_PT" w:bidi="pt_PT"/>
+        </w:rPr>
+      </w:r>
       <w:r>
         <w:rPr>
           <w:i/>
+          <w:lang w:val="pt_PT" w:bidi="pt_PT"/>
         </w:rPr>
         <w:t>Jonas 1.1, Jonas 1.1–2.10, Jonas 1.2, Jonas 1.3, Jonas 1.4, Jonas 1.5–6, Jonas 1.7–8, Jonas 1.9, Jonas 1.12, Jonas 1.13–14, Jonas 1.16, Jonas 1.17, Jonas 2.1–9, Jonas 2.2, Jonas 2.4, Jonas 2.6, Jonas 2.7, Jonas 2.8–9, Jonas 3.1–2, Jonas 3.1–4.11, Jonas 3.3, Jonas 3.4, Jonas 3.5–6, Jonas 3.6, Jonas 3.7–8, Jonas 3.10, Jonas 4.1, Jonas 4.1–7, Jonas 4.2, Jonas 4.3–5, Jonas 4.4, Jonas 4.6, Jonas 4.11</w:t>
       </w:r>
-      <w:r/>
-    </w:p>
-    <w:p>
-      <w:r/>
-      <w:r>
+      <w:r>
+        <w:rPr>
+          <w:lang w:val="pt_PT" w:bidi="pt_PT"/>
+        </w:rPr>
+      </w:r>
+    </w:p>
+    <w:p>
+      <w:pPr/>
+      <w:r>
+        <w:rPr>
+          <w:lang w:val="pt_PT" w:bidi="pt_PT"/>
+        </w:rPr>
+      </w:r>
+      <w:r>
+        <w:rPr>
+          <w:lang w:val="pt_PT" w:bidi="pt_PT"/>
+        </w:rPr>
         <w:t xml:space="preserve"> </w:t>
       </w:r>
-      <w:r/>
-      <w:r/>
+      <w:r>
+        <w:rPr>
+          <w:lang w:val="pt_PT" w:bidi="pt_PT"/>
+        </w:rPr>
+      </w:r>
+      <w:r>
+        <w:rPr>
+          <w:lang w:val="pt_PT" w:bidi="pt_PT"/>
+        </w:rPr>
+      </w:r>
     </w:p>
     <w:p>
       <w:pPr>
@@ -150,24 +260,47 @@
       </w:pPr>
     </w:p>
     <w:p>
-      <w:r/>
+      <w:pPr/>
+      <w:r>
+        <w:rPr>
+          <w:lang w:val="pt_PT" w:bidi="pt_PT"/>
+        </w:rPr>
+      </w:r>
     </w:p>
     <w:p>
       <w:pPr>
         <w:pStyle w:val="Heading2"/>
       </w:pPr>
       <w:r>
+        <w:rPr>
+          <w:lang w:val="pt_PT" w:bidi="pt_PT"/>
+        </w:rPr>
         <w:t>Jonas 1.1</w:t>
       </w:r>
-      <w:r/>
-    </w:p>
-    <w:p>
-      <w:r/>
-      <w:r>
+      <w:r>
+        <w:rPr>
+          <w:lang w:val="pt_PT" w:bidi="pt_PT"/>
+        </w:rPr>
+      </w:r>
+    </w:p>
+    <w:p>
+      <w:pPr/>
+      <w:r>
+        <w:rPr>
+          <w:lang w:val="pt_PT" w:bidi="pt_PT"/>
+        </w:rPr>
+      </w:r>
+      <w:r>
+        <w:rPr>
+          <w:lang w:val="pt_PT" w:bidi="pt_PT"/>
+        </w:rPr>
         <w:t xml:space="preserve">Jonas, filho de Amitai, era de Gate-Hefer, uma cidade localizada na fronteira das áreas tribais de Naftali e Zebulom. Ele ministrou ao reino do norte de Israel durante o reinado de Jeroboão II (793–753 a.C.; veja </w:t>
       </w:r>
       <w:hyperlink r:id="rId15">
         <w:r>
+          <w:rPr>
+            <w:lang w:val="pt_PT" w:bidi="pt_PT"/>
+          </w:rPr>
           <w:rPr>
             <w:color w:val="0000EE"/>
             <w:u w:val="single"/>
@@ -176,50 +309,112 @@
         </w:r>
       </w:hyperlink>
       <w:r>
+        <w:rPr>
+          <w:lang w:val="pt_PT" w:bidi="pt_PT"/>
+        </w:rPr>
         <w:t>).</w:t>
       </w:r>
-      <w:r/>
-      <w:r/>
-    </w:p>
-    <w:p>
-      <w:r/>
+      <w:r>
+        <w:rPr>
+          <w:lang w:val="pt_PT" w:bidi="pt_PT"/>
+        </w:rPr>
+      </w:r>
+      <w:r>
+        <w:rPr>
+          <w:lang w:val="pt_PT" w:bidi="pt_PT"/>
+        </w:rPr>
+      </w:r>
+    </w:p>
+    <w:p>
+      <w:pPr/>
+      <w:r>
+        <w:rPr>
+          <w:lang w:val="pt_PT" w:bidi="pt_PT"/>
+        </w:rPr>
+      </w:r>
     </w:p>
     <w:p>
       <w:pPr>
         <w:pStyle w:val="Heading2"/>
       </w:pPr>
       <w:r>
+        <w:rPr>
+          <w:lang w:val="pt_PT" w:bidi="pt_PT"/>
+        </w:rPr>
         <w:t>Jonas 1.1–2.10</w:t>
       </w:r>
-      <w:r/>
-    </w:p>
-    <w:p>
-      <w:r/>
-      <w:r>
+      <w:r>
+        <w:rPr>
+          <w:lang w:val="pt_PT" w:bidi="pt_PT"/>
+        </w:rPr>
+      </w:r>
+    </w:p>
+    <w:p>
+      <w:pPr/>
+      <w:r>
+        <w:rPr>
+          <w:lang w:val="pt_PT" w:bidi="pt_PT"/>
+        </w:rPr>
+      </w:r>
+      <w:r>
+        <w:rPr>
+          <w:lang w:val="pt_PT" w:bidi="pt_PT"/>
+        </w:rPr>
         <w:t>Jonas inicialmente rejeitou a missão do Senhor de alertar Nínive sobre o julgamento que havia sido imposto por causa de sua maldade.</w:t>
       </w:r>
-      <w:r/>
-      <w:r/>
-    </w:p>
-    <w:p>
-      <w:r/>
+      <w:r>
+        <w:rPr>
+          <w:lang w:val="pt_PT" w:bidi="pt_PT"/>
+        </w:rPr>
+      </w:r>
+      <w:r>
+        <w:rPr>
+          <w:lang w:val="pt_PT" w:bidi="pt_PT"/>
+        </w:rPr>
+      </w:r>
+    </w:p>
+    <w:p>
+      <w:pPr/>
+      <w:r>
+        <w:rPr>
+          <w:lang w:val="pt_PT" w:bidi="pt_PT"/>
+        </w:rPr>
+      </w:r>
     </w:p>
     <w:p>
       <w:pPr>
         <w:pStyle w:val="Heading2"/>
       </w:pPr>
       <w:r>
+        <w:rPr>
+          <w:lang w:val="pt_PT" w:bidi="pt_PT"/>
+        </w:rPr>
         <w:t>Jonas 1.2</w:t>
       </w:r>
-      <w:r/>
-    </w:p>
-    <w:p>
-      <w:r/>
-      <w:r>
+      <w:r>
+        <w:rPr>
+          <w:lang w:val="pt_PT" w:bidi="pt_PT"/>
+        </w:rPr>
+      </w:r>
+    </w:p>
+    <w:p>
+      <w:pPr/>
+      <w:r>
+        <w:rPr>
+          <w:lang w:val="pt_PT" w:bidi="pt_PT"/>
+        </w:rPr>
+      </w:r>
+      <w:r>
+        <w:rPr>
+          <w:lang w:val="pt_PT" w:bidi="pt_PT"/>
+        </w:rPr>
         <w:t xml:space="preserve">No tempo de Jonas, Nínive já tinha uma longa história (veja </w:t>
       </w:r>
       <w:hyperlink r:id="rId16">
         <w:r>
+          <w:rPr>
+            <w:lang w:val="pt_PT" w:bidi="pt_PT"/>
+          </w:rPr>
           <w:rPr>
             <w:color w:val="0000EE"/>
             <w:u w:val="single"/>
@@ -228,10 +423,16 @@
         </w:r>
       </w:hyperlink>
       <w:r>
+        <w:rPr>
+          <w:lang w:val="pt_PT" w:bidi="pt_PT"/>
+        </w:rPr>
         <w:t xml:space="preserve">). Era uma cidade-chave no Império Assírio até sua destruição em 612 a.C. (veja </w:t>
       </w:r>
       <w:hyperlink r:id="rId17">
         <w:r>
+          <w:rPr>
+            <w:lang w:val="pt_PT" w:bidi="pt_PT"/>
+          </w:rPr>
           <w:rPr>
             <w:color w:val="0000EE"/>
             <w:u w:val="single"/>
@@ -240,36 +441,76 @@
         </w:r>
       </w:hyperlink>
       <w:r>
+        <w:rPr>
+          <w:lang w:val="pt_PT" w:bidi="pt_PT"/>
+        </w:rPr>
         <w:t xml:space="preserve">). As ruínas de Nínive estão localizadas do outro lado do Rio Tigre, em relação à cidade moderna de Mossul, no Iraque. • Grande cidade: Veja </w:t>
       </w:r>
       <w:r>
+        <w:rPr>
+          <w:lang w:val="pt_PT" w:bidi="pt_PT"/>
+        </w:rPr>
         <w:t>nota de estudo em 3.3</w:t>
       </w:r>
       <w:r>
+        <w:rPr>
+          <w:lang w:val="pt_PT" w:bidi="pt_PT"/>
+        </w:rPr>
         <w:t>.</w:t>
       </w:r>
-      <w:r/>
-      <w:r/>
-    </w:p>
-    <w:p>
-      <w:r/>
+      <w:r>
+        <w:rPr>
+          <w:lang w:val="pt_PT" w:bidi="pt_PT"/>
+        </w:rPr>
+      </w:r>
+      <w:r>
+        <w:rPr>
+          <w:lang w:val="pt_PT" w:bidi="pt_PT"/>
+        </w:rPr>
+      </w:r>
+    </w:p>
+    <w:p>
+      <w:pPr/>
+      <w:r>
+        <w:rPr>
+          <w:lang w:val="pt_PT" w:bidi="pt_PT"/>
+        </w:rPr>
+      </w:r>
     </w:p>
     <w:p>
       <w:pPr>
         <w:pStyle w:val="Heading2"/>
       </w:pPr>
       <w:r>
+        <w:rPr>
+          <w:lang w:val="pt_PT" w:bidi="pt_PT"/>
+        </w:rPr>
         <w:t>Jonas 1.3</w:t>
       </w:r>
-      <w:r/>
-    </w:p>
-    <w:p>
-      <w:r/>
-      <w:r>
+      <w:r>
+        <w:rPr>
+          <w:lang w:val="pt_PT" w:bidi="pt_PT"/>
+        </w:rPr>
+      </w:r>
+    </w:p>
+    <w:p>
+      <w:pPr/>
+      <w:r>
+        <w:rPr>
+          <w:lang w:val="pt_PT" w:bidi="pt_PT"/>
+        </w:rPr>
+      </w:r>
+      <w:r>
+        <w:rPr>
+          <w:lang w:val="pt_PT" w:bidi="pt_PT"/>
+        </w:rPr>
         <w:t>A tentativa de Jonas de fugir do Senhor foi inútil. Não se pode escapar de Deus (</w:t>
       </w:r>
       <w:hyperlink r:id="rId18">
         <w:r>
+          <w:rPr>
+            <w:lang w:val="pt_PT" w:bidi="pt_PT"/>
+          </w:rPr>
           <w:rPr>
             <w:color w:val="0000EE"/>
             <w:u w:val="single"/>
@@ -278,10 +519,16 @@
         </w:r>
       </w:hyperlink>
       <w:r>
+        <w:rPr>
+          <w:lang w:val="pt_PT" w:bidi="pt_PT"/>
+        </w:rPr>
         <w:t>) ou desobedecer à sua vontade sem consequências (</w:t>
       </w:r>
       <w:hyperlink r:id="rId19">
         <w:r>
+          <w:rPr>
+            <w:lang w:val="pt_PT" w:bidi="pt_PT"/>
+          </w:rPr>
           <w:rPr>
             <w:color w:val="0000EE"/>
             <w:u w:val="single"/>
@@ -290,10 +537,16 @@
         </w:r>
       </w:hyperlink>
       <w:r>
+        <w:rPr>
+          <w:lang w:val="pt_PT" w:bidi="pt_PT"/>
+        </w:rPr>
         <w:t>). No entanto, a relutância de Jonas em ir para Nínive é compreensível. A Assíria era uma nação inimiga de Israel conhecida por sua violência (</w:t>
       </w:r>
       <w:hyperlink r:id="rId20">
         <w:r>
+          <w:rPr>
+            <w:lang w:val="pt_PT" w:bidi="pt_PT"/>
+          </w:rPr>
           <w:rPr>
             <w:color w:val="0000EE"/>
             <w:u w:val="single"/>
@@ -302,10 +555,16 @@
         </w:r>
       </w:hyperlink>
       <w:r>
+        <w:rPr>
+          <w:lang w:val="pt_PT" w:bidi="pt_PT"/>
+        </w:rPr>
         <w:t xml:space="preserve">; veja também </w:t>
       </w:r>
       <w:hyperlink r:id="rId21">
         <w:r>
+          <w:rPr>
+            <w:lang w:val="pt_PT" w:bidi="pt_PT"/>
+          </w:rPr>
           <w:rPr>
             <w:color w:val="0000EE"/>
             <w:u w:val="single"/>
@@ -314,10 +573,16 @@
         </w:r>
       </w:hyperlink>
       <w:r>
+        <w:rPr>
+          <w:lang w:val="pt_PT" w:bidi="pt_PT"/>
+        </w:rPr>
         <w:t>). Jonas não queria que esses não-israelitas tivessem a oportunidade de se arrepender e fossem salvos (</w:t>
       </w:r>
       <w:hyperlink r:id="rId22">
         <w:r>
+          <w:rPr>
+            <w:lang w:val="pt_PT" w:bidi="pt_PT"/>
+          </w:rPr>
           <w:rPr>
             <w:color w:val="0000EE"/>
             <w:u w:val="single"/>
@@ -326,10 +591,16 @@
         </w:r>
       </w:hyperlink>
       <w:r>
+        <w:rPr>
+          <w:lang w:val="pt_PT" w:bidi="pt_PT"/>
+        </w:rPr>
         <w:t>). • Jope era uma cidade portuária importante na costa do Mediterrâneo (</w:t>
       </w:r>
       <w:hyperlink r:id="rId23">
         <w:r>
+          <w:rPr>
+            <w:lang w:val="pt_PT" w:bidi="pt_PT"/>
+          </w:rPr>
           <w:rPr>
             <w:color w:val="0000EE"/>
             <w:u w:val="single"/>
@@ -338,10 +609,16 @@
         </w:r>
       </w:hyperlink>
       <w:r>
+        <w:rPr>
+          <w:lang w:val="pt_PT" w:bidi="pt_PT"/>
+        </w:rPr>
         <w:t xml:space="preserve">; </w:t>
       </w:r>
       <w:hyperlink r:id="rId24">
         <w:r>
+          <w:rPr>
+            <w:lang w:val="pt_PT" w:bidi="pt_PT"/>
+          </w:rPr>
           <w:rPr>
             <w:color w:val="0000EE"/>
             <w:u w:val="single"/>
@@ -350,39 +627,77 @@
         </w:r>
       </w:hyperlink>
       <w:r>
+        <w:rPr>
+          <w:lang w:val="pt_PT" w:bidi="pt_PT"/>
+        </w:rPr>
         <w:t xml:space="preserve">); agora é um subúrbio da moderna Tel-Aviv. • Társis era possivelmente a cidade portuária de Tartessos na Espanha, caso em que Jonas estava tentando fugir para o mais longe possível na direção oposta de Nínive. Tarso na Ásia Menor é outra possibilidade. Alguns pensam que </w:t>
       </w:r>
       <w:r>
         <w:rPr>
           <w:i/>
+          <w:lang w:val="pt_PT" w:bidi="pt_PT"/>
         </w:rPr>
         <w:t>Társis</w:t>
       </w:r>
       <w:r>
+        <w:rPr>
+          <w:lang w:val="pt_PT" w:bidi="pt_PT"/>
+        </w:rPr>
         <w:t xml:space="preserve"> é uma referência geral ao mar ou a qualquer destino acessível por mar.</w:t>
       </w:r>
-      <w:r/>
-      <w:r/>
-    </w:p>
-    <w:p>
-      <w:r/>
+      <w:r>
+        <w:rPr>
+          <w:lang w:val="pt_PT" w:bidi="pt_PT"/>
+        </w:rPr>
+      </w:r>
+      <w:r>
+        <w:rPr>
+          <w:lang w:val="pt_PT" w:bidi="pt_PT"/>
+        </w:rPr>
+      </w:r>
+    </w:p>
+    <w:p>
+      <w:pPr/>
+      <w:r>
+        <w:rPr>
+          <w:lang w:val="pt_PT" w:bidi="pt_PT"/>
+        </w:rPr>
+      </w:r>
     </w:p>
     <w:p>
       <w:pPr>
         <w:pStyle w:val="Heading2"/>
       </w:pPr>
       <w:r>
+        <w:rPr>
+          <w:lang w:val="pt_PT" w:bidi="pt_PT"/>
+        </w:rPr>
         <w:t>Jonas 1.4</w:t>
       </w:r>
-      <w:r/>
-    </w:p>
-    <w:p>
-      <w:r/>
-      <w:r>
+      <w:r>
+        <w:rPr>
+          <w:lang w:val="pt_PT" w:bidi="pt_PT"/>
+        </w:rPr>
+      </w:r>
+    </w:p>
+    <w:p>
+      <w:pPr/>
+      <w:r>
+        <w:rPr>
+          <w:lang w:val="pt_PT" w:bidi="pt_PT"/>
+        </w:rPr>
+      </w:r>
+      <w:r>
+        <w:rPr>
+          <w:lang w:val="pt_PT" w:bidi="pt_PT"/>
+        </w:rPr>
         <w:t xml:space="preserve">O poder de Deus sobre a natureza é um tema proeminente ao longo de Jonas (veja </w:t>
       </w:r>
       <w:hyperlink r:id="rId25">
         <w:r>
+          <w:rPr>
+            <w:lang w:val="pt_PT" w:bidi="pt_PT"/>
+          </w:rPr>
           <w:rPr>
             <w:color w:val="0000EE"/>
             <w:u w:val="single"/>
@@ -391,10 +706,16 @@
         </w:r>
       </w:hyperlink>
       <w:r>
+        <w:rPr>
+          <w:lang w:val="pt_PT" w:bidi="pt_PT"/>
+        </w:rPr>
         <w:t>,</w:t>
       </w:r>
       <w:hyperlink r:id="rId26">
         <w:r>
+          <w:rPr>
+            <w:lang w:val="pt_PT" w:bidi="pt_PT"/>
+          </w:rPr>
           <w:rPr>
             <w:color w:val="0000EE"/>
             <w:u w:val="single"/>
@@ -403,10 +724,16 @@
         </w:r>
       </w:hyperlink>
       <w:r>
+        <w:rPr>
+          <w:lang w:val="pt_PT" w:bidi="pt_PT"/>
+        </w:rPr>
         <w:t>,</w:t>
       </w:r>
       <w:hyperlink r:id="rId27">
         <w:r>
+          <w:rPr>
+            <w:lang w:val="pt_PT" w:bidi="pt_PT"/>
+          </w:rPr>
           <w:rPr>
             <w:color w:val="0000EE"/>
             <w:u w:val="single"/>
@@ -415,10 +742,16 @@
         </w:r>
       </w:hyperlink>
       <w:r>
+        <w:rPr>
+          <w:lang w:val="pt_PT" w:bidi="pt_PT"/>
+        </w:rPr>
         <w:t>,</w:t>
       </w:r>
       <w:hyperlink r:id="rId28">
         <w:r>
+          <w:rPr>
+            <w:lang w:val="pt_PT" w:bidi="pt_PT"/>
+          </w:rPr>
           <w:rPr>
             <w:color w:val="0000EE"/>
             <w:u w:val="single"/>
@@ -427,10 +760,16 @@
         </w:r>
       </w:hyperlink>
       <w:r>
+        <w:rPr>
+          <w:lang w:val="pt_PT" w:bidi="pt_PT"/>
+        </w:rPr>
         <w:t xml:space="preserve">; </w:t>
       </w:r>
       <w:hyperlink r:id="rId29">
         <w:r>
+          <w:rPr>
+            <w:lang w:val="pt_PT" w:bidi="pt_PT"/>
+          </w:rPr>
           <w:rPr>
             <w:color w:val="0000EE"/>
             <w:u w:val="single"/>
@@ -439,10 +778,16 @@
         </w:r>
       </w:hyperlink>
       <w:r>
+        <w:rPr>
+          <w:lang w:val="pt_PT" w:bidi="pt_PT"/>
+        </w:rPr>
         <w:t>,</w:t>
       </w:r>
       <w:hyperlink r:id="rId30">
         <w:r>
+          <w:rPr>
+            <w:lang w:val="pt_PT" w:bidi="pt_PT"/>
+          </w:rPr>
           <w:rPr>
             <w:color w:val="0000EE"/>
             <w:u w:val="single"/>
@@ -451,10 +796,16 @@
         </w:r>
       </w:hyperlink>
       <w:r>
+        <w:rPr>
+          <w:lang w:val="pt_PT" w:bidi="pt_PT"/>
+        </w:rPr>
         <w:t xml:space="preserve">; </w:t>
       </w:r>
       <w:hyperlink r:id="rId31">
         <w:r>
+          <w:rPr>
+            <w:lang w:val="pt_PT" w:bidi="pt_PT"/>
+          </w:rPr>
           <w:rPr>
             <w:color w:val="0000EE"/>
             <w:u w:val="single"/>
@@ -463,30 +814,64 @@
         </w:r>
       </w:hyperlink>
       <w:r>
+        <w:rPr>
+          <w:lang w:val="pt_PT" w:bidi="pt_PT"/>
+        </w:rPr>
         <w:t>).</w:t>
       </w:r>
-      <w:r/>
-      <w:r/>
-    </w:p>
-    <w:p>
-      <w:r/>
+      <w:r>
+        <w:rPr>
+          <w:lang w:val="pt_PT" w:bidi="pt_PT"/>
+        </w:rPr>
+      </w:r>
+      <w:r>
+        <w:rPr>
+          <w:lang w:val="pt_PT" w:bidi="pt_PT"/>
+        </w:rPr>
+      </w:r>
+    </w:p>
+    <w:p>
+      <w:pPr/>
+      <w:r>
+        <w:rPr>
+          <w:lang w:val="pt_PT" w:bidi="pt_PT"/>
+        </w:rPr>
+      </w:r>
     </w:p>
     <w:p>
       <w:pPr>
         <w:pStyle w:val="Heading2"/>
       </w:pPr>
       <w:r>
+        <w:rPr>
+          <w:lang w:val="pt_PT" w:bidi="pt_PT"/>
+        </w:rPr>
         <w:t>Jonas 1.5–6</w:t>
       </w:r>
-      <w:r/>
-    </w:p>
-    <w:p>
-      <w:r/>
-      <w:r>
+      <w:r>
+        <w:rPr>
+          <w:lang w:val="pt_PT" w:bidi="pt_PT"/>
+        </w:rPr>
+      </w:r>
+    </w:p>
+    <w:p>
+      <w:pPr/>
+      <w:r>
+        <w:rPr>
+          <w:lang w:val="pt_PT" w:bidi="pt_PT"/>
+        </w:rPr>
+      </w:r>
+      <w:r>
+        <w:rPr>
+          <w:lang w:val="pt_PT" w:bidi="pt_PT"/>
+        </w:rPr>
         <w:t>O sono contínuo de Jonas talvez tenha sido induzido por Deus para levar a crise a um ponto em que ficou claro que os deuses dos marinheiros não podiam ajudar (</w:t>
       </w:r>
       <w:hyperlink r:id="rId32">
         <w:r>
+          <w:rPr>
+            <w:lang w:val="pt_PT" w:bidi="pt_PT"/>
+          </w:rPr>
           <w:rPr>
             <w:color w:val="0000EE"/>
             <w:u w:val="single"/>
@@ -495,30 +880,64 @@
         </w:r>
       </w:hyperlink>
       <w:r>
+        <w:rPr>
+          <w:lang w:val="pt_PT" w:bidi="pt_PT"/>
+        </w:rPr>
         <w:t>).</w:t>
       </w:r>
-      <w:r/>
-      <w:r/>
-    </w:p>
-    <w:p>
-      <w:r/>
+      <w:r>
+        <w:rPr>
+          <w:lang w:val="pt_PT" w:bidi="pt_PT"/>
+        </w:rPr>
+      </w:r>
+      <w:r>
+        <w:rPr>
+          <w:lang w:val="pt_PT" w:bidi="pt_PT"/>
+        </w:rPr>
+      </w:r>
+    </w:p>
+    <w:p>
+      <w:pPr/>
+      <w:r>
+        <w:rPr>
+          <w:lang w:val="pt_PT" w:bidi="pt_PT"/>
+        </w:rPr>
+      </w:r>
     </w:p>
     <w:p>
       <w:pPr>
         <w:pStyle w:val="Heading2"/>
       </w:pPr>
       <w:r>
+        <w:rPr>
+          <w:lang w:val="pt_PT" w:bidi="pt_PT"/>
+        </w:rPr>
         <w:t>Jonas 1.7–8</w:t>
       </w:r>
-      <w:r/>
-    </w:p>
-    <w:p>
-      <w:r/>
-      <w:r>
+      <w:r>
+        <w:rPr>
+          <w:lang w:val="pt_PT" w:bidi="pt_PT"/>
+        </w:rPr>
+      </w:r>
+    </w:p>
+    <w:p>
+      <w:pPr/>
+      <w:r>
+        <w:rPr>
+          <w:lang w:val="pt_PT" w:bidi="pt_PT"/>
+        </w:rPr>
+      </w:r>
+      <w:r>
+        <w:rPr>
+          <w:lang w:val="pt_PT" w:bidi="pt_PT"/>
+        </w:rPr>
         <w:t xml:space="preserve">O uso de sortes foi permitido por Deus para certos propósitos (veja </w:t>
       </w:r>
       <w:hyperlink r:id="rId33">
         <w:r>
+          <w:rPr>
+            <w:lang w:val="pt_PT" w:bidi="pt_PT"/>
+          </w:rPr>
           <w:rPr>
             <w:color w:val="0000EE"/>
             <w:u w:val="single"/>
@@ -527,10 +946,16 @@
         </w:r>
       </w:hyperlink>
       <w:r>
+        <w:rPr>
+          <w:lang w:val="pt_PT" w:bidi="pt_PT"/>
+        </w:rPr>
         <w:t xml:space="preserve">; </w:t>
       </w:r>
       <w:hyperlink r:id="rId34">
         <w:r>
+          <w:rPr>
+            <w:lang w:val="pt_PT" w:bidi="pt_PT"/>
+          </w:rPr>
           <w:rPr>
             <w:color w:val="0000EE"/>
             <w:u w:val="single"/>
@@ -539,10 +964,16 @@
         </w:r>
       </w:hyperlink>
       <w:r>
+        <w:rPr>
+          <w:lang w:val="pt_PT" w:bidi="pt_PT"/>
+        </w:rPr>
         <w:t xml:space="preserve">; </w:t>
       </w:r>
       <w:hyperlink r:id="rId35">
         <w:r>
+          <w:rPr>
+            <w:lang w:val="pt_PT" w:bidi="pt_PT"/>
+          </w:rPr>
           <w:rPr>
             <w:color w:val="0000EE"/>
             <w:u w:val="single"/>
@@ -551,10 +982,16 @@
         </w:r>
       </w:hyperlink>
       <w:r>
+        <w:rPr>
+          <w:lang w:val="pt_PT" w:bidi="pt_PT"/>
+        </w:rPr>
         <w:t xml:space="preserve">; </w:t>
       </w:r>
       <w:hyperlink r:id="rId36">
         <w:r>
+          <w:rPr>
+            <w:lang w:val="pt_PT" w:bidi="pt_PT"/>
+          </w:rPr>
           <w:rPr>
             <w:color w:val="0000EE"/>
             <w:u w:val="single"/>
@@ -563,10 +1000,16 @@
         </w:r>
       </w:hyperlink>
       <w:r>
+        <w:rPr>
+          <w:lang w:val="pt_PT" w:bidi="pt_PT"/>
+        </w:rPr>
         <w:t>); no entanto, a adivinhação em geral, como praticada no mundo antigo mais amplo, era desagradável ao Senhor (</w:t>
       </w:r>
       <w:hyperlink r:id="rId37">
         <w:r>
+          <w:rPr>
+            <w:lang w:val="pt_PT" w:bidi="pt_PT"/>
+          </w:rPr>
           <w:rPr>
             <w:color w:val="0000EE"/>
             <w:u w:val="single"/>
@@ -575,30 +1018,64 @@
         </w:r>
       </w:hyperlink>
       <w:r>
+        <w:rPr>
+          <w:lang w:val="pt_PT" w:bidi="pt_PT"/>
+        </w:rPr>
         <w:t>). • para descobrir quem é o culpado de estarmos neste perigo: Era bastante comum no antigo Oriente Próximo assumir que a má sorte era resultado de um deus ter se ofendido.</w:t>
       </w:r>
-      <w:r/>
-      <w:r/>
-    </w:p>
-    <w:p>
-      <w:r/>
+      <w:r>
+        <w:rPr>
+          <w:lang w:val="pt_PT" w:bidi="pt_PT"/>
+        </w:rPr>
+      </w:r>
+      <w:r>
+        <w:rPr>
+          <w:lang w:val="pt_PT" w:bidi="pt_PT"/>
+        </w:rPr>
+      </w:r>
+    </w:p>
+    <w:p>
+      <w:pPr/>
+      <w:r>
+        <w:rPr>
+          <w:lang w:val="pt_PT" w:bidi="pt_PT"/>
+        </w:rPr>
+      </w:r>
     </w:p>
     <w:p>
       <w:pPr>
         <w:pStyle w:val="Heading2"/>
       </w:pPr>
       <w:r>
+        <w:rPr>
+          <w:lang w:val="pt_PT" w:bidi="pt_PT"/>
+        </w:rPr>
         <w:t>Jonas 1.9</w:t>
       </w:r>
-      <w:r/>
-    </w:p>
-    <w:p>
-      <w:r/>
-      <w:r>
+      <w:r>
+        <w:rPr>
+          <w:lang w:val="pt_PT" w:bidi="pt_PT"/>
+        </w:rPr>
+      </w:r>
+    </w:p>
+    <w:p>
+      <w:pPr/>
+      <w:r>
+        <w:rPr>
+          <w:lang w:val="pt_PT" w:bidi="pt_PT"/>
+        </w:rPr>
+      </w:r>
+      <w:r>
+        <w:rPr>
+          <w:lang w:val="pt_PT" w:bidi="pt_PT"/>
+        </w:rPr>
         <w:t xml:space="preserve">Eu sou Hebreu: Veja também </w:t>
       </w:r>
       <w:hyperlink r:id="rId38">
         <w:r>
+          <w:rPr>
+            <w:lang w:val="pt_PT" w:bidi="pt_PT"/>
+          </w:rPr>
           <w:rPr>
             <w:color w:val="0000EE"/>
             <w:u w:val="single"/>
@@ -607,10 +1084,16 @@
         </w:r>
       </w:hyperlink>
       <w:r>
+        <w:rPr>
+          <w:lang w:val="pt_PT" w:bidi="pt_PT"/>
+        </w:rPr>
         <w:t xml:space="preserve">; </w:t>
       </w:r>
       <w:hyperlink r:id="rId39">
         <w:r>
+          <w:rPr>
+            <w:lang w:val="pt_PT" w:bidi="pt_PT"/>
+          </w:rPr>
           <w:rPr>
             <w:color w:val="0000EE"/>
             <w:u w:val="single"/>
@@ -619,10 +1102,16 @@
         </w:r>
       </w:hyperlink>
       <w:r>
+        <w:rPr>
+          <w:lang w:val="pt_PT" w:bidi="pt_PT"/>
+        </w:rPr>
         <w:t xml:space="preserve">; </w:t>
       </w:r>
       <w:hyperlink r:id="rId40">
         <w:r>
+          <w:rPr>
+            <w:lang w:val="pt_PT" w:bidi="pt_PT"/>
+          </w:rPr>
           <w:rPr>
             <w:color w:val="0000EE"/>
             <w:u w:val="single"/>
@@ -631,28 +1120,42 @@
         </w:r>
       </w:hyperlink>
       <w:r>
+        <w:rPr>
+          <w:lang w:val="pt_PT" w:bidi="pt_PT"/>
+        </w:rPr>
         <w:t>. • Jonas adorava o Senhor</w:t>
       </w:r>
       <w:r>
         <w:rPr>
           <w:i/>
+          <w:lang w:val="pt_PT" w:bidi="pt_PT"/>
         </w:rPr>
         <w:t>,</w:t>
       </w:r>
       <w:r>
+        <w:rPr>
+          <w:lang w:val="pt_PT" w:bidi="pt_PT"/>
+        </w:rPr>
         <w:t xml:space="preserve"> que, em contraste com os falsos deuses dos marinheiros, fez o mar e a terra</w:t>
       </w:r>
       <w:r>
         <w:rPr>
           <w:i/>
+          <w:lang w:val="pt_PT" w:bidi="pt_PT"/>
         </w:rPr>
         <w:t>,</w:t>
       </w:r>
       <w:r>
+        <w:rPr>
+          <w:lang w:val="pt_PT" w:bidi="pt_PT"/>
+        </w:rPr>
         <w:t xml:space="preserve"> e assim os controlava. Acreditava-se que muitos deuses tinham jurisdição sobre reinos e funções específicas. A designação Deus do céu provavelmente transmitia a superioridade dessa divindade sobre todas as outras, já que o céu é o reino mais alto. O Antigo Testamento proclama consistentemente que o Senhor é o único Deus verdadeiro (veja, e.g., </w:t>
       </w:r>
       <w:hyperlink r:id="rId41">
         <w:r>
+          <w:rPr>
+            <w:lang w:val="pt_PT" w:bidi="pt_PT"/>
+          </w:rPr>
           <w:rPr>
             <w:color w:val="0000EE"/>
             <w:u w:val="single"/>
@@ -661,10 +1164,16 @@
         </w:r>
       </w:hyperlink>
       <w:r>
+        <w:rPr>
+          <w:lang w:val="pt_PT" w:bidi="pt_PT"/>
+        </w:rPr>
         <w:t xml:space="preserve">), enquanto às vezes adota uma linguagem que reflete sua superioridade sobre os falsos deuses que ocupavam a imaginação dos povos pagãos (veja </w:t>
       </w:r>
       <w:hyperlink r:id="rId42">
         <w:r>
+          <w:rPr>
+            <w:lang w:val="pt_PT" w:bidi="pt_PT"/>
+          </w:rPr>
           <w:rPr>
             <w:color w:val="0000EE"/>
             <w:u w:val="single"/>
@@ -673,70 +1182,160 @@
         </w:r>
       </w:hyperlink>
       <w:r>
+        <w:rPr>
+          <w:lang w:val="pt_PT" w:bidi="pt_PT"/>
+        </w:rPr>
         <w:t>).</w:t>
       </w:r>
-      <w:r/>
-      <w:r/>
-    </w:p>
-    <w:p>
-      <w:r/>
+      <w:r>
+        <w:rPr>
+          <w:lang w:val="pt_PT" w:bidi="pt_PT"/>
+        </w:rPr>
+      </w:r>
+      <w:r>
+        <w:rPr>
+          <w:lang w:val="pt_PT" w:bidi="pt_PT"/>
+        </w:rPr>
+      </w:r>
+    </w:p>
+    <w:p>
+      <w:pPr/>
+      <w:r>
+        <w:rPr>
+          <w:lang w:val="pt_PT" w:bidi="pt_PT"/>
+        </w:rPr>
+      </w:r>
     </w:p>
     <w:p>
       <w:pPr>
         <w:pStyle w:val="Heading2"/>
       </w:pPr>
       <w:r>
+        <w:rPr>
+          <w:lang w:val="pt_PT" w:bidi="pt_PT"/>
+        </w:rPr>
         <w:t>Jonas 1.12</w:t>
       </w:r>
-      <w:r/>
-    </w:p>
-    <w:p>
-      <w:r/>
-      <w:r>
+      <w:r>
+        <w:rPr>
+          <w:lang w:val="pt_PT" w:bidi="pt_PT"/>
+        </w:rPr>
+      </w:r>
+    </w:p>
+    <w:p>
+      <w:pPr/>
+      <w:r>
+        <w:rPr>
+          <w:lang w:val="pt_PT" w:bidi="pt_PT"/>
+        </w:rPr>
+      </w:r>
+      <w:r>
+        <w:rPr>
+          <w:lang w:val="pt_PT" w:bidi="pt_PT"/>
+        </w:rPr>
         <w:t>Jogue-me: A calma de Jonas ao dar essa direção é surpreendente. Mas ele estava disposto a enfrentar a morte com tranquilidade em vez de dar aos odiados assírios a chance de se arrependerem.</w:t>
       </w:r>
-      <w:r/>
-      <w:r/>
-    </w:p>
-    <w:p>
-      <w:r/>
+      <w:r>
+        <w:rPr>
+          <w:lang w:val="pt_PT" w:bidi="pt_PT"/>
+        </w:rPr>
+      </w:r>
+      <w:r>
+        <w:rPr>
+          <w:lang w:val="pt_PT" w:bidi="pt_PT"/>
+        </w:rPr>
+      </w:r>
+    </w:p>
+    <w:p>
+      <w:pPr/>
+      <w:r>
+        <w:rPr>
+          <w:lang w:val="pt_PT" w:bidi="pt_PT"/>
+        </w:rPr>
+      </w:r>
     </w:p>
     <w:p>
       <w:pPr>
         <w:pStyle w:val="Heading2"/>
       </w:pPr>
       <w:r>
+        <w:rPr>
+          <w:lang w:val="pt_PT" w:bidi="pt_PT"/>
+        </w:rPr>
         <w:t>Jonas 1.13–14</w:t>
       </w:r>
-      <w:r/>
-    </w:p>
-    <w:p>
-      <w:r/>
-      <w:r>
+      <w:r>
+        <w:rPr>
+          <w:lang w:val="pt_PT" w:bidi="pt_PT"/>
+        </w:rPr>
+      </w:r>
+    </w:p>
+    <w:p>
+      <w:pPr/>
+      <w:r>
+        <w:rPr>
+          <w:lang w:val="pt_PT" w:bidi="pt_PT"/>
+        </w:rPr>
+      </w:r>
+      <w:r>
+        <w:rPr>
+          <w:lang w:val="pt_PT" w:bidi="pt_PT"/>
+        </w:rPr>
         <w:t>Em vez disso, os marinheiros remaram ainda mais forte. Agora estava claro que Jonas era quem havia ofendido o Senhor, mas os marinheiros aparentemente estavam preocupados que o Senhor ficasse ainda mais ofendido se eles matassem um de seus profetas.</w:t>
       </w:r>
-      <w:r/>
-      <w:r/>
-    </w:p>
-    <w:p>
-      <w:r/>
+      <w:r>
+        <w:rPr>
+          <w:lang w:val="pt_PT" w:bidi="pt_PT"/>
+        </w:rPr>
+      </w:r>
+      <w:r>
+        <w:rPr>
+          <w:lang w:val="pt_PT" w:bidi="pt_PT"/>
+        </w:rPr>
+      </w:r>
+    </w:p>
+    <w:p>
+      <w:pPr/>
+      <w:r>
+        <w:rPr>
+          <w:lang w:val="pt_PT" w:bidi="pt_PT"/>
+        </w:rPr>
+      </w:r>
     </w:p>
     <w:p>
       <w:pPr>
         <w:pStyle w:val="Heading2"/>
       </w:pPr>
       <w:r>
+        <w:rPr>
+          <w:lang w:val="pt_PT" w:bidi="pt_PT"/>
+        </w:rPr>
         <w:t>Jonas 1.16</w:t>
       </w:r>
-      <w:r/>
-    </w:p>
-    <w:p>
-      <w:r/>
-      <w:r>
+      <w:r>
+        <w:rPr>
+          <w:lang w:val="pt_PT" w:bidi="pt_PT"/>
+        </w:rPr>
+      </w:r>
+    </w:p>
+    <w:p>
+      <w:pPr/>
+      <w:r>
+        <w:rPr>
+          <w:lang w:val="pt_PT" w:bidi="pt_PT"/>
+        </w:rPr>
+      </w:r>
+      <w:r>
+        <w:rPr>
+          <w:lang w:val="pt_PT" w:bidi="pt_PT"/>
+        </w:rPr>
         <w:t xml:space="preserve">ficaram com tanto medo: A demonstração do poder de Deus sobre o mar tempestuoso levou os marinheiros a adorar. Embora sacrifícios e votos fossem aspectos do culto israelita (e.g., </w:t>
       </w:r>
       <w:hyperlink r:id="rId43">
         <w:r>
+          <w:rPr>
+            <w:lang w:val="pt_PT" w:bidi="pt_PT"/>
+          </w:rPr>
           <w:rPr>
             <w:color w:val="0000EE"/>
             <w:u w:val="single"/>
@@ -745,36 +1344,76 @@
         </w:r>
       </w:hyperlink>
       <w:r>
+        <w:rPr>
+          <w:lang w:val="pt_PT" w:bidi="pt_PT"/>
+        </w:rPr>
         <w:t xml:space="preserve">), é improvável que os marinheiros tenham se convertido completamente do culto a falsos deuses; eles provavelmente adicionaram o Deus de Israel à sua lista. É irônico que marinheiros pagãos tenham honrado o Senhor enquanto o profeta do Senhor, tendo-o desonrado, aparentemente mergulhou para sua morte (cp. </w:t>
       </w:r>
       <w:r>
+        <w:rPr>
+          <w:lang w:val="pt_PT" w:bidi="pt_PT"/>
+        </w:rPr>
         <w:t>nota de estudo em Jn 2.8–9</w:t>
       </w:r>
       <w:r>
+        <w:rPr>
+          <w:lang w:val="pt_PT" w:bidi="pt_PT"/>
+        </w:rPr>
         <w:t>).</w:t>
       </w:r>
-      <w:r/>
-      <w:r/>
-    </w:p>
-    <w:p>
-      <w:r/>
+      <w:r>
+        <w:rPr>
+          <w:lang w:val="pt_PT" w:bidi="pt_PT"/>
+        </w:rPr>
+      </w:r>
+      <w:r>
+        <w:rPr>
+          <w:lang w:val="pt_PT" w:bidi="pt_PT"/>
+        </w:rPr>
+      </w:r>
+    </w:p>
+    <w:p>
+      <w:pPr/>
+      <w:r>
+        <w:rPr>
+          <w:lang w:val="pt_PT" w:bidi="pt_PT"/>
+        </w:rPr>
+      </w:r>
     </w:p>
     <w:p>
       <w:pPr>
         <w:pStyle w:val="Heading2"/>
       </w:pPr>
       <w:r>
+        <w:rPr>
+          <w:lang w:val="pt_PT" w:bidi="pt_PT"/>
+        </w:rPr>
         <w:t>Jonas 1.17</w:t>
       </w:r>
-      <w:r/>
-    </w:p>
-    <w:p>
-      <w:r/>
-      <w:r>
+      <w:r>
+        <w:rPr>
+          <w:lang w:val="pt_PT" w:bidi="pt_PT"/>
+        </w:rPr>
+      </w:r>
+    </w:p>
+    <w:p>
+      <w:pPr/>
+      <w:r>
+        <w:rPr>
+          <w:lang w:val="pt_PT" w:bidi="pt_PT"/>
+        </w:rPr>
+      </w:r>
+      <w:r>
+        <w:rPr>
+          <w:lang w:val="pt_PT" w:bidi="pt_PT"/>
+        </w:rPr>
         <w:t>Alguns críticos consideram impossível que Jonas pudesse ser salvo da morte no ventre de um grande peixe. Ao fazer esse julgamento, eles se opõem a um dos principais temas teológicos do livro — que Deus é o soberano supremo sobre a natureza. Se Deus existe e Ele criou e controla a natureza (</w:t>
       </w:r>
       <w:hyperlink r:id="rId26">
         <w:r>
+          <w:rPr>
+            <w:lang w:val="pt_PT" w:bidi="pt_PT"/>
+          </w:rPr>
           <w:rPr>
             <w:color w:val="0000EE"/>
             <w:u w:val="single"/>
@@ -783,10 +1422,16 @@
         </w:r>
       </w:hyperlink>
       <w:r>
+        <w:rPr>
+          <w:lang w:val="pt_PT" w:bidi="pt_PT"/>
+        </w:rPr>
         <w:t>,</w:t>
       </w:r>
       <w:hyperlink r:id="rId44">
         <w:r>
+          <w:rPr>
+            <w:lang w:val="pt_PT" w:bidi="pt_PT"/>
+          </w:rPr>
           <w:rPr>
             <w:color w:val="0000EE"/>
             <w:u w:val="single"/>
@@ -795,10 +1440,16 @@
         </w:r>
       </w:hyperlink>
       <w:r>
+        <w:rPr>
+          <w:lang w:val="pt_PT" w:bidi="pt_PT"/>
+        </w:rPr>
         <w:t xml:space="preserve">; veja também </w:t>
       </w:r>
       <w:hyperlink r:id="rId45">
         <w:r>
+          <w:rPr>
+            <w:lang w:val="pt_PT" w:bidi="pt_PT"/>
+          </w:rPr>
           <w:rPr>
             <w:color w:val="0000EE"/>
             <w:u w:val="single"/>
@@ -807,10 +1458,16 @@
         </w:r>
       </w:hyperlink>
       <w:r>
+        <w:rPr>
+          <w:lang w:val="pt_PT" w:bidi="pt_PT"/>
+        </w:rPr>
         <w:t xml:space="preserve">), um evento milagroso dessa magnitude não é insondável. O livro apresenta o episódio do peixe como um evento histórico. • Nenhuma indicação é dada quanto à espécie do peixe, contudo, identificar a espécie não é crucial para validar o significado do relato. Dado o poder criativo de Deus, o peixe que engoliu Jonas pode muito bem ter sido especialmente formado e designado pelo Senhor para este evento particular. Se Deus existe e pode realizar milagres, a necessidade de Jonas por oxigênio e proteção contra processos digestivos não representa problema (cp. </w:t>
       </w:r>
       <w:hyperlink r:id="rId46">
         <w:r>
+          <w:rPr>
+            <w:lang w:val="pt_PT" w:bidi="pt_PT"/>
+          </w:rPr>
           <w:rPr>
             <w:color w:val="0000EE"/>
             <w:u w:val="single"/>
@@ -819,10 +1476,16 @@
         </w:r>
       </w:hyperlink>
       <w:r>
+        <w:rPr>
+          <w:lang w:val="pt_PT" w:bidi="pt_PT"/>
+        </w:rPr>
         <w:t>). Por outro lado, certas espécies são grandes o suficiente para ter servido ao propósito (e.g., o tubarão-baleia), e incidentes semelhantes foram registrados em tempos modernos. • Jesus mais tarde referiu-se à estadia de Jonas no ventre do peixe por três dias e três noites ao prever a duração de seu tempo no túmulo (</w:t>
       </w:r>
       <w:hyperlink r:id="rId47">
         <w:r>
+          <w:rPr>
+            <w:lang w:val="pt_PT" w:bidi="pt_PT"/>
+          </w:rPr>
           <w:rPr>
             <w:color w:val="0000EE"/>
             <w:u w:val="single"/>
@@ -831,10 +1494,16 @@
         </w:r>
       </w:hyperlink>
       <w:r>
+        <w:rPr>
+          <w:lang w:val="pt_PT" w:bidi="pt_PT"/>
+        </w:rPr>
         <w:t xml:space="preserve">). • "Ordenou" aqui é a primeira de quatro ocorrências da mesma palavra hebraica no livro (veja </w:t>
       </w:r>
       <w:hyperlink r:id="rId48">
         <w:r>
+          <w:rPr>
+            <w:lang w:val="pt_PT" w:bidi="pt_PT"/>
+          </w:rPr>
           <w:rPr>
             <w:color w:val="0000EE"/>
             <w:u w:val="single"/>
@@ -843,10 +1512,16 @@
         </w:r>
       </w:hyperlink>
       <w:r>
+        <w:rPr>
+          <w:lang w:val="pt_PT" w:bidi="pt_PT"/>
+        </w:rPr>
         <w:t>,</w:t>
       </w:r>
       <w:hyperlink r:id="rId49">
         <w:r>
+          <w:rPr>
+            <w:lang w:val="pt_PT" w:bidi="pt_PT"/>
+          </w:rPr>
           <w:rPr>
             <w:color w:val="0000EE"/>
             <w:u w:val="single"/>
@@ -855,10 +1530,16 @@
         </w:r>
       </w:hyperlink>
       <w:r>
+        <w:rPr>
+          <w:lang w:val="pt_PT" w:bidi="pt_PT"/>
+        </w:rPr>
         <w:t>,</w:t>
       </w:r>
       <w:hyperlink r:id="rId50">
         <w:r>
+          <w:rPr>
+            <w:lang w:val="pt_PT" w:bidi="pt_PT"/>
+          </w:rPr>
           <w:rPr>
             <w:color w:val="0000EE"/>
             <w:u w:val="single"/>
@@ -867,59 +1548,125 @@
         </w:r>
       </w:hyperlink>
       <w:r>
+        <w:rPr>
+          <w:lang w:val="pt_PT" w:bidi="pt_PT"/>
+        </w:rPr>
         <w:t>). Todas as quatro ocorrências falam do controle sem esforço de Deus sobre as forças da natureza.</w:t>
       </w:r>
-      <w:r/>
-      <w:r/>
-    </w:p>
-    <w:p>
-      <w:r/>
+      <w:r>
+        <w:rPr>
+          <w:lang w:val="pt_PT" w:bidi="pt_PT"/>
+        </w:rPr>
+      </w:r>
+      <w:r>
+        <w:rPr>
+          <w:lang w:val="pt_PT" w:bidi="pt_PT"/>
+        </w:rPr>
+      </w:r>
+    </w:p>
+    <w:p>
+      <w:pPr/>
+      <w:r>
+        <w:rPr>
+          <w:lang w:val="pt_PT" w:bidi="pt_PT"/>
+        </w:rPr>
+      </w:r>
     </w:p>
     <w:p>
       <w:pPr>
         <w:pStyle w:val="Heading2"/>
       </w:pPr>
       <w:r>
+        <w:rPr>
+          <w:lang w:val="pt_PT" w:bidi="pt_PT"/>
+        </w:rPr>
         <w:t>Jonas 2.1–9</w:t>
       </w:r>
-      <w:r/>
-    </w:p>
-    <w:p>
-      <w:r/>
-      <w:r>
+      <w:r>
+        <w:rPr>
+          <w:lang w:val="pt_PT" w:bidi="pt_PT"/>
+        </w:rPr>
+      </w:r>
+    </w:p>
+    <w:p>
+      <w:pPr/>
+      <w:r>
+        <w:rPr>
+          <w:lang w:val="pt_PT" w:bidi="pt_PT"/>
+        </w:rPr>
+      </w:r>
+      <w:r>
+        <w:rPr>
+          <w:lang w:val="pt_PT" w:bidi="pt_PT"/>
+        </w:rPr>
         <w:t>Ao perceber que o Senhor o havia graciosamente livrado ao enviar o peixe, Jonas compôs esta oração semelhante a um salmo. Sua estrutura cuidadosa, seguindo o padrão de um cântico individual de ação de graças, sugere que pode ter sido composta após o evento, quando Jonas relembrou suas emoções e preocupações.</w:t>
       </w:r>
-      <w:r/>
-      <w:r/>
-    </w:p>
-    <w:p>
-      <w:r/>
+      <w:r>
+        <w:rPr>
+          <w:lang w:val="pt_PT" w:bidi="pt_PT"/>
+        </w:rPr>
+      </w:r>
+      <w:r>
+        <w:rPr>
+          <w:lang w:val="pt_PT" w:bidi="pt_PT"/>
+        </w:rPr>
+      </w:r>
+    </w:p>
+    <w:p>
+      <w:pPr/>
+      <w:r>
+        <w:rPr>
+          <w:lang w:val="pt_PT" w:bidi="pt_PT"/>
+        </w:rPr>
+      </w:r>
     </w:p>
     <w:p>
       <w:pPr>
         <w:pStyle w:val="Heading2"/>
       </w:pPr>
       <w:r>
+        <w:rPr>
+          <w:lang w:val="pt_PT" w:bidi="pt_PT"/>
+        </w:rPr>
         <w:t>Jonas 2.2</w:t>
       </w:r>
-      <w:r/>
-    </w:p>
-    <w:p>
-      <w:r/>
-      <w:r>
+      <w:r>
+        <w:rPr>
+          <w:lang w:val="pt_PT" w:bidi="pt_PT"/>
+        </w:rPr>
+      </w:r>
+    </w:p>
+    <w:p>
+      <w:pPr/>
+      <w:r>
+        <w:rPr>
+          <w:lang w:val="pt_PT" w:bidi="pt_PT"/>
+        </w:rPr>
+      </w:r>
+      <w:r>
+        <w:rPr>
+          <w:lang w:val="pt_PT" w:bidi="pt_PT"/>
+        </w:rPr>
         <w:t xml:space="preserve">A oração-salmo de Jonas começa recordando uma oração anterior que não era tão refinada, mas ainda mais fervorosa — seu clamor por ajuda enquanto estava à beira do afogamento. • do mundo dos mortos (literalmente </w:t>
       </w:r>
       <w:r>
         <w:rPr>
           <w:i/>
+          <w:lang w:val="pt_PT" w:bidi="pt_PT"/>
         </w:rPr>
         <w:t>do ventre de Sheol</w:t>
       </w:r>
       <w:r>
+        <w:rPr>
+          <w:lang w:val="pt_PT" w:bidi="pt_PT"/>
+        </w:rPr>
         <w:t xml:space="preserve">): Sheol era considerado a morada dos mortos (veja </w:t>
       </w:r>
       <w:hyperlink r:id="rId51">
         <w:r>
+          <w:rPr>
+            <w:lang w:val="pt_PT" w:bidi="pt_PT"/>
+          </w:rPr>
           <w:rPr>
             <w:color w:val="0000EE"/>
             <w:u w:val="single"/>
@@ -928,10 +1675,16 @@
         </w:r>
       </w:hyperlink>
       <w:r>
+        <w:rPr>
+          <w:lang w:val="pt_PT" w:bidi="pt_PT"/>
+        </w:rPr>
         <w:t xml:space="preserve">; </w:t>
       </w:r>
       <w:hyperlink r:id="rId52">
         <w:r>
+          <w:rPr>
+            <w:lang w:val="pt_PT" w:bidi="pt_PT"/>
+          </w:rPr>
           <w:rPr>
             <w:color w:val="0000EE"/>
             <w:u w:val="single"/>
@@ -940,30 +1693,64 @@
         </w:r>
       </w:hyperlink>
       <w:r>
+        <w:rPr>
+          <w:lang w:val="pt_PT" w:bidi="pt_PT"/>
+        </w:rPr>
         <w:t>). A metáfora do ventre para Sheol não é encontrada em nenhum outro lugar no Antigo Testamento; ela retrata a experiência de Jonas sendo libertado de Sheol através do ventre de um peixe.</w:t>
       </w:r>
-      <w:r/>
-      <w:r/>
-    </w:p>
-    <w:p>
-      <w:r/>
+      <w:r>
+        <w:rPr>
+          <w:lang w:val="pt_PT" w:bidi="pt_PT"/>
+        </w:rPr>
+      </w:r>
+      <w:r>
+        <w:rPr>
+          <w:lang w:val="pt_PT" w:bidi="pt_PT"/>
+        </w:rPr>
+      </w:r>
+    </w:p>
+    <w:p>
+      <w:pPr/>
+      <w:r>
+        <w:rPr>
+          <w:lang w:val="pt_PT" w:bidi="pt_PT"/>
+        </w:rPr>
+      </w:r>
     </w:p>
     <w:p>
       <w:pPr>
         <w:pStyle w:val="Heading2"/>
       </w:pPr>
       <w:r>
+        <w:rPr>
+          <w:lang w:val="pt_PT" w:bidi="pt_PT"/>
+        </w:rPr>
         <w:t>Jonas 2.4</w:t>
       </w:r>
-      <w:r/>
-    </w:p>
-    <w:p>
-      <w:r/>
-      <w:r>
+      <w:r>
+        <w:rPr>
+          <w:lang w:val="pt_PT" w:bidi="pt_PT"/>
+        </w:rPr>
+      </w:r>
+    </w:p>
+    <w:p>
+      <w:pPr/>
+      <w:r>
+        <w:rPr>
+          <w:lang w:val="pt_PT" w:bidi="pt_PT"/>
+        </w:rPr>
+      </w:r>
+      <w:r>
+        <w:rPr>
+          <w:lang w:val="pt_PT" w:bidi="pt_PT"/>
+        </w:rPr>
         <w:t>À beira do afogamento, Jonas clamou por ajuda, por vida e pela presença renovada de Deus. É irônico que Jonas tenha falado de Deus como se estivesse sendo afastado de Sua presença, pois esse era o próprio objetivo de Jonas ao fugir para Társis (</w:t>
       </w:r>
       <w:hyperlink r:id="rId53">
         <w:r>
+          <w:rPr>
+            <w:lang w:val="pt_PT" w:bidi="pt_PT"/>
+          </w:rPr>
           <w:rPr>
             <w:color w:val="0000EE"/>
             <w:u w:val="single"/>
@@ -972,10 +1759,16 @@
         </w:r>
       </w:hyperlink>
       <w:r>
+        <w:rPr>
+          <w:lang w:val="pt_PT" w:bidi="pt_PT"/>
+        </w:rPr>
         <w:t xml:space="preserve">). • tornaria a ver: Ou Jonas estava confiante de que seria resgatado e assim adoraria novamente no Templo em Jerusalém, ou ele estava, do mar, clamando ao Senhor em seu Templo (cf. </w:t>
       </w:r>
       <w:hyperlink r:id="rId54">
         <w:r>
+          <w:rPr>
+            <w:lang w:val="pt_PT" w:bidi="pt_PT"/>
+          </w:rPr>
           <w:rPr>
             <w:color w:val="0000EE"/>
             <w:u w:val="single"/>
@@ -984,39 +1777,77 @@
         </w:r>
       </w:hyperlink>
       <w:r>
+        <w:rPr>
+          <w:lang w:val="pt_PT" w:bidi="pt_PT"/>
+        </w:rPr>
         <w:t>).</w:t>
       </w:r>
-      <w:r/>
-      <w:r/>
-    </w:p>
-    <w:p>
-      <w:r/>
+      <w:r>
+        <w:rPr>
+          <w:lang w:val="pt_PT" w:bidi="pt_PT"/>
+        </w:rPr>
+      </w:r>
+      <w:r>
+        <w:rPr>
+          <w:lang w:val="pt_PT" w:bidi="pt_PT"/>
+        </w:rPr>
+      </w:r>
+    </w:p>
+    <w:p>
+      <w:pPr/>
+      <w:r>
+        <w:rPr>
+          <w:lang w:val="pt_PT" w:bidi="pt_PT"/>
+        </w:rPr>
+      </w:r>
     </w:p>
     <w:p>
       <w:pPr>
         <w:pStyle w:val="Heading2"/>
       </w:pPr>
       <w:r>
+        <w:rPr>
+          <w:lang w:val="pt_PT" w:bidi="pt_PT"/>
+        </w:rPr>
         <w:t>Jonas 2.6</w:t>
       </w:r>
-      <w:r/>
-    </w:p>
-    <w:p>
-      <w:r/>
-      <w:r>
+      <w:r>
+        <w:rPr>
+          <w:lang w:val="pt_PT" w:bidi="pt_PT"/>
+        </w:rPr>
+      </w:r>
+    </w:p>
+    <w:p>
+      <w:pPr/>
+      <w:r>
+        <w:rPr>
+          <w:lang w:val="pt_PT" w:bidi="pt_PT"/>
+        </w:rPr>
+      </w:r>
+      <w:r>
+        <w:rPr>
+          <w:lang w:val="pt_PT" w:bidi="pt_PT"/>
+        </w:rPr>
         <w:t>As metáforas de Jonas (raízes das montanhas</w:t>
       </w:r>
       <w:r>
         <w:rPr>
           <w:i/>
+          <w:lang w:val="pt_PT" w:bidi="pt_PT"/>
         </w:rPr>
         <w:t>;</w:t>
       </w:r>
       <w:r>
+        <w:rPr>
+          <w:lang w:val="pt_PT" w:bidi="pt_PT"/>
+        </w:rPr>
         <w:t xml:space="preserve"> aprisionado na terra) refletem conceitos antigos do submundo, com os mortos estando profundamente dentro da terra (veja também </w:t>
       </w:r>
       <w:hyperlink r:id="rId55">
         <w:r>
+          <w:rPr>
+            <w:lang w:val="pt_PT" w:bidi="pt_PT"/>
+          </w:rPr>
           <w:rPr>
             <w:color w:val="0000EE"/>
             <w:u w:val="single"/>
@@ -1025,39 +1856,77 @@
         </w:r>
       </w:hyperlink>
       <w:r>
+        <w:rPr>
+          <w:lang w:val="pt_PT" w:bidi="pt_PT"/>
+        </w:rPr>
         <w:t>). Em um momento, Jonas se sentiu irremediavelmente condenado à prisão da morte. • Porém: A transição é poderosa. Jonas, embora certo de sua própria morte, não estava além do alcance gracioso de Deus. • da morte (literalmente d</w:t>
       </w:r>
       <w:r>
         <w:rPr>
           <w:i/>
+          <w:lang w:val="pt_PT" w:bidi="pt_PT"/>
         </w:rPr>
         <w:t>o poço</w:t>
       </w:r>
       <w:r>
+        <w:rPr>
+          <w:lang w:val="pt_PT" w:bidi="pt_PT"/>
+        </w:rPr>
         <w:t>): O termo hebraico normalmente denota o habitat dos mortos. A linguagem de Jonas novamente deixa claro que, neste ponto, ele se considerava tão bom quanto morto.</w:t>
       </w:r>
-      <w:r/>
-      <w:r/>
-    </w:p>
-    <w:p>
-      <w:r/>
+      <w:r>
+        <w:rPr>
+          <w:lang w:val="pt_PT" w:bidi="pt_PT"/>
+        </w:rPr>
+      </w:r>
+      <w:r>
+        <w:rPr>
+          <w:lang w:val="pt_PT" w:bidi="pt_PT"/>
+        </w:rPr>
+      </w:r>
+    </w:p>
+    <w:p>
+      <w:pPr/>
+      <w:r>
+        <w:rPr>
+          <w:lang w:val="pt_PT" w:bidi="pt_PT"/>
+        </w:rPr>
+      </w:r>
     </w:p>
     <w:p>
       <w:pPr>
         <w:pStyle w:val="Heading2"/>
       </w:pPr>
       <w:r>
+        <w:rPr>
+          <w:lang w:val="pt_PT" w:bidi="pt_PT"/>
+        </w:rPr>
         <w:t>Jonas 2.7</w:t>
       </w:r>
-      <w:r/>
-    </w:p>
-    <w:p>
-      <w:r/>
-      <w:r>
+      <w:r>
+        <w:rPr>
+          <w:lang w:val="pt_PT" w:bidi="pt_PT"/>
+        </w:rPr>
+      </w:r>
+    </w:p>
+    <w:p>
+      <w:pPr/>
+      <w:r>
+        <w:rPr>
+          <w:lang w:val="pt_PT" w:bidi="pt_PT"/>
+        </w:rPr>
+      </w:r>
+      <w:r>
+        <w:rPr>
+          <w:lang w:val="pt_PT" w:bidi="pt_PT"/>
+        </w:rPr>
         <w:t>Eu lembrei de ti, ó Senhor: Neste contexto, a declaração de Jonas significa "Eu voltei meus pensamentos para o Senhor em oração". • oração... santo Templo: O Templo era o lugar especial de habitação de Deus na adoração de Israel, mesmo que Deus esteja presente em todos os lugares e em todos os momentos (</w:t>
       </w:r>
       <w:hyperlink r:id="rId18">
         <w:r>
+          <w:rPr>
+            <w:lang w:val="pt_PT" w:bidi="pt_PT"/>
+          </w:rPr>
           <w:rPr>
             <w:color w:val="0000EE"/>
             <w:u w:val="single"/>
@@ -1066,10 +1935,16 @@
         </w:r>
       </w:hyperlink>
       <w:r>
+        <w:rPr>
+          <w:lang w:val="pt_PT" w:bidi="pt_PT"/>
+        </w:rPr>
         <w:t xml:space="preserve">; </w:t>
       </w:r>
       <w:hyperlink r:id="rId56">
         <w:r>
+          <w:rPr>
+            <w:lang w:val="pt_PT" w:bidi="pt_PT"/>
+          </w:rPr>
           <w:rPr>
             <w:color w:val="0000EE"/>
             <w:u w:val="single"/>
@@ -1078,30 +1953,64 @@
         </w:r>
       </w:hyperlink>
       <w:r>
+        <w:rPr>
+          <w:lang w:val="pt_PT" w:bidi="pt_PT"/>
+        </w:rPr>
         <w:t>).</w:t>
       </w:r>
-      <w:r/>
-      <w:r/>
-    </w:p>
-    <w:p>
-      <w:r/>
+      <w:r>
+        <w:rPr>
+          <w:lang w:val="pt_PT" w:bidi="pt_PT"/>
+        </w:rPr>
+      </w:r>
+      <w:r>
+        <w:rPr>
+          <w:lang w:val="pt_PT" w:bidi="pt_PT"/>
+        </w:rPr>
+      </w:r>
+    </w:p>
+    <w:p>
+      <w:pPr/>
+      <w:r>
+        <w:rPr>
+          <w:lang w:val="pt_PT" w:bidi="pt_PT"/>
+        </w:rPr>
+      </w:r>
     </w:p>
     <w:p>
       <w:pPr>
         <w:pStyle w:val="Heading2"/>
       </w:pPr>
       <w:r>
+        <w:rPr>
+          <w:lang w:val="pt_PT" w:bidi="pt_PT"/>
+        </w:rPr>
         <w:t>Jonas 2.8–9</w:t>
       </w:r>
-      <w:r/>
-    </w:p>
-    <w:p>
-      <w:r/>
-      <w:r>
+      <w:r>
+        <w:rPr>
+          <w:lang w:val="pt_PT" w:bidi="pt_PT"/>
+        </w:rPr>
+      </w:r>
+    </w:p>
+    <w:p>
+      <w:pPr/>
+      <w:r>
+        <w:rPr>
+          <w:lang w:val="pt_PT" w:bidi="pt_PT"/>
+        </w:rPr>
+      </w:r>
+      <w:r>
+        <w:rPr>
+          <w:lang w:val="pt_PT" w:bidi="pt_PT"/>
+        </w:rPr>
         <w:t xml:space="preserve">A conclusão da oração-salmo de Jonas é semelhante a </w:t>
       </w:r>
       <w:hyperlink r:id="rId44">
         <w:r>
+          <w:rPr>
+            <w:lang w:val="pt_PT" w:bidi="pt_PT"/>
+          </w:rPr>
           <w:rPr>
             <w:color w:val="0000EE"/>
             <w:u w:val="single"/>
@@ -1110,30 +2019,64 @@
         </w:r>
       </w:hyperlink>
       <w:r>
+        <w:rPr>
+          <w:lang w:val="pt_PT" w:bidi="pt_PT"/>
+        </w:rPr>
         <w:t>: Os marinheiros também responderam ao poder do Senhor para salvar e aos atos de misericórdia com sacrifícios e votos.</w:t>
       </w:r>
-      <w:r/>
-      <w:r/>
-    </w:p>
-    <w:p>
-      <w:r/>
+      <w:r>
+        <w:rPr>
+          <w:lang w:val="pt_PT" w:bidi="pt_PT"/>
+        </w:rPr>
+      </w:r>
+      <w:r>
+        <w:rPr>
+          <w:lang w:val="pt_PT" w:bidi="pt_PT"/>
+        </w:rPr>
+      </w:r>
+    </w:p>
+    <w:p>
+      <w:pPr/>
+      <w:r>
+        <w:rPr>
+          <w:lang w:val="pt_PT" w:bidi="pt_PT"/>
+        </w:rPr>
+      </w:r>
     </w:p>
     <w:p>
       <w:pPr>
         <w:pStyle w:val="Heading2"/>
       </w:pPr>
       <w:r>
+        <w:rPr>
+          <w:lang w:val="pt_PT" w:bidi="pt_PT"/>
+        </w:rPr>
         <w:t>Jonas 3.1–2</w:t>
       </w:r>
-      <w:r/>
-    </w:p>
-    <w:p>
-      <w:r/>
-      <w:r>
+      <w:r>
+        <w:rPr>
+          <w:lang w:val="pt_PT" w:bidi="pt_PT"/>
+        </w:rPr>
+      </w:r>
+    </w:p>
+    <w:p>
+      <w:pPr/>
+      <w:r>
+        <w:rPr>
+          <w:lang w:val="pt_PT" w:bidi="pt_PT"/>
+        </w:rPr>
+      </w:r>
+      <w:r>
+        <w:rPr>
+          <w:lang w:val="pt_PT" w:bidi="pt_PT"/>
+        </w:rPr>
         <w:t xml:space="preserve">A segunda parte do livro começa da mesma maneira que a primeira parte (veja </w:t>
       </w:r>
       <w:hyperlink r:id="rId57">
         <w:r>
+          <w:rPr>
+            <w:lang w:val="pt_PT" w:bidi="pt_PT"/>
+          </w:rPr>
           <w:rPr>
             <w:color w:val="0000EE"/>
             <w:u w:val="single"/>
@@ -1142,50 +2085,112 @@
         </w:r>
       </w:hyperlink>
       <w:r>
+        <w:rPr>
+          <w:lang w:val="pt_PT" w:bidi="pt_PT"/>
+        </w:rPr>
         <w:t>).</w:t>
       </w:r>
-      <w:r/>
-      <w:r/>
-    </w:p>
-    <w:p>
-      <w:r/>
+      <w:r>
+        <w:rPr>
+          <w:lang w:val="pt_PT" w:bidi="pt_PT"/>
+        </w:rPr>
+      </w:r>
+      <w:r>
+        <w:rPr>
+          <w:lang w:val="pt_PT" w:bidi="pt_PT"/>
+        </w:rPr>
+      </w:r>
+    </w:p>
+    <w:p>
+      <w:pPr/>
+      <w:r>
+        <w:rPr>
+          <w:lang w:val="pt_PT" w:bidi="pt_PT"/>
+        </w:rPr>
+      </w:r>
     </w:p>
     <w:p>
       <w:pPr>
         <w:pStyle w:val="Heading2"/>
       </w:pPr>
       <w:r>
+        <w:rPr>
+          <w:lang w:val="pt_PT" w:bidi="pt_PT"/>
+        </w:rPr>
         <w:t>Jonas 3.1–4.11</w:t>
       </w:r>
-      <w:r/>
-    </w:p>
-    <w:p>
-      <w:r/>
-      <w:r>
+      <w:r>
+        <w:rPr>
+          <w:lang w:val="pt_PT" w:bidi="pt_PT"/>
+        </w:rPr>
+      </w:r>
+    </w:p>
+    <w:p>
+      <w:pPr/>
+      <w:r>
+        <w:rPr>
+          <w:lang w:val="pt_PT" w:bidi="pt_PT"/>
+        </w:rPr>
+      </w:r>
+      <w:r>
+        <w:rPr>
+          <w:lang w:val="pt_PT" w:bidi="pt_PT"/>
+        </w:rPr>
         <w:t>Deus novamente ordena que Jonas pregue a Nínive. Desta vez, Jonas obedece, levando a uma ironia: a cidade se arrepende, exatamente como Jonas temia, e ele fica com raiva de Deus.</w:t>
       </w:r>
-      <w:r/>
-      <w:r/>
-    </w:p>
-    <w:p>
-      <w:r/>
+      <w:r>
+        <w:rPr>
+          <w:lang w:val="pt_PT" w:bidi="pt_PT"/>
+        </w:rPr>
+      </w:r>
+      <w:r>
+        <w:rPr>
+          <w:lang w:val="pt_PT" w:bidi="pt_PT"/>
+        </w:rPr>
+      </w:r>
+    </w:p>
+    <w:p>
+      <w:pPr/>
+      <w:r>
+        <w:rPr>
+          <w:lang w:val="pt_PT" w:bidi="pt_PT"/>
+        </w:rPr>
+      </w:r>
     </w:p>
     <w:p>
       <w:pPr>
         <w:pStyle w:val="Heading2"/>
       </w:pPr>
       <w:r>
+        <w:rPr>
+          <w:lang w:val="pt_PT" w:bidi="pt_PT"/>
+        </w:rPr>
         <w:t>Jonas 3.3</w:t>
       </w:r>
-      <w:r/>
-    </w:p>
-    <w:p>
-      <w:r/>
-      <w:r>
+      <w:r>
+        <w:rPr>
+          <w:lang w:val="pt_PT" w:bidi="pt_PT"/>
+        </w:rPr>
+      </w:r>
+    </w:p>
+    <w:p>
+      <w:pPr/>
+      <w:r>
+        <w:rPr>
+          <w:lang w:val="pt_PT" w:bidi="pt_PT"/>
+        </w:rPr>
+      </w:r>
+      <w:r>
+        <w:rPr>
+          <w:lang w:val="pt_PT" w:bidi="pt_PT"/>
+        </w:rPr>
         <w:t>Uma cidade tão grande que levou três dias para vê-la por completo: Deus desejava salvar em vez de destruir uma cidade tão vasta, repleta de recursos humanos e naturais (</w:t>
       </w:r>
       <w:hyperlink r:id="rId58">
         <w:r>
+          <w:rPr>
+            <w:lang w:val="pt_PT" w:bidi="pt_PT"/>
+          </w:rPr>
           <w:rPr>
             <w:color w:val="0000EE"/>
             <w:u w:val="single"/>
@@ -1194,10 +2199,16 @@
         </w:r>
       </w:hyperlink>
       <w:r>
+        <w:rPr>
+          <w:lang w:val="pt_PT" w:bidi="pt_PT"/>
+        </w:rPr>
         <w:t xml:space="preserve">). Esse desejo da parte de Deus foi precisamente o que Jonas lutou contra (veja </w:t>
       </w:r>
       <w:hyperlink r:id="rId22">
         <w:r>
+          <w:rPr>
+            <w:lang w:val="pt_PT" w:bidi="pt_PT"/>
+          </w:rPr>
           <w:rPr>
             <w:color w:val="0000EE"/>
             <w:u w:val="single"/>
@@ -1206,10 +2217,16 @@
         </w:r>
       </w:hyperlink>
       <w:r>
+        <w:rPr>
+          <w:lang w:val="pt_PT" w:bidi="pt_PT"/>
+        </w:rPr>
         <w:t xml:space="preserve">, </w:t>
       </w:r>
       <w:hyperlink r:id="rId59">
         <w:r>
+          <w:rPr>
+            <w:lang w:val="pt_PT" w:bidi="pt_PT"/>
+          </w:rPr>
           <w:rPr>
             <w:color w:val="0000EE"/>
             <w:u w:val="single"/>
@@ -1218,30 +2235,64 @@
         </w:r>
       </w:hyperlink>
       <w:r>
+        <w:rPr>
+          <w:lang w:val="pt_PT" w:bidi="pt_PT"/>
+        </w:rPr>
         <w:t>). • Nínive era tão grande, que uma pessoa levava três dias para atravessá-la a pé. Esta descrição possivelmente indica quanto tempo Jonas levou para espalhar sua mensagem por toda a cidade. Pode também incluir as aldeias ao redor junto com a cidade.</w:t>
       </w:r>
-      <w:r/>
-      <w:r/>
-    </w:p>
-    <w:p>
-      <w:r/>
+      <w:r>
+        <w:rPr>
+          <w:lang w:val="pt_PT" w:bidi="pt_PT"/>
+        </w:rPr>
+      </w:r>
+      <w:r>
+        <w:rPr>
+          <w:lang w:val="pt_PT" w:bidi="pt_PT"/>
+        </w:rPr>
+      </w:r>
+    </w:p>
+    <w:p>
+      <w:pPr/>
+      <w:r>
+        <w:rPr>
+          <w:lang w:val="pt_PT" w:bidi="pt_PT"/>
+        </w:rPr>
+      </w:r>
     </w:p>
     <w:p>
       <w:pPr>
         <w:pStyle w:val="Heading2"/>
       </w:pPr>
       <w:r>
+        <w:rPr>
+          <w:lang w:val="pt_PT" w:bidi="pt_PT"/>
+        </w:rPr>
         <w:t>Jonas 3.4</w:t>
       </w:r>
-      <w:r/>
-    </w:p>
-    <w:p>
-      <w:r/>
-      <w:r>
+      <w:r>
+        <w:rPr>
+          <w:lang w:val="pt_PT" w:bidi="pt_PT"/>
+        </w:rPr>
+      </w:r>
+    </w:p>
+    <w:p>
+      <w:pPr/>
+      <w:r>
+        <w:rPr>
+          <w:lang w:val="pt_PT" w:bidi="pt_PT"/>
+        </w:rPr>
+      </w:r>
+      <w:r>
+        <w:rPr>
+          <w:lang w:val="pt_PT" w:bidi="pt_PT"/>
+        </w:rPr>
         <w:t xml:space="preserve">Dentro de quarenta dias, Nínive será destruída! A mensagem de Jonas aparentemente não incluía uma cláusula de contingência — e.g., “Mas se vocês se arrependerem, Deus não os destruirá” (note a incerteza do rei em </w:t>
       </w:r>
       <w:hyperlink r:id="rId60">
         <w:r>
+          <w:rPr>
+            <w:lang w:val="pt_PT" w:bidi="pt_PT"/>
+          </w:rPr>
           <w:rPr>
             <w:color w:val="0000EE"/>
             <w:u w:val="single"/>
@@ -1250,10 +2301,16 @@
         </w:r>
       </w:hyperlink>
       <w:r>
+        <w:rPr>
+          <w:lang w:val="pt_PT" w:bidi="pt_PT"/>
+        </w:rPr>
         <w:t>). Jonas sabia, no entanto, do desejo de Deus de que as pessoas se arrependessem em vez de serem destruídas (</w:t>
       </w:r>
       <w:hyperlink r:id="rId61">
         <w:r>
+          <w:rPr>
+            <w:lang w:val="pt_PT" w:bidi="pt_PT"/>
+          </w:rPr>
           <w:rPr>
             <w:color w:val="0000EE"/>
             <w:u w:val="single"/>
@@ -1262,10 +2319,16 @@
         </w:r>
       </w:hyperlink>
       <w:r>
+        <w:rPr>
+          <w:lang w:val="pt_PT" w:bidi="pt_PT"/>
+        </w:rPr>
         <w:t xml:space="preserve">; </w:t>
       </w:r>
       <w:hyperlink r:id="rId22">
         <w:r>
+          <w:rPr>
+            <w:lang w:val="pt_PT" w:bidi="pt_PT"/>
+          </w:rPr>
           <w:rPr>
             <w:color w:val="0000EE"/>
             <w:u w:val="single"/>
@@ -1274,30 +2337,64 @@
         </w:r>
       </w:hyperlink>
       <w:r>
+        <w:rPr>
+          <w:lang w:val="pt_PT" w:bidi="pt_PT"/>
+        </w:rPr>
         <w:t>).</w:t>
       </w:r>
-      <w:r/>
-      <w:r/>
-    </w:p>
-    <w:p>
-      <w:r/>
+      <w:r>
+        <w:rPr>
+          <w:lang w:val="pt_PT" w:bidi="pt_PT"/>
+        </w:rPr>
+      </w:r>
+      <w:r>
+        <w:rPr>
+          <w:lang w:val="pt_PT" w:bidi="pt_PT"/>
+        </w:rPr>
+      </w:r>
+    </w:p>
+    <w:p>
+      <w:pPr/>
+      <w:r>
+        <w:rPr>
+          <w:lang w:val="pt_PT" w:bidi="pt_PT"/>
+        </w:rPr>
+      </w:r>
     </w:p>
     <w:p>
       <w:pPr>
         <w:pStyle w:val="Heading2"/>
       </w:pPr>
       <w:r>
+        <w:rPr>
+          <w:lang w:val="pt_PT" w:bidi="pt_PT"/>
+        </w:rPr>
         <w:t>Jonas 3.5–6</w:t>
       </w:r>
-      <w:r/>
-    </w:p>
-    <w:p>
-      <w:r/>
-      <w:r>
+      <w:r>
+        <w:rPr>
+          <w:lang w:val="pt_PT" w:bidi="pt_PT"/>
+        </w:rPr>
+      </w:r>
+    </w:p>
+    <w:p>
+      <w:pPr/>
+      <w:r>
+        <w:rPr>
+          <w:lang w:val="pt_PT" w:bidi="pt_PT"/>
+        </w:rPr>
+      </w:r>
+      <w:r>
+        <w:rPr>
+          <w:lang w:val="pt_PT" w:bidi="pt_PT"/>
+        </w:rPr>
         <w:t xml:space="preserve">Pela segunda vez neste breve livro, os pagãos respondem favoravelmente ao Senhor (cf. </w:t>
       </w:r>
       <w:hyperlink r:id="rId44">
         <w:r>
+          <w:rPr>
+            <w:lang w:val="pt_PT" w:bidi="pt_PT"/>
+          </w:rPr>
           <w:rPr>
             <w:color w:val="0000EE"/>
             <w:u w:val="single"/>
@@ -1306,10 +2403,16 @@
         </w:r>
       </w:hyperlink>
       <w:r>
+        <w:rPr>
+          <w:lang w:val="pt_PT" w:bidi="pt_PT"/>
+        </w:rPr>
         <w:t xml:space="preserve">). • No antigo Israel, o jejum frequentemente acompanhava a oração e o arrependimento em tempos de angústia (veja </w:t>
       </w:r>
       <w:hyperlink r:id="rId62">
         <w:r>
+          <w:rPr>
+            <w:lang w:val="pt_PT" w:bidi="pt_PT"/>
+          </w:rPr>
           <w:rPr>
             <w:color w:val="0000EE"/>
             <w:u w:val="single"/>
@@ -1318,10 +2421,16 @@
         </w:r>
       </w:hyperlink>
       <w:r>
+        <w:rPr>
+          <w:lang w:val="pt_PT" w:bidi="pt_PT"/>
+        </w:rPr>
         <w:t xml:space="preserve">; </w:t>
       </w:r>
       <w:hyperlink r:id="rId63">
         <w:r>
+          <w:rPr>
+            <w:lang w:val="pt_PT" w:bidi="pt_PT"/>
+          </w:rPr>
           <w:rPr>
             <w:color w:val="0000EE"/>
             <w:u w:val="single"/>
@@ -1330,10 +2439,16 @@
         </w:r>
       </w:hyperlink>
       <w:r>
+        <w:rPr>
+          <w:lang w:val="pt_PT" w:bidi="pt_PT"/>
+        </w:rPr>
         <w:t xml:space="preserve">). Vestir-se de saco e sentar-se em um monte de cinzas frequentemente acompanhava o luto e o arrependimento doloroso (veja </w:t>
       </w:r>
       <w:hyperlink r:id="rId64">
         <w:r>
+          <w:rPr>
+            <w:lang w:val="pt_PT" w:bidi="pt_PT"/>
+          </w:rPr>
           <w:rPr>
             <w:color w:val="0000EE"/>
             <w:u w:val="single"/>
@@ -1342,10 +2457,16 @@
         </w:r>
       </w:hyperlink>
       <w:r>
+        <w:rPr>
+          <w:lang w:val="pt_PT" w:bidi="pt_PT"/>
+        </w:rPr>
         <w:t xml:space="preserve">; </w:t>
       </w:r>
       <w:hyperlink r:id="rId65">
         <w:r>
+          <w:rPr>
+            <w:lang w:val="pt_PT" w:bidi="pt_PT"/>
+          </w:rPr>
           <w:rPr>
             <w:color w:val="0000EE"/>
             <w:u w:val="single"/>
@@ -1354,10 +2475,16 @@
         </w:r>
       </w:hyperlink>
       <w:r>
+        <w:rPr>
+          <w:lang w:val="pt_PT" w:bidi="pt_PT"/>
+        </w:rPr>
         <w:t xml:space="preserve">; </w:t>
       </w:r>
       <w:hyperlink r:id="rId66">
         <w:r>
+          <w:rPr>
+            <w:lang w:val="pt_PT" w:bidi="pt_PT"/>
+          </w:rPr>
           <w:rPr>
             <w:color w:val="0000EE"/>
             <w:u w:val="single"/>
@@ -1366,10 +2493,16 @@
         </w:r>
       </w:hyperlink>
       <w:r>
+        <w:rPr>
+          <w:lang w:val="pt_PT" w:bidi="pt_PT"/>
+        </w:rPr>
         <w:t>). Os assírios aparentemente tinham costumes semelhantes. Essas atividades permitiam que os participantes expressassem sua dor de uma maneira tangível para que todos, incluindo Deus, pudessem ver. • O arrependimento dos ninivitas foi uma acusação contra os de coração endurecido nos dias de Jesus (</w:t>
       </w:r>
       <w:hyperlink r:id="rId67">
         <w:r>
+          <w:rPr>
+            <w:lang w:val="pt_PT" w:bidi="pt_PT"/>
+          </w:rPr>
           <w:rPr>
             <w:color w:val="0000EE"/>
             <w:u w:val="single"/>
@@ -1378,30 +2511,64 @@
         </w:r>
       </w:hyperlink>
       <w:r>
+        <w:rPr>
+          <w:lang w:val="pt_PT" w:bidi="pt_PT"/>
+        </w:rPr>
         <w:t>).</w:t>
       </w:r>
-      <w:r/>
-      <w:r/>
-    </w:p>
-    <w:p>
-      <w:r/>
+      <w:r>
+        <w:rPr>
+          <w:lang w:val="pt_PT" w:bidi="pt_PT"/>
+        </w:rPr>
+      </w:r>
+      <w:r>
+        <w:rPr>
+          <w:lang w:val="pt_PT" w:bidi="pt_PT"/>
+        </w:rPr>
+      </w:r>
+    </w:p>
+    <w:p>
+      <w:pPr/>
+      <w:r>
+        <w:rPr>
+          <w:lang w:val="pt_PT" w:bidi="pt_PT"/>
+        </w:rPr>
+      </w:r>
     </w:p>
     <w:p>
       <w:pPr>
         <w:pStyle w:val="Heading2"/>
       </w:pPr>
       <w:r>
+        <w:rPr>
+          <w:lang w:val="pt_PT" w:bidi="pt_PT"/>
+        </w:rPr>
         <w:t>Jonas 3.6</w:t>
       </w:r>
-      <w:r/>
-    </w:p>
-    <w:p>
-      <w:r/>
-      <w:r>
+      <w:r>
+        <w:rPr>
+          <w:lang w:val="pt_PT" w:bidi="pt_PT"/>
+        </w:rPr>
+      </w:r>
+    </w:p>
+    <w:p>
+      <w:pPr/>
+      <w:r>
+        <w:rPr>
+          <w:lang w:val="pt_PT" w:bidi="pt_PT"/>
+        </w:rPr>
+      </w:r>
+      <w:r>
+        <w:rPr>
+          <w:lang w:val="pt_PT" w:bidi="pt_PT"/>
+        </w:rPr>
         <w:t xml:space="preserve">O rei de Nínive era ou um governador desconhecido da cidade ou talvez o rei da Assíria, que poderia ter usado Nínive como uma sede regular de governo (cf. </w:t>
       </w:r>
       <w:hyperlink r:id="rId68">
         <w:r>
+          <w:rPr>
+            <w:lang w:val="pt_PT" w:bidi="pt_PT"/>
+          </w:rPr>
           <w:rPr>
             <w:color w:val="0000EE"/>
             <w:u w:val="single"/>
@@ -1410,50 +2577,112 @@
         </w:r>
       </w:hyperlink>
       <w:r>
+        <w:rPr>
+          <w:lang w:val="pt_PT" w:bidi="pt_PT"/>
+        </w:rPr>
         <w:t>).</w:t>
       </w:r>
-      <w:r/>
-      <w:r/>
-    </w:p>
-    <w:p>
-      <w:r/>
+      <w:r>
+        <w:rPr>
+          <w:lang w:val="pt_PT" w:bidi="pt_PT"/>
+        </w:rPr>
+      </w:r>
+      <w:r>
+        <w:rPr>
+          <w:lang w:val="pt_PT" w:bidi="pt_PT"/>
+        </w:rPr>
+      </w:r>
+    </w:p>
+    <w:p>
+      <w:pPr/>
+      <w:r>
+        <w:rPr>
+          <w:lang w:val="pt_PT" w:bidi="pt_PT"/>
+        </w:rPr>
+      </w:r>
     </w:p>
     <w:p>
       <w:pPr>
         <w:pStyle w:val="Heading2"/>
       </w:pPr>
       <w:r>
+        <w:rPr>
+          <w:lang w:val="pt_PT" w:bidi="pt_PT"/>
+        </w:rPr>
         <w:t>Jonas 3.7–8</w:t>
       </w:r>
-      <w:r/>
-    </w:p>
-    <w:p>
-      <w:r/>
-      <w:r>
+      <w:r>
+        <w:rPr>
+          <w:lang w:val="pt_PT" w:bidi="pt_PT"/>
+        </w:rPr>
+      </w:r>
+    </w:p>
+    <w:p>
+      <w:pPr/>
+      <w:r>
+        <w:rPr>
+          <w:lang w:val="pt_PT" w:bidi="pt_PT"/>
+        </w:rPr>
+      </w:r>
+      <w:r>
+        <w:rPr>
+          <w:lang w:val="pt_PT" w:bidi="pt_PT"/>
+        </w:rPr>
         <w:t>Ao estender o jejum e os rituais de luto também aos animais, o rei comunicou que essa grave emergência exigia que todas as operações normais cessassem para que todos pudessem orar fervorosamente e se arrepender de seus maus caminhos. A violência que havia permeado a sociedade estava no topo da lista.</w:t>
       </w:r>
-      <w:r/>
-      <w:r/>
-    </w:p>
-    <w:p>
-      <w:r/>
+      <w:r>
+        <w:rPr>
+          <w:lang w:val="pt_PT" w:bidi="pt_PT"/>
+        </w:rPr>
+      </w:r>
+      <w:r>
+        <w:rPr>
+          <w:lang w:val="pt_PT" w:bidi="pt_PT"/>
+        </w:rPr>
+      </w:r>
+    </w:p>
+    <w:p>
+      <w:pPr/>
+      <w:r>
+        <w:rPr>
+          <w:lang w:val="pt_PT" w:bidi="pt_PT"/>
+        </w:rPr>
+      </w:r>
     </w:p>
     <w:p>
       <w:pPr>
         <w:pStyle w:val="Heading2"/>
       </w:pPr>
       <w:r>
+        <w:rPr>
+          <w:lang w:val="pt_PT" w:bidi="pt_PT"/>
+        </w:rPr>
         <w:t>Jonas 3.10</w:t>
       </w:r>
-      <w:r/>
-    </w:p>
-    <w:p>
-      <w:r/>
-      <w:r>
+      <w:r>
+        <w:rPr>
+          <w:lang w:val="pt_PT" w:bidi="pt_PT"/>
+        </w:rPr>
+      </w:r>
+    </w:p>
+    <w:p>
+      <w:pPr/>
+      <w:r>
+        <w:rPr>
+          <w:lang w:val="pt_PT" w:bidi="pt_PT"/>
+        </w:rPr>
+      </w:r>
+      <w:r>
+        <w:rPr>
+          <w:lang w:val="pt_PT" w:bidi="pt_PT"/>
+        </w:rPr>
         <w:t>Ele mudou de ideia: Se o povo de Nínive não tivesse se arrependido, Deus os teria destruído (</w:t>
       </w:r>
       <w:hyperlink r:id="rId69">
         <w:r>
+          <w:rPr>
+            <w:lang w:val="pt_PT" w:bidi="pt_PT"/>
+          </w:rPr>
           <w:rPr>
             <w:color w:val="0000EE"/>
             <w:u w:val="single"/>
@@ -1462,10 +2691,16 @@
         </w:r>
       </w:hyperlink>
       <w:r>
+        <w:rPr>
+          <w:lang w:val="pt_PT" w:bidi="pt_PT"/>
+        </w:rPr>
         <w:t xml:space="preserve">). Mas Deus estava pronto para responder ao arrependimento deles com misericórdia (veja </w:t>
       </w:r>
       <w:hyperlink r:id="rId22">
         <w:r>
+          <w:rPr>
+            <w:lang w:val="pt_PT" w:bidi="pt_PT"/>
+          </w:rPr>
           <w:rPr>
             <w:color w:val="0000EE"/>
             <w:u w:val="single"/>
@@ -1474,10 +2709,16 @@
         </w:r>
       </w:hyperlink>
       <w:r>
+        <w:rPr>
+          <w:lang w:val="pt_PT" w:bidi="pt_PT"/>
+        </w:rPr>
         <w:t>,</w:t>
       </w:r>
       <w:hyperlink r:id="rId58">
         <w:r>
+          <w:rPr>
+            <w:lang w:val="pt_PT" w:bidi="pt_PT"/>
+          </w:rPr>
           <w:rPr>
             <w:color w:val="0000EE"/>
             <w:u w:val="single"/>
@@ -1486,10 +2727,16 @@
         </w:r>
       </w:hyperlink>
       <w:r>
+        <w:rPr>
+          <w:lang w:val="pt_PT" w:bidi="pt_PT"/>
+        </w:rPr>
         <w:t xml:space="preserve">). Na mente de Deus, a mudança não reverteu sua intenção original, porque sua disposição sempre incluiu a possibilidade de misericórdia. Nem essa mudança na mente de Deus diz algo sobre a presciência de Deus. Historicamente, a igreja acreditou que Deus conhece o futuro plenamente (veja </w:t>
       </w:r>
       <w:hyperlink r:id="rId70">
         <w:r>
+          <w:rPr>
+            <w:lang w:val="pt_PT" w:bidi="pt_PT"/>
+          </w:rPr>
           <w:rPr>
             <w:color w:val="0000EE"/>
             <w:u w:val="single"/>
@@ -1498,10 +2745,16 @@
         </w:r>
       </w:hyperlink>
       <w:r>
+        <w:rPr>
+          <w:lang w:val="pt_PT" w:bidi="pt_PT"/>
+        </w:rPr>
         <w:t xml:space="preserve">; </w:t>
       </w:r>
       <w:hyperlink r:id="rId71">
         <w:r>
+          <w:rPr>
+            <w:lang w:val="pt_PT" w:bidi="pt_PT"/>
+          </w:rPr>
           <w:rPr>
             <w:color w:val="0000EE"/>
             <w:u w:val="single"/>
@@ -1510,10 +2763,16 @@
         </w:r>
       </w:hyperlink>
       <w:r>
+        <w:rPr>
+          <w:lang w:val="pt_PT" w:bidi="pt_PT"/>
+        </w:rPr>
         <w:t xml:space="preserve">; </w:t>
       </w:r>
       <w:hyperlink r:id="rId72">
         <w:r>
+          <w:rPr>
+            <w:lang w:val="pt_PT" w:bidi="pt_PT"/>
+          </w:rPr>
           <w:rPr>
             <w:color w:val="0000EE"/>
             <w:u w:val="single"/>
@@ -1522,10 +2781,16 @@
         </w:r>
       </w:hyperlink>
       <w:r>
+        <w:rPr>
+          <w:lang w:val="pt_PT" w:bidi="pt_PT"/>
+        </w:rPr>
         <w:t xml:space="preserve">; </w:t>
       </w:r>
       <w:hyperlink r:id="rId73">
         <w:r>
+          <w:rPr>
+            <w:lang w:val="pt_PT" w:bidi="pt_PT"/>
+          </w:rPr>
           <w:rPr>
             <w:color w:val="0000EE"/>
             <w:u w:val="single"/>
@@ -1534,65 +2799,137 @@
         </w:r>
       </w:hyperlink>
       <w:r>
+        <w:rPr>
+          <w:lang w:val="pt_PT" w:bidi="pt_PT"/>
+        </w:rPr>
         <w:t>). Nada neste relato contradiz essa crença.</w:t>
       </w:r>
-      <w:r/>
-      <w:r/>
-    </w:p>
-    <w:p>
-      <w:r/>
+      <w:r>
+        <w:rPr>
+          <w:lang w:val="pt_PT" w:bidi="pt_PT"/>
+        </w:rPr>
+      </w:r>
+      <w:r>
+        <w:rPr>
+          <w:lang w:val="pt_PT" w:bidi="pt_PT"/>
+        </w:rPr>
+      </w:r>
+    </w:p>
+    <w:p>
+      <w:pPr/>
+      <w:r>
+        <w:rPr>
+          <w:lang w:val="pt_PT" w:bidi="pt_PT"/>
+        </w:rPr>
+      </w:r>
     </w:p>
     <w:p>
       <w:pPr>
         <w:pStyle w:val="Heading2"/>
       </w:pPr>
       <w:r>
+        <w:rPr>
+          <w:lang w:val="pt_PT" w:bidi="pt_PT"/>
+        </w:rPr>
         <w:t>Jonas 4.1</w:t>
       </w:r>
-      <w:r/>
-    </w:p>
-    <w:p>
-      <w:r/>
-      <w:r>
+      <w:r>
+        <w:rPr>
+          <w:lang w:val="pt_PT" w:bidi="pt_PT"/>
+        </w:rPr>
+      </w:r>
+    </w:p>
+    <w:p>
+      <w:pPr/>
+      <w:r>
+        <w:rPr>
+          <w:lang w:val="pt_PT" w:bidi="pt_PT"/>
+        </w:rPr>
+      </w:r>
+      <w:r>
+        <w:rPr>
+          <w:lang w:val="pt_PT" w:bidi="pt_PT"/>
+        </w:rPr>
         <w:t xml:space="preserve">Esta mudança de planos (literalmente </w:t>
       </w:r>
       <w:r>
         <w:rPr>
           <w:i/>
+          <w:lang w:val="pt_PT" w:bidi="pt_PT"/>
         </w:rPr>
         <w:t>isso</w:t>
       </w:r>
       <w:r>
+        <w:rPr>
+          <w:lang w:val="pt_PT" w:bidi="pt_PT"/>
+        </w:rPr>
         <w:t xml:space="preserve">): Veja </w:t>
       </w:r>
       <w:r>
+        <w:rPr>
+          <w:lang w:val="pt_PT" w:bidi="pt_PT"/>
+        </w:rPr>
         <w:t>nota de estudo em 3.10</w:t>
       </w:r>
       <w:r>
+        <w:rPr>
+          <w:lang w:val="pt_PT" w:bidi="pt_PT"/>
+        </w:rPr>
         <w:t>.</w:t>
       </w:r>
-      <w:r/>
-      <w:r/>
-    </w:p>
-    <w:p>
-      <w:r/>
+      <w:r>
+        <w:rPr>
+          <w:lang w:val="pt_PT" w:bidi="pt_PT"/>
+        </w:rPr>
+      </w:r>
+      <w:r>
+        <w:rPr>
+          <w:lang w:val="pt_PT" w:bidi="pt_PT"/>
+        </w:rPr>
+      </w:r>
+    </w:p>
+    <w:p>
+      <w:pPr/>
+      <w:r>
+        <w:rPr>
+          <w:lang w:val="pt_PT" w:bidi="pt_PT"/>
+        </w:rPr>
+      </w:r>
     </w:p>
     <w:p>
       <w:pPr>
         <w:pStyle w:val="Heading2"/>
       </w:pPr>
       <w:r>
+        <w:rPr>
+          <w:lang w:val="pt_PT" w:bidi="pt_PT"/>
+        </w:rPr>
         <w:t>Jonas 4.1–7</w:t>
       </w:r>
-      <w:r/>
-    </w:p>
-    <w:p>
-      <w:r/>
-      <w:r>
+      <w:r>
+        <w:rPr>
+          <w:lang w:val="pt_PT" w:bidi="pt_PT"/>
+        </w:rPr>
+      </w:r>
+    </w:p>
+    <w:p>
+      <w:pPr/>
+      <w:r>
+        <w:rPr>
+          <w:lang w:val="pt_PT" w:bidi="pt_PT"/>
+        </w:rPr>
+      </w:r>
+      <w:r>
+        <w:rPr>
+          <w:lang w:val="pt_PT" w:bidi="pt_PT"/>
+        </w:rPr>
         <w:t xml:space="preserve">A narrativa toma um rumo inesperado. Jonas, ele mesmo um destinatário da misericórdia de Deus, reclama sobre a misericórdia que o Senhor concedeu aos assírios. A insolência do profeta apenas magnifica a graça de Deus (veja </w:t>
       </w:r>
       <w:hyperlink r:id="rId74">
         <w:r>
+          <w:rPr>
+            <w:lang w:val="pt_PT" w:bidi="pt_PT"/>
+          </w:rPr>
           <w:rPr>
             <w:color w:val="0000EE"/>
             <w:u w:val="single"/>
@@ -1601,30 +2938,64 @@
         </w:r>
       </w:hyperlink>
       <w:r>
+        <w:rPr>
+          <w:lang w:val="pt_PT" w:bidi="pt_PT"/>
+        </w:rPr>
         <w:t xml:space="preserve"> para a resposta de Deus).</w:t>
       </w:r>
-      <w:r/>
-      <w:r/>
-    </w:p>
-    <w:p>
-      <w:r/>
+      <w:r>
+        <w:rPr>
+          <w:lang w:val="pt_PT" w:bidi="pt_PT"/>
+        </w:rPr>
+      </w:r>
+      <w:r>
+        <w:rPr>
+          <w:lang w:val="pt_PT" w:bidi="pt_PT"/>
+        </w:rPr>
+      </w:r>
+    </w:p>
+    <w:p>
+      <w:pPr/>
+      <w:r>
+        <w:rPr>
+          <w:lang w:val="pt_PT" w:bidi="pt_PT"/>
+        </w:rPr>
+      </w:r>
     </w:p>
     <w:p>
       <w:pPr>
         <w:pStyle w:val="Heading2"/>
       </w:pPr>
       <w:r>
+        <w:rPr>
+          <w:lang w:val="pt_PT" w:bidi="pt_PT"/>
+        </w:rPr>
         <w:t>Jonas 4.2</w:t>
       </w:r>
-      <w:r/>
-    </w:p>
-    <w:p>
-      <w:r/>
-      <w:r>
+      <w:r>
+        <w:rPr>
+          <w:lang w:val="pt_PT" w:bidi="pt_PT"/>
+        </w:rPr>
+      </w:r>
+    </w:p>
+    <w:p>
+      <w:pPr/>
+      <w:r>
+        <w:rPr>
+          <w:lang w:val="pt_PT" w:bidi="pt_PT"/>
+        </w:rPr>
+      </w:r>
+      <w:r>
+        <w:rPr>
+          <w:lang w:val="pt_PT" w:bidi="pt_PT"/>
+        </w:rPr>
         <w:t>Jonas expressa seu motivo para fugir originalmente do Senhor (</w:t>
       </w:r>
       <w:hyperlink r:id="rId53">
         <w:r>
+          <w:rPr>
+            <w:lang w:val="pt_PT" w:bidi="pt_PT"/>
+          </w:rPr>
           <w:rPr>
             <w:color w:val="0000EE"/>
             <w:u w:val="single"/>
@@ -1633,10 +3004,16 @@
         </w:r>
       </w:hyperlink>
       <w:r>
+        <w:rPr>
+          <w:lang w:val="pt_PT" w:bidi="pt_PT"/>
+        </w:rPr>
         <w:t xml:space="preserve">): Ele sabia que o Senhor não destruiria os perversos ninivitas se eles se arrependessem. • Eu sabia: Jonas praticamente cita </w:t>
       </w:r>
       <w:hyperlink r:id="rId75">
         <w:r>
+          <w:rPr>
+            <w:lang w:val="pt_PT" w:bidi="pt_PT"/>
+          </w:rPr>
           <w:rPr>
             <w:color w:val="0000EE"/>
             <w:u w:val="single"/>
@@ -1645,10 +3022,16 @@
         </w:r>
       </w:hyperlink>
       <w:r>
+        <w:rPr>
+          <w:lang w:val="pt_PT" w:bidi="pt_PT"/>
+        </w:rPr>
         <w:t xml:space="preserve">, uma passagem situada no contexto da relação de aliança de Israel com o Senhor. Mesmo no Antigo Testamento, Deus estava preocupado em espalhar a salvação para as nações (cf. </w:t>
       </w:r>
       <w:hyperlink r:id="rId76">
         <w:r>
+          <w:rPr>
+            <w:lang w:val="pt_PT" w:bidi="pt_PT"/>
+          </w:rPr>
           <w:rPr>
             <w:color w:val="0000EE"/>
             <w:u w:val="single"/>
@@ -1657,30 +3040,64 @@
         </w:r>
       </w:hyperlink>
       <w:r>
+        <w:rPr>
+          <w:lang w:val="pt_PT" w:bidi="pt_PT"/>
+        </w:rPr>
         <w:t>).</w:t>
       </w:r>
-      <w:r/>
-      <w:r/>
-    </w:p>
-    <w:p>
-      <w:r/>
+      <w:r>
+        <w:rPr>
+          <w:lang w:val="pt_PT" w:bidi="pt_PT"/>
+        </w:rPr>
+      </w:r>
+      <w:r>
+        <w:rPr>
+          <w:lang w:val="pt_PT" w:bidi="pt_PT"/>
+        </w:rPr>
+      </w:r>
+    </w:p>
+    <w:p>
+      <w:pPr/>
+      <w:r>
+        <w:rPr>
+          <w:lang w:val="pt_PT" w:bidi="pt_PT"/>
+        </w:rPr>
+      </w:r>
     </w:p>
     <w:p>
       <w:pPr>
         <w:pStyle w:val="Heading2"/>
       </w:pPr>
       <w:r>
+        <w:rPr>
+          <w:lang w:val="pt_PT" w:bidi="pt_PT"/>
+        </w:rPr>
         <w:t>Jonas 4.3–5</w:t>
       </w:r>
-      <w:r/>
-    </w:p>
-    <w:p>
-      <w:r/>
-      <w:r>
+      <w:r>
+        <w:rPr>
+          <w:lang w:val="pt_PT" w:bidi="pt_PT"/>
+        </w:rPr>
+      </w:r>
+    </w:p>
+    <w:p>
+      <w:pPr/>
+      <w:r>
+        <w:rPr>
+          <w:lang w:val="pt_PT" w:bidi="pt_PT"/>
+        </w:rPr>
+      </w:r>
+      <w:r>
+        <w:rPr>
+          <w:lang w:val="pt_PT" w:bidi="pt_PT"/>
+        </w:rPr>
         <w:t xml:space="preserve">O desejo de Jonas de morrer em vez de aceitar a vontade de Deus (veja também </w:t>
       </w:r>
       <w:hyperlink r:id="rId77">
         <w:r>
+          <w:rPr>
+            <w:lang w:val="pt_PT" w:bidi="pt_PT"/>
+          </w:rPr>
           <w:rPr>
             <w:color w:val="0000EE"/>
             <w:u w:val="single"/>
@@ -1689,10 +3106,16 @@
         </w:r>
       </w:hyperlink>
       <w:r>
+        <w:rPr>
+          <w:lang w:val="pt_PT" w:bidi="pt_PT"/>
+        </w:rPr>
         <w:t>), e sua disposição de aguardar na esperança de que a cidade fosse destruída (</w:t>
       </w:r>
       <w:hyperlink r:id="rId78">
         <w:r>
+          <w:rPr>
+            <w:lang w:val="pt_PT" w:bidi="pt_PT"/>
+          </w:rPr>
           <w:rPr>
             <w:color w:val="0000EE"/>
             <w:u w:val="single"/>
@@ -1701,30 +3124,64 @@
         </w:r>
       </w:hyperlink>
       <w:r>
+        <w:rPr>
+          <w:lang w:val="pt_PT" w:bidi="pt_PT"/>
+        </w:rPr>
         <w:t>), são sinais de sua dureza de coração e seu ódio pelos assírios.</w:t>
       </w:r>
-      <w:r/>
-      <w:r/>
-    </w:p>
-    <w:p>
-      <w:r/>
+      <w:r>
+        <w:rPr>
+          <w:lang w:val="pt_PT" w:bidi="pt_PT"/>
+        </w:rPr>
+      </w:r>
+      <w:r>
+        <w:rPr>
+          <w:lang w:val="pt_PT" w:bidi="pt_PT"/>
+        </w:rPr>
+      </w:r>
+    </w:p>
+    <w:p>
+      <w:pPr/>
+      <w:r>
+        <w:rPr>
+          <w:lang w:val="pt_PT" w:bidi="pt_PT"/>
+        </w:rPr>
+      </w:r>
     </w:p>
     <w:p>
       <w:pPr>
         <w:pStyle w:val="Heading2"/>
       </w:pPr>
       <w:r>
+        <w:rPr>
+          <w:lang w:val="pt_PT" w:bidi="pt_PT"/>
+        </w:rPr>
         <w:t>Jonas 4.4</w:t>
       </w:r>
-      <w:r/>
-    </w:p>
-    <w:p>
-      <w:r/>
-      <w:r>
+      <w:r>
+        <w:rPr>
+          <w:lang w:val="pt_PT" w:bidi="pt_PT"/>
+        </w:rPr>
+      </w:r>
+    </w:p>
+    <w:p>
+      <w:pPr/>
+      <w:r>
+        <w:rPr>
+          <w:lang w:val="pt_PT" w:bidi="pt_PT"/>
+        </w:rPr>
+      </w:r>
+      <w:r>
+        <w:rPr>
+          <w:lang w:val="pt_PT" w:bidi="pt_PT"/>
+        </w:rPr>
         <w:t>A resposta do Senhor é uma pergunta retórica. A resposta implícita é "Não, claro que não!". A lição objetiva que se segue (</w:t>
       </w:r>
       <w:hyperlink r:id="rId79">
         <w:r>
+          <w:rPr>
+            <w:lang w:val="pt_PT" w:bidi="pt_PT"/>
+          </w:rPr>
           <w:rPr>
             <w:color w:val="0000EE"/>
             <w:u w:val="single"/>
@@ -1733,30 +3190,64 @@
         </w:r>
       </w:hyperlink>
       <w:r>
+        <w:rPr>
+          <w:lang w:val="pt_PT" w:bidi="pt_PT"/>
+        </w:rPr>
         <w:t>) revela por que Jonas não deveria estar com raiva.</w:t>
       </w:r>
-      <w:r/>
-      <w:r/>
-    </w:p>
-    <w:p>
-      <w:r/>
+      <w:r>
+        <w:rPr>
+          <w:lang w:val="pt_PT" w:bidi="pt_PT"/>
+        </w:rPr>
+      </w:r>
+      <w:r>
+        <w:rPr>
+          <w:lang w:val="pt_PT" w:bidi="pt_PT"/>
+        </w:rPr>
+      </w:r>
+    </w:p>
+    <w:p>
+      <w:pPr/>
+      <w:r>
+        <w:rPr>
+          <w:lang w:val="pt_PT" w:bidi="pt_PT"/>
+        </w:rPr>
+      </w:r>
     </w:p>
     <w:p>
       <w:pPr>
         <w:pStyle w:val="Heading2"/>
       </w:pPr>
       <w:r>
+        <w:rPr>
+          <w:lang w:val="pt_PT" w:bidi="pt_PT"/>
+        </w:rPr>
         <w:t>Jonas 4.6</w:t>
       </w:r>
-      <w:r/>
-    </w:p>
-    <w:p>
-      <w:r/>
-      <w:r>
+      <w:r>
+        <w:rPr>
+          <w:lang w:val="pt_PT" w:bidi="pt_PT"/>
+        </w:rPr>
+      </w:r>
+    </w:p>
+    <w:p>
+      <w:pPr/>
+      <w:r>
+        <w:rPr>
+          <w:lang w:val="pt_PT" w:bidi="pt_PT"/>
+        </w:rPr>
+      </w:r>
+      <w:r>
+        <w:rPr>
+          <w:lang w:val="pt_PT" w:bidi="pt_PT"/>
+        </w:rPr>
         <w:t xml:space="preserve">O Senhor é o nome de aliança de Deus em relação a Israel (veja, e.g., </w:t>
       </w:r>
       <w:hyperlink r:id="rId80">
         <w:r>
+          <w:rPr>
+            <w:lang w:val="pt_PT" w:bidi="pt_PT"/>
+          </w:rPr>
           <w:rPr>
             <w:color w:val="0000EE"/>
             <w:u w:val="single"/>
@@ -1765,36 +3256,76 @@
         </w:r>
       </w:hyperlink>
       <w:r>
+        <w:rPr>
+          <w:lang w:val="pt_PT" w:bidi="pt_PT"/>
+        </w:rPr>
         <w:t xml:space="preserve">). Deus fez essas coisas para demonstrar seu amor de aliança para com Jonas e para aqueles em Israel que tinham a mesma atitude. • fez crescer: veja </w:t>
       </w:r>
       <w:r>
+        <w:rPr>
+          <w:lang w:val="pt_PT" w:bidi="pt_PT"/>
+        </w:rPr>
         <w:t>nota de estudo em Jn 1.17</w:t>
       </w:r>
       <w:r>
+        <w:rPr>
+          <w:lang w:val="pt_PT" w:bidi="pt_PT"/>
+        </w:rPr>
         <w:t>.</w:t>
       </w:r>
-      <w:r/>
-      <w:r/>
-    </w:p>
-    <w:p>
-      <w:r/>
+      <w:r>
+        <w:rPr>
+          <w:lang w:val="pt_PT" w:bidi="pt_PT"/>
+        </w:rPr>
+      </w:r>
+      <w:r>
+        <w:rPr>
+          <w:lang w:val="pt_PT" w:bidi="pt_PT"/>
+        </w:rPr>
+      </w:r>
+    </w:p>
+    <w:p>
+      <w:pPr/>
+      <w:r>
+        <w:rPr>
+          <w:lang w:val="pt_PT" w:bidi="pt_PT"/>
+        </w:rPr>
+      </w:r>
     </w:p>
     <w:p>
       <w:pPr>
         <w:pStyle w:val="Heading2"/>
       </w:pPr>
       <w:r>
+        <w:rPr>
+          <w:lang w:val="pt_PT" w:bidi="pt_PT"/>
+        </w:rPr>
         <w:t>Jonas 4.11</w:t>
       </w:r>
-      <w:r/>
-    </w:p>
-    <w:p>
-      <w:r/>
-      <w:r>
+      <w:r>
+        <w:rPr>
+          <w:lang w:val="pt_PT" w:bidi="pt_PT"/>
+        </w:rPr>
+      </w:r>
+    </w:p>
+    <w:p>
+      <w:pPr/>
+      <w:r>
+        <w:rPr>
+          <w:lang w:val="pt_PT" w:bidi="pt_PT"/>
+        </w:rPr>
+      </w:r>
+      <w:r>
+        <w:rPr>
+          <w:lang w:val="pt_PT" w:bidi="pt_PT"/>
+        </w:rPr>
         <w:t xml:space="preserve">onde há mais de cento e vinte mil crianças: Deus graciosamente enviou a luz de sua palavra profética para uma cidade perversa. Nem todos que encontram a luz de Deus respondem favoravelmente (cf. </w:t>
       </w:r>
       <w:hyperlink r:id="rId81">
         <w:r>
+          <w:rPr>
+            <w:lang w:val="pt_PT" w:bidi="pt_PT"/>
+          </w:rPr>
           <w:rPr>
             <w:color w:val="0000EE"/>
             <w:u w:val="single"/>
@@ -1803,10 +3334,21 @@
         </w:r>
       </w:hyperlink>
       <w:r>
+        <w:rPr>
+          <w:lang w:val="pt_PT" w:bidi="pt_PT"/>
+        </w:rPr>
         <w:t>), mas Deus está ansioso para salvar aqueles que recebem sua palavra com genuíno arrependimento e fé. • O livro termina abruptamente, deixando o leitor refletir sobre a pergunta final de Deus a Jonas. Deus prefere salvar do que destruir. Aqueles que receberam sua misericórdia devem se alegrar por essa mesma misericórdia ser mostrada a outros, até mesmo a seus inimigos.</w:t>
       </w:r>
-      <w:r/>
-      <w:r/>
+      <w:r>
+        <w:rPr>
+          <w:lang w:val="pt_PT" w:bidi="pt_PT"/>
+        </w:rPr>
+      </w:r>
+      <w:r>
+        <w:rPr>
+          <w:lang w:val="pt_PT" w:bidi="pt_PT"/>
+        </w:rPr>
+      </w:r>
     </w:p>
     <w:sectPr>
       <w:footnotePr>
@@ -3708,7 +5250,7 @@
     <w:rPrDefault>
       <w:rPr>
         <w:rFonts w:ascii="Times New Roman" w:eastAsia="Times New Roman" w:hAnsi="Times New Roman" w:cs="Times New Roman"/>
-        <w:lang w:val="en-US" w:eastAsia="en-US" w:bidi="ar-SA"/>
+        <w:lang w:val="pt_PT" w:eastAsia="en-US" w:bidi="ar-SA"/>
       </w:rPr>
     </w:rPrDefault>
     <w:pPrDefault/>

--- a/por/docx/32.content.docx
+++ b/por/docx/32.content.docx
@@ -28,22 +28,6 @@
       </w:r>
     </w:p>
     <w:p>
-      <w:pPr>
-        <w:pStyle w:val="Heading2"/>
-      </w:pPr>
-      <w:r>
-        <w:rPr>
-          <w:lang w:val="pt_PT" w:bidi="pt_PT"/>
-        </w:rPr>
-        <w:t>License Information</w:t>
-      </w:r>
-      <w:r>
-        <w:rPr>
-          <w:lang w:val="pt_PT" w:bidi="pt_PT"/>
-        </w:rPr>
-      </w:r>
-    </w:p>
-    <w:p>
       <w:pPr/>
       <w:r>
         <w:rPr>
@@ -55,19 +39,21 @@
           <w:b/>
           <w:lang w:val="pt_PT" w:bidi="pt_PT"/>
         </w:rPr>
-        <w:t>Notas de Estudo (Tyndale)</w:t>
-      </w:r>
-      <w:r>
-        <w:rPr>
-          <w:lang w:val="pt_PT" w:bidi="pt_PT"/>
-        </w:rPr>
-        <w:t xml:space="preserve"> (Portuguese) is based on</w:t>
-      </w:r>
-      <w:r>
-        <w:rPr>
-          <w:lang w:val="pt_PT" w:bidi="pt_PT"/>
-        </w:rPr>
-        <w:t xml:space="preserve">: </w:t>
+        <w:t>Aquifer Open Study Notes</w:t>
+      </w:r>
+    </w:p>
+    <w:p>
+      <w:pPr/>
+      <w:r>
+        <w:rPr>
+          <w:lang w:val="pt_PT" w:bidi="pt_PT"/>
+        </w:rPr>
+      </w:r>
+      <w:r>
+        <w:rPr>
+          <w:lang w:val="pt_PT" w:bidi="pt_PT"/>
+        </w:rPr>
+        <w:t xml:space="preserve">This work is an adaptation of </w:t>
       </w:r>
       <w:r>
         <w:rPr>
@@ -79,48 +65,19 @@
         <w:rPr>
           <w:lang w:val="pt_PT" w:bidi="pt_PT"/>
         </w:rPr>
-        <w:t xml:space="preserve">, </w:t>
-      </w:r>
-      <w:hyperlink r:id="rId13">
-        <w:r>
-          <w:rPr>
-            <w:lang w:val="pt_PT" w:bidi="pt_PT"/>
-          </w:rPr>
-          <w:rPr>
-            <w:color w:val="0000EE"/>
-            <w:u w:val="single"/>
-          </w:rPr>
-          <w:t>Tyndale House Publishers</w:t>
-        </w:r>
-      </w:hyperlink>
-      <w:r>
-        <w:rPr>
-          <w:lang w:val="pt_PT" w:bidi="pt_PT"/>
-        </w:rPr>
-        <w:t xml:space="preserve">, 2019, which is licensed under a </w:t>
-      </w:r>
-      <w:hyperlink r:id="rId14">
-        <w:r>
-          <w:rPr>
-            <w:lang w:val="pt_PT" w:bidi="pt_PT"/>
-          </w:rPr>
-          <w:rPr>
-            <w:color w:val="0000EE"/>
-            <w:u w:val="single"/>
-          </w:rPr>
-          <w:t>CC BY-SA 4.0 license</w:t>
-        </w:r>
-      </w:hyperlink>
-      <w:r>
-        <w:rPr>
-          <w:lang w:val="pt_PT" w:bidi="pt_PT"/>
-        </w:rPr>
-        <w:t>.</w:t>
-      </w:r>
-      <w:r>
-        <w:rPr>
-          <w:lang w:val="pt_PT" w:bidi="pt_PT"/>
-        </w:rPr>
+        <w:t xml:space="preserve"> © 2023 Tyndale House Publishers, licensed under the CC BY-SA 4.0 license. The adaptation, </w:t>
+      </w:r>
+      <w:r>
+        <w:rPr>
+          <w:lang w:val="pt_PT" w:bidi="pt_PT"/>
+        </w:rPr>
+        <w:t>Aquifer Open Study Notes</w:t>
+      </w:r>
+      <w:r>
+        <w:rPr>
+          <w:lang w:val="pt_PT" w:bidi="pt_PT"/>
+        </w:rPr>
+        <w:t>, was created by Mission Mutual and is also licensed under CC BY-SA 4.0.</w:t>
       </w:r>
     </w:p>
     <w:p>
@@ -134,7 +91,7 @@
         <w:rPr>
           <w:lang w:val="pt_PT" w:bidi="pt_PT"/>
         </w:rPr>
-        <w:t>This PDF version is provided under the same license.</w:t>
+        <w:t>This resource has been adapted into multiple languages, including English, Tok Pisin, Arabic (عربي), French (Français), Hindi (हिंदी), Indonesian (Bahasa Indonesia), Portuguese (Português), Russian (Русский), Spanish (Español), Swahili (Kiswahili), and Simplified Chinese (简体中文).</w:t>
       </w:r>
       <w:r>
         <w:rPr>
@@ -296,7 +253,7 @@
         </w:rPr>
         <w:t xml:space="preserve">Jonas, filho de Amitai, era de Gate-Hefer, uma cidade localizada na fronteira das áreas tribais de Naftali e Zebulom. Ele ministrou ao reino do norte de Israel durante o reinado de Jeroboão II (793–753 a.C.; veja </w:t>
       </w:r>
-      <w:hyperlink r:id="rId15">
+      <w:hyperlink r:id="rId13">
         <w:r>
           <w:rPr>
             <w:lang w:val="pt_PT" w:bidi="pt_PT"/>
@@ -410,7 +367,7 @@
         </w:rPr>
         <w:t xml:space="preserve">No tempo de Jonas, Nínive já tinha uma longa história (veja </w:t>
       </w:r>
-      <w:hyperlink r:id="rId16">
+      <w:hyperlink r:id="rId14">
         <w:r>
           <w:rPr>
             <w:lang w:val="pt_PT" w:bidi="pt_PT"/>
@@ -428,7 +385,7 @@
         </w:rPr>
         <w:t xml:space="preserve">). Era uma cidade-chave no Império Assírio até sua destruição em 612 a.C. (veja </w:t>
       </w:r>
-      <w:hyperlink r:id="rId17">
+      <w:hyperlink r:id="rId15">
         <w:r>
           <w:rPr>
             <w:lang w:val="pt_PT" w:bidi="pt_PT"/>
@@ -506,7 +463,7 @@
         </w:rPr>
         <w:t>A tentativa de Jonas de fugir do Senhor foi inútil. Não se pode escapar de Deus (</w:t>
       </w:r>
-      <w:hyperlink r:id="rId18">
+      <w:hyperlink r:id="rId16">
         <w:r>
           <w:rPr>
             <w:lang w:val="pt_PT" w:bidi="pt_PT"/>
@@ -524,7 +481,7 @@
         </w:rPr>
         <w:t>) ou desobedecer à sua vontade sem consequências (</w:t>
       </w:r>
-      <w:hyperlink r:id="rId19">
+      <w:hyperlink r:id="rId17">
         <w:r>
           <w:rPr>
             <w:lang w:val="pt_PT" w:bidi="pt_PT"/>
@@ -542,7 +499,7 @@
         </w:rPr>
         <w:t>). No entanto, a relutância de Jonas em ir para Nínive é compreensível. A Assíria era uma nação inimiga de Israel conhecida por sua violência (</w:t>
       </w:r>
-      <w:hyperlink r:id="rId20">
+      <w:hyperlink r:id="rId18">
         <w:r>
           <w:rPr>
             <w:lang w:val="pt_PT" w:bidi="pt_PT"/>
@@ -560,7 +517,7 @@
         </w:rPr>
         <w:t xml:space="preserve">; veja também </w:t>
       </w:r>
-      <w:hyperlink r:id="rId21">
+      <w:hyperlink r:id="rId19">
         <w:r>
           <w:rPr>
             <w:lang w:val="pt_PT" w:bidi="pt_PT"/>
@@ -578,7 +535,7 @@
         </w:rPr>
         <w:t>). Jonas não queria que esses não-israelitas tivessem a oportunidade de se arrepender e fossem salvos (</w:t>
       </w:r>
-      <w:hyperlink r:id="rId22">
+      <w:hyperlink r:id="rId20">
         <w:r>
           <w:rPr>
             <w:lang w:val="pt_PT" w:bidi="pt_PT"/>
@@ -596,7 +553,7 @@
         </w:rPr>
         <w:t>). • Jope era uma cidade portuária importante na costa do Mediterrâneo (</w:t>
       </w:r>
-      <w:hyperlink r:id="rId23">
+      <w:hyperlink r:id="rId21">
         <w:r>
           <w:rPr>
             <w:lang w:val="pt_PT" w:bidi="pt_PT"/>
@@ -614,7 +571,7 @@
         </w:rPr>
         <w:t xml:space="preserve">; </w:t>
       </w:r>
-      <w:hyperlink r:id="rId24">
+      <w:hyperlink r:id="rId22">
         <w:r>
           <w:rPr>
             <w:lang w:val="pt_PT" w:bidi="pt_PT"/>
@@ -693,7 +650,7 @@
         </w:rPr>
         <w:t xml:space="preserve">O poder de Deus sobre a natureza é um tema proeminente ao longo de Jonas (veja </w:t>
       </w:r>
-      <w:hyperlink r:id="rId25">
+      <w:hyperlink r:id="rId23">
         <w:r>
           <w:rPr>
             <w:lang w:val="pt_PT" w:bidi="pt_PT"/>
@@ -711,7 +668,7 @@
         </w:rPr>
         <w:t>,</w:t>
       </w:r>
-      <w:hyperlink r:id="rId26">
+      <w:hyperlink r:id="rId24">
         <w:r>
           <w:rPr>
             <w:lang w:val="pt_PT" w:bidi="pt_PT"/>
@@ -729,7 +686,7 @@
         </w:rPr>
         <w:t>,</w:t>
       </w:r>
-      <w:hyperlink r:id="rId27">
+      <w:hyperlink r:id="rId25">
         <w:r>
           <w:rPr>
             <w:lang w:val="pt_PT" w:bidi="pt_PT"/>
@@ -747,7 +704,7 @@
         </w:rPr>
         <w:t>,</w:t>
       </w:r>
-      <w:hyperlink r:id="rId28">
+      <w:hyperlink r:id="rId26">
         <w:r>
           <w:rPr>
             <w:lang w:val="pt_PT" w:bidi="pt_PT"/>
@@ -765,7 +722,7 @@
         </w:rPr>
         <w:t xml:space="preserve">; </w:t>
       </w:r>
-      <w:hyperlink r:id="rId29">
+      <w:hyperlink r:id="rId27">
         <w:r>
           <w:rPr>
             <w:lang w:val="pt_PT" w:bidi="pt_PT"/>
@@ -783,7 +740,7 @@
         </w:rPr>
         <w:t>,</w:t>
       </w:r>
-      <w:hyperlink r:id="rId30">
+      <w:hyperlink r:id="rId28">
         <w:r>
           <w:rPr>
             <w:lang w:val="pt_PT" w:bidi="pt_PT"/>
@@ -801,7 +758,7 @@
         </w:rPr>
         <w:t xml:space="preserve">; </w:t>
       </w:r>
-      <w:hyperlink r:id="rId31">
+      <w:hyperlink r:id="rId29">
         <w:r>
           <w:rPr>
             <w:lang w:val="pt_PT" w:bidi="pt_PT"/>
@@ -867,7 +824,7 @@
         </w:rPr>
         <w:t>O sono contínuo de Jonas talvez tenha sido induzido por Deus para levar a crise a um ponto em que ficou claro que os deuses dos marinheiros não podiam ajudar (</w:t>
       </w:r>
-      <w:hyperlink r:id="rId32">
+      <w:hyperlink r:id="rId30">
         <w:r>
           <w:rPr>
             <w:lang w:val="pt_PT" w:bidi="pt_PT"/>
@@ -933,7 +890,7 @@
         </w:rPr>
         <w:t xml:space="preserve">O uso de sortes foi permitido por Deus para certos propósitos (veja </w:t>
       </w:r>
-      <w:hyperlink r:id="rId33">
+      <w:hyperlink r:id="rId31">
         <w:r>
           <w:rPr>
             <w:lang w:val="pt_PT" w:bidi="pt_PT"/>
@@ -951,7 +908,7 @@
         </w:rPr>
         <w:t xml:space="preserve">; </w:t>
       </w:r>
-      <w:hyperlink r:id="rId34">
+      <w:hyperlink r:id="rId32">
         <w:r>
           <w:rPr>
             <w:lang w:val="pt_PT" w:bidi="pt_PT"/>
@@ -969,7 +926,7 @@
         </w:rPr>
         <w:t xml:space="preserve">; </w:t>
       </w:r>
-      <w:hyperlink r:id="rId35">
+      <w:hyperlink r:id="rId33">
         <w:r>
           <w:rPr>
             <w:lang w:val="pt_PT" w:bidi="pt_PT"/>
@@ -987,7 +944,7 @@
         </w:rPr>
         <w:t xml:space="preserve">; </w:t>
       </w:r>
-      <w:hyperlink r:id="rId36">
+      <w:hyperlink r:id="rId34">
         <w:r>
           <w:rPr>
             <w:lang w:val="pt_PT" w:bidi="pt_PT"/>
@@ -1005,7 +962,7 @@
         </w:rPr>
         <w:t>); no entanto, a adivinhação em geral, como praticada no mundo antigo mais amplo, era desagradável ao Senhor (</w:t>
       </w:r>
-      <w:hyperlink r:id="rId37">
+      <w:hyperlink r:id="rId35">
         <w:r>
           <w:rPr>
             <w:lang w:val="pt_PT" w:bidi="pt_PT"/>
@@ -1071,7 +1028,7 @@
         </w:rPr>
         <w:t xml:space="preserve">Eu sou Hebreu: Veja também </w:t>
       </w:r>
-      <w:hyperlink r:id="rId38">
+      <w:hyperlink r:id="rId36">
         <w:r>
           <w:rPr>
             <w:lang w:val="pt_PT" w:bidi="pt_PT"/>
@@ -1089,7 +1046,7 @@
         </w:rPr>
         <w:t xml:space="preserve">; </w:t>
       </w:r>
-      <w:hyperlink r:id="rId39">
+      <w:hyperlink r:id="rId37">
         <w:r>
           <w:rPr>
             <w:lang w:val="pt_PT" w:bidi="pt_PT"/>
@@ -1107,7 +1064,7 @@
         </w:rPr>
         <w:t xml:space="preserve">; </w:t>
       </w:r>
-      <w:hyperlink r:id="rId40">
+      <w:hyperlink r:id="rId38">
         <w:r>
           <w:rPr>
             <w:lang w:val="pt_PT" w:bidi="pt_PT"/>
@@ -1151,7 +1108,7 @@
         </w:rPr>
         <w:t xml:space="preserve"> e assim os controlava. Acreditava-se que muitos deuses tinham jurisdição sobre reinos e funções específicas. A designação Deus do céu provavelmente transmitia a superioridade dessa divindade sobre todas as outras, já que o céu é o reino mais alto. O Antigo Testamento proclama consistentemente que o Senhor é o único Deus verdadeiro (veja, e.g., </w:t>
       </w:r>
-      <w:hyperlink r:id="rId41">
+      <w:hyperlink r:id="rId39">
         <w:r>
           <w:rPr>
             <w:lang w:val="pt_PT" w:bidi="pt_PT"/>
@@ -1169,7 +1126,7 @@
         </w:rPr>
         <w:t xml:space="preserve">), enquanto às vezes adota uma linguagem que reflete sua superioridade sobre os falsos deuses que ocupavam a imaginação dos povos pagãos (veja </w:t>
       </w:r>
-      <w:hyperlink r:id="rId42">
+      <w:hyperlink r:id="rId40">
         <w:r>
           <w:rPr>
             <w:lang w:val="pt_PT" w:bidi="pt_PT"/>
@@ -1331,7 +1288,7 @@
         </w:rPr>
         <w:t xml:space="preserve">ficaram com tanto medo: A demonstração do poder de Deus sobre o mar tempestuoso levou os marinheiros a adorar. Embora sacrifícios e votos fossem aspectos do culto israelita (e.g., </w:t>
       </w:r>
-      <w:hyperlink r:id="rId43">
+      <w:hyperlink r:id="rId41">
         <w:r>
           <w:rPr>
             <w:lang w:val="pt_PT" w:bidi="pt_PT"/>
@@ -1409,7 +1366,7 @@
         </w:rPr>
         <w:t>Alguns críticos consideram impossível que Jonas pudesse ser salvo da morte no ventre de um grande peixe. Ao fazer esse julgamento, eles se opõem a um dos principais temas teológicos do livro — que Deus é o soberano supremo sobre a natureza. Se Deus existe e Ele criou e controla a natureza (</w:t>
       </w:r>
-      <w:hyperlink r:id="rId26">
+      <w:hyperlink r:id="rId24">
         <w:r>
           <w:rPr>
             <w:lang w:val="pt_PT" w:bidi="pt_PT"/>
@@ -1427,7 +1384,7 @@
         </w:rPr>
         <w:t>,</w:t>
       </w:r>
-      <w:hyperlink r:id="rId44">
+      <w:hyperlink r:id="rId42">
         <w:r>
           <w:rPr>
             <w:lang w:val="pt_PT" w:bidi="pt_PT"/>
@@ -1445,7 +1402,7 @@
         </w:rPr>
         <w:t xml:space="preserve">; veja também </w:t>
       </w:r>
-      <w:hyperlink r:id="rId45">
+      <w:hyperlink r:id="rId43">
         <w:r>
           <w:rPr>
             <w:lang w:val="pt_PT" w:bidi="pt_PT"/>
@@ -1463,7 +1420,7 @@
         </w:rPr>
         <w:t xml:space="preserve">), um evento milagroso dessa magnitude não é insondável. O livro apresenta o episódio do peixe como um evento histórico. • Nenhuma indicação é dada quanto à espécie do peixe, contudo, identificar a espécie não é crucial para validar o significado do relato. Dado o poder criativo de Deus, o peixe que engoliu Jonas pode muito bem ter sido especialmente formado e designado pelo Senhor para este evento particular. Se Deus existe e pode realizar milagres, a necessidade de Jonas por oxigênio e proteção contra processos digestivos não representa problema (cp. </w:t>
       </w:r>
-      <w:hyperlink r:id="rId46">
+      <w:hyperlink r:id="rId44">
         <w:r>
           <w:rPr>
             <w:lang w:val="pt_PT" w:bidi="pt_PT"/>
@@ -1481,7 +1438,7 @@
         </w:rPr>
         <w:t>). Por outro lado, certas espécies são grandes o suficiente para ter servido ao propósito (e.g., o tubarão-baleia), e incidentes semelhantes foram registrados em tempos modernos. • Jesus mais tarde referiu-se à estadia de Jonas no ventre do peixe por três dias e três noites ao prever a duração de seu tempo no túmulo (</w:t>
       </w:r>
-      <w:hyperlink r:id="rId47">
+      <w:hyperlink r:id="rId45">
         <w:r>
           <w:rPr>
             <w:lang w:val="pt_PT" w:bidi="pt_PT"/>
@@ -1499,7 +1456,7 @@
         </w:rPr>
         <w:t xml:space="preserve">). • "Ordenou" aqui é a primeira de quatro ocorrências da mesma palavra hebraica no livro (veja </w:t>
       </w:r>
-      <w:hyperlink r:id="rId48">
+      <w:hyperlink r:id="rId46">
         <w:r>
           <w:rPr>
             <w:lang w:val="pt_PT" w:bidi="pt_PT"/>
@@ -1517,7 +1474,7 @@
         </w:rPr>
         <w:t>,</w:t>
       </w:r>
-      <w:hyperlink r:id="rId49">
+      <w:hyperlink r:id="rId47">
         <w:r>
           <w:rPr>
             <w:lang w:val="pt_PT" w:bidi="pt_PT"/>
@@ -1535,7 +1492,7 @@
         </w:rPr>
         <w:t>,</w:t>
       </w:r>
-      <w:hyperlink r:id="rId50">
+      <w:hyperlink r:id="rId48">
         <w:r>
           <w:rPr>
             <w:lang w:val="pt_PT" w:bidi="pt_PT"/>
@@ -1662,7 +1619,7 @@
         </w:rPr>
         <w:t xml:space="preserve">): Sheol era considerado a morada dos mortos (veja </w:t>
       </w:r>
-      <w:hyperlink r:id="rId51">
+      <w:hyperlink r:id="rId49">
         <w:r>
           <w:rPr>
             <w:lang w:val="pt_PT" w:bidi="pt_PT"/>
@@ -1680,7 +1637,7 @@
         </w:rPr>
         <w:t xml:space="preserve">; </w:t>
       </w:r>
-      <w:hyperlink r:id="rId52">
+      <w:hyperlink r:id="rId50">
         <w:r>
           <w:rPr>
             <w:lang w:val="pt_PT" w:bidi="pt_PT"/>
@@ -1746,7 +1703,7 @@
         </w:rPr>
         <w:t>À beira do afogamento, Jonas clamou por ajuda, por vida e pela presença renovada de Deus. É irônico que Jonas tenha falado de Deus como se estivesse sendo afastado de Sua presença, pois esse era o próprio objetivo de Jonas ao fugir para Társis (</w:t>
       </w:r>
-      <w:hyperlink r:id="rId53">
+      <w:hyperlink r:id="rId51">
         <w:r>
           <w:rPr>
             <w:lang w:val="pt_PT" w:bidi="pt_PT"/>
@@ -1764,7 +1721,7 @@
         </w:rPr>
         <w:t xml:space="preserve">). • tornaria a ver: Ou Jonas estava confiante de que seria resgatado e assim adoraria novamente no Templo em Jerusalém, ou ele estava, do mar, clamando ao Senhor em seu Templo (cf. </w:t>
       </w:r>
-      <w:hyperlink r:id="rId54">
+      <w:hyperlink r:id="rId52">
         <w:r>
           <w:rPr>
             <w:lang w:val="pt_PT" w:bidi="pt_PT"/>
@@ -1843,7 +1800,7 @@
         </w:rPr>
         <w:t xml:space="preserve"> aprisionado na terra) refletem conceitos antigos do submundo, com os mortos estando profundamente dentro da terra (veja também </w:t>
       </w:r>
-      <w:hyperlink r:id="rId55">
+      <w:hyperlink r:id="rId53">
         <w:r>
           <w:rPr>
             <w:lang w:val="pt_PT" w:bidi="pt_PT"/>
@@ -1922,7 +1879,7 @@
         </w:rPr>
         <w:t>Eu lembrei de ti, ó Senhor: Neste contexto, a declaração de Jonas significa "Eu voltei meus pensamentos para o Senhor em oração". • oração... santo Templo: O Templo era o lugar especial de habitação de Deus na adoração de Israel, mesmo que Deus esteja presente em todos os lugares e em todos os momentos (</w:t>
       </w:r>
-      <w:hyperlink r:id="rId18">
+      <w:hyperlink r:id="rId16">
         <w:r>
           <w:rPr>
             <w:lang w:val="pt_PT" w:bidi="pt_PT"/>
@@ -1940,7 +1897,7 @@
         </w:rPr>
         <w:t xml:space="preserve">; </w:t>
       </w:r>
-      <w:hyperlink r:id="rId56">
+      <w:hyperlink r:id="rId54">
         <w:r>
           <w:rPr>
             <w:lang w:val="pt_PT" w:bidi="pt_PT"/>
@@ -2006,7 +1963,7 @@
         </w:rPr>
         <w:t xml:space="preserve">A conclusão da oração-salmo de Jonas é semelhante a </w:t>
       </w:r>
-      <w:hyperlink r:id="rId44">
+      <w:hyperlink r:id="rId42">
         <w:r>
           <w:rPr>
             <w:lang w:val="pt_PT" w:bidi="pt_PT"/>
@@ -2072,7 +2029,7 @@
         </w:rPr>
         <w:t xml:space="preserve">A segunda parte do livro começa da mesma maneira que a primeira parte (veja </w:t>
       </w:r>
-      <w:hyperlink r:id="rId57">
+      <w:hyperlink r:id="rId55">
         <w:r>
           <w:rPr>
             <w:lang w:val="pt_PT" w:bidi="pt_PT"/>
@@ -2186,7 +2143,7 @@
         </w:rPr>
         <w:t>Uma cidade tão grande que levou três dias para vê-la por completo: Deus desejava salvar em vez de destruir uma cidade tão vasta, repleta de recursos humanos e naturais (</w:t>
       </w:r>
-      <w:hyperlink r:id="rId58">
+      <w:hyperlink r:id="rId56">
         <w:r>
           <w:rPr>
             <w:lang w:val="pt_PT" w:bidi="pt_PT"/>
@@ -2204,7 +2161,7 @@
         </w:rPr>
         <w:t xml:space="preserve">). Esse desejo da parte de Deus foi precisamente o que Jonas lutou contra (veja </w:t>
       </w:r>
-      <w:hyperlink r:id="rId22">
+      <w:hyperlink r:id="rId20">
         <w:r>
           <w:rPr>
             <w:lang w:val="pt_PT" w:bidi="pt_PT"/>
@@ -2222,7 +2179,7 @@
         </w:rPr>
         <w:t xml:space="preserve">, </w:t>
       </w:r>
-      <w:hyperlink r:id="rId59">
+      <w:hyperlink r:id="rId57">
         <w:r>
           <w:rPr>
             <w:lang w:val="pt_PT" w:bidi="pt_PT"/>
@@ -2288,7 +2245,7 @@
         </w:rPr>
         <w:t xml:space="preserve">Dentro de quarenta dias, Nínive será destruída! A mensagem de Jonas aparentemente não incluía uma cláusula de contingência — e.g., “Mas se vocês se arrependerem, Deus não os destruirá” (note a incerteza do rei em </w:t>
       </w:r>
-      <w:hyperlink r:id="rId60">
+      <w:hyperlink r:id="rId58">
         <w:r>
           <w:rPr>
             <w:lang w:val="pt_PT" w:bidi="pt_PT"/>
@@ -2306,7 +2263,7 @@
         </w:rPr>
         <w:t>). Jonas sabia, no entanto, do desejo de Deus de que as pessoas se arrependessem em vez de serem destruídas (</w:t>
       </w:r>
-      <w:hyperlink r:id="rId61">
+      <w:hyperlink r:id="rId59">
         <w:r>
           <w:rPr>
             <w:lang w:val="pt_PT" w:bidi="pt_PT"/>
@@ -2324,7 +2281,7 @@
         </w:rPr>
         <w:t xml:space="preserve">; </w:t>
       </w:r>
-      <w:hyperlink r:id="rId22">
+      <w:hyperlink r:id="rId20">
         <w:r>
           <w:rPr>
             <w:lang w:val="pt_PT" w:bidi="pt_PT"/>
@@ -2390,7 +2347,7 @@
         </w:rPr>
         <w:t xml:space="preserve">Pela segunda vez neste breve livro, os pagãos respondem favoravelmente ao Senhor (cf. </w:t>
       </w:r>
-      <w:hyperlink r:id="rId44">
+      <w:hyperlink r:id="rId42">
         <w:r>
           <w:rPr>
             <w:lang w:val="pt_PT" w:bidi="pt_PT"/>
@@ -2408,7 +2365,7 @@
         </w:rPr>
         <w:t xml:space="preserve">). • No antigo Israel, o jejum frequentemente acompanhava a oração e o arrependimento em tempos de angústia (veja </w:t>
       </w:r>
-      <w:hyperlink r:id="rId62">
+      <w:hyperlink r:id="rId60">
         <w:r>
           <w:rPr>
             <w:lang w:val="pt_PT" w:bidi="pt_PT"/>
@@ -2426,7 +2383,7 @@
         </w:rPr>
         <w:t xml:space="preserve">; </w:t>
       </w:r>
-      <w:hyperlink r:id="rId63">
+      <w:hyperlink r:id="rId61">
         <w:r>
           <w:rPr>
             <w:lang w:val="pt_PT" w:bidi="pt_PT"/>
@@ -2444,7 +2401,7 @@
         </w:rPr>
         <w:t xml:space="preserve">). Vestir-se de saco e sentar-se em um monte de cinzas frequentemente acompanhava o luto e o arrependimento doloroso (veja </w:t>
       </w:r>
-      <w:hyperlink r:id="rId64">
+      <w:hyperlink r:id="rId62">
         <w:r>
           <w:rPr>
             <w:lang w:val="pt_PT" w:bidi="pt_PT"/>
@@ -2462,7 +2419,7 @@
         </w:rPr>
         <w:t xml:space="preserve">; </w:t>
       </w:r>
-      <w:hyperlink r:id="rId65">
+      <w:hyperlink r:id="rId63">
         <w:r>
           <w:rPr>
             <w:lang w:val="pt_PT" w:bidi="pt_PT"/>
@@ -2480,7 +2437,7 @@
         </w:rPr>
         <w:t xml:space="preserve">; </w:t>
       </w:r>
-      <w:hyperlink r:id="rId66">
+      <w:hyperlink r:id="rId64">
         <w:r>
           <w:rPr>
             <w:lang w:val="pt_PT" w:bidi="pt_PT"/>
@@ -2498,7 +2455,7 @@
         </w:rPr>
         <w:t>). Os assírios aparentemente tinham costumes semelhantes. Essas atividades permitiam que os participantes expressassem sua dor de uma maneira tangível para que todos, incluindo Deus, pudessem ver. • O arrependimento dos ninivitas foi uma acusação contra os de coração endurecido nos dias de Jesus (</w:t>
       </w:r>
-      <w:hyperlink r:id="rId67">
+      <w:hyperlink r:id="rId65">
         <w:r>
           <w:rPr>
             <w:lang w:val="pt_PT" w:bidi="pt_PT"/>
@@ -2564,7 +2521,7 @@
         </w:rPr>
         <w:t xml:space="preserve">O rei de Nínive era ou um governador desconhecido da cidade ou talvez o rei da Assíria, que poderia ter usado Nínive como uma sede regular de governo (cf. </w:t>
       </w:r>
-      <w:hyperlink r:id="rId68">
+      <w:hyperlink r:id="rId66">
         <w:r>
           <w:rPr>
             <w:lang w:val="pt_PT" w:bidi="pt_PT"/>
@@ -2678,7 +2635,7 @@
         </w:rPr>
         <w:t>Ele mudou de ideia: Se o povo de Nínive não tivesse se arrependido, Deus os teria destruído (</w:t>
       </w:r>
-      <w:hyperlink r:id="rId69">
+      <w:hyperlink r:id="rId67">
         <w:r>
           <w:rPr>
             <w:lang w:val="pt_PT" w:bidi="pt_PT"/>
@@ -2696,7 +2653,7 @@
         </w:rPr>
         <w:t xml:space="preserve">). Mas Deus estava pronto para responder ao arrependimento deles com misericórdia (veja </w:t>
       </w:r>
-      <w:hyperlink r:id="rId22">
+      <w:hyperlink r:id="rId20">
         <w:r>
           <w:rPr>
             <w:lang w:val="pt_PT" w:bidi="pt_PT"/>
@@ -2714,7 +2671,7 @@
         </w:rPr>
         <w:t>,</w:t>
       </w:r>
-      <w:hyperlink r:id="rId58">
+      <w:hyperlink r:id="rId56">
         <w:r>
           <w:rPr>
             <w:lang w:val="pt_PT" w:bidi="pt_PT"/>
@@ -2732,7 +2689,7 @@
         </w:rPr>
         <w:t xml:space="preserve">). Na mente de Deus, a mudança não reverteu sua intenção original, porque sua disposição sempre incluiu a possibilidade de misericórdia. Nem essa mudança na mente de Deus diz algo sobre a presciência de Deus. Historicamente, a igreja acreditou que Deus conhece o futuro plenamente (veja </w:t>
       </w:r>
-      <w:hyperlink r:id="rId70">
+      <w:hyperlink r:id="rId68">
         <w:r>
           <w:rPr>
             <w:lang w:val="pt_PT" w:bidi="pt_PT"/>
@@ -2750,7 +2707,7 @@
         </w:rPr>
         <w:t xml:space="preserve">; </w:t>
       </w:r>
-      <w:hyperlink r:id="rId71">
+      <w:hyperlink r:id="rId69">
         <w:r>
           <w:rPr>
             <w:lang w:val="pt_PT" w:bidi="pt_PT"/>
@@ -2768,7 +2725,7 @@
         </w:rPr>
         <w:t xml:space="preserve">; </w:t>
       </w:r>
-      <w:hyperlink r:id="rId72">
+      <w:hyperlink r:id="rId70">
         <w:r>
           <w:rPr>
             <w:lang w:val="pt_PT" w:bidi="pt_PT"/>
@@ -2786,7 +2743,7 @@
         </w:rPr>
         <w:t xml:space="preserve">; </w:t>
       </w:r>
-      <w:hyperlink r:id="rId73">
+      <w:hyperlink r:id="rId71">
         <w:r>
           <w:rPr>
             <w:lang w:val="pt_PT" w:bidi="pt_PT"/>
@@ -2925,7 +2882,7 @@
         </w:rPr>
         <w:t xml:space="preserve">A narrativa toma um rumo inesperado. Jonas, ele mesmo um destinatário da misericórdia de Deus, reclama sobre a misericórdia que o Senhor concedeu aos assírios. A insolência do profeta apenas magnifica a graça de Deus (veja </w:t>
       </w:r>
-      <w:hyperlink r:id="rId74">
+      <w:hyperlink r:id="rId72">
         <w:r>
           <w:rPr>
             <w:lang w:val="pt_PT" w:bidi="pt_PT"/>
@@ -2991,7 +2948,7 @@
         </w:rPr>
         <w:t>Jonas expressa seu motivo para fugir originalmente do Senhor (</w:t>
       </w:r>
-      <w:hyperlink r:id="rId53">
+      <w:hyperlink r:id="rId51">
         <w:r>
           <w:rPr>
             <w:lang w:val="pt_PT" w:bidi="pt_PT"/>
@@ -3009,7 +2966,7 @@
         </w:rPr>
         <w:t xml:space="preserve">): Ele sabia que o Senhor não destruiria os perversos ninivitas se eles se arrependessem. • Eu sabia: Jonas praticamente cita </w:t>
       </w:r>
-      <w:hyperlink r:id="rId75">
+      <w:hyperlink r:id="rId73">
         <w:r>
           <w:rPr>
             <w:lang w:val="pt_PT" w:bidi="pt_PT"/>
@@ -3027,7 +2984,7 @@
         </w:rPr>
         <w:t xml:space="preserve">, uma passagem situada no contexto da relação de aliança de Israel com o Senhor. Mesmo no Antigo Testamento, Deus estava preocupado em espalhar a salvação para as nações (cf. </w:t>
       </w:r>
-      <w:hyperlink r:id="rId76">
+      <w:hyperlink r:id="rId74">
         <w:r>
           <w:rPr>
             <w:lang w:val="pt_PT" w:bidi="pt_PT"/>
@@ -3093,7 +3050,7 @@
         </w:rPr>
         <w:t xml:space="preserve">O desejo de Jonas de morrer em vez de aceitar a vontade de Deus (veja também </w:t>
       </w:r>
-      <w:hyperlink r:id="rId77">
+      <w:hyperlink r:id="rId75">
         <w:r>
           <w:rPr>
             <w:lang w:val="pt_PT" w:bidi="pt_PT"/>
@@ -3111,7 +3068,7 @@
         </w:rPr>
         <w:t>), e sua disposição de aguardar na esperança de que a cidade fosse destruída (</w:t>
       </w:r>
-      <w:hyperlink r:id="rId78">
+      <w:hyperlink r:id="rId76">
         <w:r>
           <w:rPr>
             <w:lang w:val="pt_PT" w:bidi="pt_PT"/>
@@ -3177,7 +3134,7 @@
         </w:rPr>
         <w:t>A resposta do Senhor é uma pergunta retórica. A resposta implícita é "Não, claro que não!". A lição objetiva que se segue (</w:t>
       </w:r>
-      <w:hyperlink r:id="rId79">
+      <w:hyperlink r:id="rId77">
         <w:r>
           <w:rPr>
             <w:lang w:val="pt_PT" w:bidi="pt_PT"/>
@@ -3243,7 +3200,7 @@
         </w:rPr>
         <w:t xml:space="preserve">O Senhor é o nome de aliança de Deus em relação a Israel (veja, e.g., </w:t>
       </w:r>
-      <w:hyperlink r:id="rId80">
+      <w:hyperlink r:id="rId78">
         <w:r>
           <w:rPr>
             <w:lang w:val="pt_PT" w:bidi="pt_PT"/>
@@ -3321,7 +3278,7 @@
         </w:rPr>
         <w:t xml:space="preserve">onde há mais de cento e vinte mil crianças: Deus graciosamente enviou a luz de sua palavra profética para uma cidade perversa. Nem todos que encontram a luz de Deus respondem favoravelmente (cf. </w:t>
       </w:r>
-      <w:hyperlink r:id="rId81">
+      <w:hyperlink r:id="rId79">
         <w:r>
           <w:rPr>
             <w:lang w:val="pt_PT" w:bidi="pt_PT"/>

--- a/por/docx/32.content.docx
+++ b/por/docx/32.content.docx
@@ -163,13 +163,6 @@
         <w:rPr>
           <w:lang w:val="pt_PT" w:bidi="pt_PT"/>
         </w:rPr>
-      </w:r>
-      <w:r>
-        <w:rPr>
-          <w:i/>
-          <w:lang w:val="pt_PT" w:bidi="pt_PT"/>
-        </w:rPr>
-        <w:t>Jonas 1.1, Jonas 1.1–2.10, Jonas 1.2, Jonas 1.3, Jonas 1.4, Jonas 1.5–6, Jonas 1.7–8, Jonas 1.9, Jonas 1.12, Jonas 1.13–14, Jonas 1.16, Jonas 1.17, Jonas 2.1–9, Jonas 2.2, Jonas 2.4, Jonas 2.6, Jonas 2.7, Jonas 2.8–9, Jonas 3.1–2, Jonas 3.1–4.11, Jonas 3.3, Jonas 3.4, Jonas 3.5–6, Jonas 3.6, Jonas 3.7–8, Jonas 3.10, Jonas 4.1, Jonas 4.1–7, Jonas 4.2, Jonas 4.3–5, Jonas 4.4, Jonas 4.6, Jonas 4.11</w:t>
       </w:r>
       <w:r>
         <w:rPr>

--- a/por/docx/32.content.docx
+++ b/por/docx/32.content.docx
@@ -150,19 +150,6 @@
           <w:lang w:val="pt_PT" w:bidi="pt_PT"/>
         </w:rPr>
         <w:t>JON</w:t>
-      </w:r>
-      <w:r>
-        <w:rPr>
-          <w:lang w:val="pt_PT" w:bidi="pt_PT"/>
-        </w:rPr>
-      </w:r>
-    </w:p>
-    <w:p>
-      <w:pPr/>
-      <w:r>
-        <w:rPr>
-          <w:lang w:val="pt_PT" w:bidi="pt_PT"/>
-        </w:rPr>
       </w:r>
       <w:r>
         <w:rPr>

--- a/por/docx/32.content.docx
+++ b/por/docx/32.content.docx
@@ -19,7 +19,7 @@
         <w:rPr>
           <w:lang w:val="pt_PT" w:bidi="pt_PT"/>
         </w:rPr>
-        <w:t>Resource: Notas de Estudo (Tyndale)</w:t>
+        <w:t>Resource: Tyndale Open Study Notes</w:t>
       </w:r>
       <w:r>
         <w:rPr>
@@ -112,7 +112,7 @@
         <w:rPr>
           <w:lang w:val="pt_PT" w:bidi="pt_PT"/>
         </w:rPr>
-        <w:t>Notas de Estudo (Tyndale)</w:t>
+        <w:t>Tyndale Open Study Notes</w:t>
       </w:r>
     </w:p>
     <w:p>

--- a/por/docx/32.content.docx
+++ b/por/docx/32.content.docx
@@ -19,7 +19,7 @@
         <w:rPr>
           <w:lang w:val="pt_PT" w:bidi="pt_PT"/>
         </w:rPr>
-        <w:t>Resource: Tyndale Open Study Notes</w:t>
+        <w:t>Resource: Aquifer Open Study Notes</w:t>
       </w:r>
       <w:r>
         <w:rPr>
@@ -112,7 +112,7 @@
         <w:rPr>
           <w:lang w:val="pt_PT" w:bidi="pt_PT"/>
         </w:rPr>
-        <w:t>Tyndale Open Study Notes</w:t>
+        <w:t>Aquifer Open Study Notes</w:t>
       </w:r>
     </w:p>
     <w:p>

--- a/por/docx/32.content.docx
+++ b/por/docx/32.content.docx
@@ -233,18 +233,12 @@
         </w:rPr>
         <w:t xml:space="preserve">Jonas, filho de Amitai, era de Gate-Hefer, uma cidade localizada na fronteira das áreas tribais de Naftali e Zebulom. Ele ministrou ao reino do norte de Israel durante o reinado de Jeroboão II (793–753 a.C.; veja </w:t>
       </w:r>
-      <w:hyperlink r:id="rId13">
-        <w:r>
-          <w:rPr>
-            <w:lang w:val="pt_PT" w:bidi="pt_PT"/>
-          </w:rPr>
-          <w:rPr>
-            <w:color w:val="0000EE"/>
-            <w:u w:val="single"/>
-          </w:rPr>
-          <w:t>2Rs 14.25</w:t>
-        </w:r>
-      </w:hyperlink>
+      <w:r>
+        <w:rPr>
+          <w:lang w:val="pt_PT" w:bidi="pt_PT"/>
+        </w:rPr>
+        <w:t>2Rs 14.25</w:t>
+      </w:r>
       <w:r>
         <w:rPr>
           <w:lang w:val="pt_PT" w:bidi="pt_PT"/>
@@ -347,36 +341,24 @@
         </w:rPr>
         <w:t xml:space="preserve">No tempo de Jonas, Nínive já tinha uma longa história (veja </w:t>
       </w:r>
-      <w:hyperlink r:id="rId14">
-        <w:r>
-          <w:rPr>
-            <w:lang w:val="pt_PT" w:bidi="pt_PT"/>
-          </w:rPr>
-          <w:rPr>
-            <w:color w:val="0000EE"/>
-            <w:u w:val="single"/>
-          </w:rPr>
-          <w:t>Gn 10.12</w:t>
-        </w:r>
-      </w:hyperlink>
+      <w:r>
+        <w:rPr>
+          <w:lang w:val="pt_PT" w:bidi="pt_PT"/>
+        </w:rPr>
+        <w:t>Gn 10.12</w:t>
+      </w:r>
       <w:r>
         <w:rPr>
           <w:lang w:val="pt_PT" w:bidi="pt_PT"/>
         </w:rPr>
         <w:t xml:space="preserve">). Era uma cidade-chave no Império Assírio até sua destruição em 612 a.C. (veja </w:t>
       </w:r>
-      <w:hyperlink r:id="rId15">
-        <w:r>
-          <w:rPr>
-            <w:lang w:val="pt_PT" w:bidi="pt_PT"/>
-          </w:rPr>
-          <w:rPr>
-            <w:color w:val="0000EE"/>
-            <w:u w:val="single"/>
-          </w:rPr>
-          <w:t>Na 1–3</w:t>
-        </w:r>
-      </w:hyperlink>
+      <w:r>
+        <w:rPr>
+          <w:lang w:val="pt_PT" w:bidi="pt_PT"/>
+        </w:rPr>
+        <w:t>Na 1–3</w:t>
+      </w:r>
       <w:r>
         <w:rPr>
           <w:lang w:val="pt_PT" w:bidi="pt_PT"/>
@@ -443,126 +425,84 @@
         </w:rPr>
         <w:t>A tentativa de Jonas de fugir do Senhor foi inútil. Não se pode escapar de Deus (</w:t>
       </w:r>
-      <w:hyperlink r:id="rId16">
-        <w:r>
-          <w:rPr>
-            <w:lang w:val="pt_PT" w:bidi="pt_PT"/>
-          </w:rPr>
-          <w:rPr>
-            <w:color w:val="0000EE"/>
-            <w:u w:val="single"/>
-          </w:rPr>
-          <w:t>Sl 139.7–10</w:t>
-        </w:r>
-      </w:hyperlink>
+      <w:r>
+        <w:rPr>
+          <w:lang w:val="pt_PT" w:bidi="pt_PT"/>
+        </w:rPr>
+        <w:t>Sl 139.7–10</w:t>
+      </w:r>
       <w:r>
         <w:rPr>
           <w:lang w:val="pt_PT" w:bidi="pt_PT"/>
         </w:rPr>
         <w:t>) ou desobedecer à sua vontade sem consequências (</w:t>
       </w:r>
-      <w:hyperlink r:id="rId17">
-        <w:r>
-          <w:rPr>
-            <w:lang w:val="pt_PT" w:bidi="pt_PT"/>
-          </w:rPr>
-          <w:rPr>
-            <w:color w:val="0000EE"/>
-            <w:u w:val="single"/>
-          </w:rPr>
-          <w:t>Dt 8.5</w:t>
-        </w:r>
-      </w:hyperlink>
+      <w:r>
+        <w:rPr>
+          <w:lang w:val="pt_PT" w:bidi="pt_PT"/>
+        </w:rPr>
+        <w:t>Dt 8.5</w:t>
+      </w:r>
       <w:r>
         <w:rPr>
           <w:lang w:val="pt_PT" w:bidi="pt_PT"/>
         </w:rPr>
         <w:t>). No entanto, a relutância de Jonas em ir para Nínive é compreensível. A Assíria era uma nação inimiga de Israel conhecida por sua violência (</w:t>
       </w:r>
-      <w:hyperlink r:id="rId18">
-        <w:r>
-          <w:rPr>
-            <w:lang w:val="pt_PT" w:bidi="pt_PT"/>
-          </w:rPr>
-          <w:rPr>
-            <w:color w:val="0000EE"/>
-            <w:u w:val="single"/>
-          </w:rPr>
-          <w:t>Jn 3.8</w:t>
-        </w:r>
-      </w:hyperlink>
+      <w:r>
+        <w:rPr>
+          <w:lang w:val="pt_PT" w:bidi="pt_PT"/>
+        </w:rPr>
+        <w:t>Jn 3.8</w:t>
+      </w:r>
       <w:r>
         <w:rPr>
           <w:lang w:val="pt_PT" w:bidi="pt_PT"/>
         </w:rPr>
         <w:t xml:space="preserve">; veja também </w:t>
       </w:r>
-      <w:hyperlink r:id="rId19">
-        <w:r>
-          <w:rPr>
-            <w:lang w:val="pt_PT" w:bidi="pt_PT"/>
-          </w:rPr>
-          <w:rPr>
-            <w:color w:val="0000EE"/>
-            <w:u w:val="single"/>
-          </w:rPr>
-          <w:t>Na 3.1–4</w:t>
-        </w:r>
-      </w:hyperlink>
+      <w:r>
+        <w:rPr>
+          <w:lang w:val="pt_PT" w:bidi="pt_PT"/>
+        </w:rPr>
+        <w:t>Na 3.1–4</w:t>
+      </w:r>
       <w:r>
         <w:rPr>
           <w:lang w:val="pt_PT" w:bidi="pt_PT"/>
         </w:rPr>
         <w:t>). Jonas não queria que esses não-israelitas tivessem a oportunidade de se arrepender e fossem salvos (</w:t>
       </w:r>
-      <w:hyperlink r:id="rId20">
-        <w:r>
-          <w:rPr>
-            <w:lang w:val="pt_PT" w:bidi="pt_PT"/>
-          </w:rPr>
-          <w:rPr>
-            <w:color w:val="0000EE"/>
-            <w:u w:val="single"/>
-          </w:rPr>
-          <w:t>Jn 4.2</w:t>
-        </w:r>
-      </w:hyperlink>
+      <w:r>
+        <w:rPr>
+          <w:lang w:val="pt_PT" w:bidi="pt_PT"/>
+        </w:rPr>
+        <w:t>Jn 4.2</w:t>
+      </w:r>
       <w:r>
         <w:rPr>
           <w:lang w:val="pt_PT" w:bidi="pt_PT"/>
         </w:rPr>
         <w:t>). • Jope era uma cidade portuária importante na costa do Mediterrâneo (</w:t>
       </w:r>
-      <w:hyperlink r:id="rId21">
-        <w:r>
-          <w:rPr>
-            <w:lang w:val="pt_PT" w:bidi="pt_PT"/>
-          </w:rPr>
-          <w:rPr>
-            <w:color w:val="0000EE"/>
-            <w:u w:val="single"/>
-          </w:rPr>
-          <w:t>2Cr 2.16</w:t>
-        </w:r>
-      </w:hyperlink>
+      <w:r>
+        <w:rPr>
+          <w:lang w:val="pt_PT" w:bidi="pt_PT"/>
+        </w:rPr>
+        <w:t>2Cr 2.16</w:t>
+      </w:r>
       <w:r>
         <w:rPr>
           <w:lang w:val="pt_PT" w:bidi="pt_PT"/>
         </w:rPr>
         <w:t xml:space="preserve">; </w:t>
       </w:r>
-      <w:hyperlink r:id="rId22">
-        <w:r>
-          <w:rPr>
-            <w:lang w:val="pt_PT" w:bidi="pt_PT"/>
-          </w:rPr>
-          <w:rPr>
-            <w:color w:val="0000EE"/>
-            <w:u w:val="single"/>
-          </w:rPr>
-          <w:t>Ed 3.7</w:t>
-        </w:r>
-      </w:hyperlink>
+      <w:r>
+        <w:rPr>
+          <w:lang w:val="pt_PT" w:bidi="pt_PT"/>
+        </w:rPr>
+        <w:t>Ed 3.7</w:t>
+      </w:r>
       <w:r>
         <w:rPr>
           <w:lang w:val="pt_PT" w:bidi="pt_PT"/>
@@ -630,126 +570,84 @@
         </w:rPr>
         <w:t xml:space="preserve">O poder de Deus sobre a natureza é um tema proeminente ao longo de Jonas (veja </w:t>
       </w:r>
-      <w:hyperlink r:id="rId23">
-        <w:r>
-          <w:rPr>
-            <w:lang w:val="pt_PT" w:bidi="pt_PT"/>
-          </w:rPr>
-          <w:rPr>
-            <w:color w:val="0000EE"/>
-            <w:u w:val="single"/>
-          </w:rPr>
-          <w:t>Jn 1.4</w:t>
-        </w:r>
-      </w:hyperlink>
+      <w:r>
+        <w:rPr>
+          <w:lang w:val="pt_PT" w:bidi="pt_PT"/>
+        </w:rPr>
+        <w:t>Jn 1.4</w:t>
+      </w:r>
       <w:r>
         <w:rPr>
           <w:lang w:val="pt_PT" w:bidi="pt_PT"/>
         </w:rPr>
         <w:t>,</w:t>
       </w:r>
-      <w:hyperlink r:id="rId24">
-        <w:r>
-          <w:rPr>
-            <w:lang w:val="pt_PT" w:bidi="pt_PT"/>
-          </w:rPr>
-          <w:rPr>
-            <w:color w:val="0000EE"/>
-            <w:u w:val="single"/>
-          </w:rPr>
-          <w:t>9</w:t>
-        </w:r>
-      </w:hyperlink>
+      <w:r>
+        <w:rPr>
+          <w:lang w:val="pt_PT" w:bidi="pt_PT"/>
+        </w:rPr>
+        <w:t>9</w:t>
+      </w:r>
       <w:r>
         <w:rPr>
           <w:lang w:val="pt_PT" w:bidi="pt_PT"/>
         </w:rPr>
         <w:t>,</w:t>
       </w:r>
-      <w:hyperlink r:id="rId25">
-        <w:r>
-          <w:rPr>
-            <w:lang w:val="pt_PT" w:bidi="pt_PT"/>
-          </w:rPr>
-          <w:rPr>
-            <w:color w:val="0000EE"/>
-            <w:u w:val="single"/>
-          </w:rPr>
-          <w:t>13–16</w:t>
-        </w:r>
-      </w:hyperlink>
+      <w:r>
+        <w:rPr>
+          <w:lang w:val="pt_PT" w:bidi="pt_PT"/>
+        </w:rPr>
+        <w:t>13–16</w:t>
+      </w:r>
       <w:r>
         <w:rPr>
           <w:lang w:val="pt_PT" w:bidi="pt_PT"/>
         </w:rPr>
         <w:t>,</w:t>
       </w:r>
-      <w:hyperlink r:id="rId26">
-        <w:r>
-          <w:rPr>
-            <w:lang w:val="pt_PT" w:bidi="pt_PT"/>
-          </w:rPr>
-          <w:rPr>
-            <w:color w:val="0000EE"/>
-            <w:u w:val="single"/>
-          </w:rPr>
-          <w:t>17</w:t>
-        </w:r>
-      </w:hyperlink>
+      <w:r>
+        <w:rPr>
+          <w:lang w:val="pt_PT" w:bidi="pt_PT"/>
+        </w:rPr>
+        <w:t>17</w:t>
+      </w:r>
       <w:r>
         <w:rPr>
           <w:lang w:val="pt_PT" w:bidi="pt_PT"/>
         </w:rPr>
         <w:t xml:space="preserve">; </w:t>
       </w:r>
-      <w:hyperlink r:id="rId27">
-        <w:r>
-          <w:rPr>
-            <w:lang w:val="pt_PT" w:bidi="pt_PT"/>
-          </w:rPr>
-          <w:rPr>
-            <w:color w:val="0000EE"/>
-            <w:u w:val="single"/>
-          </w:rPr>
-          <w:t>2.3</w:t>
-        </w:r>
-      </w:hyperlink>
+      <w:r>
+        <w:rPr>
+          <w:lang w:val="pt_PT" w:bidi="pt_PT"/>
+        </w:rPr>
+        <w:t>2.3</w:t>
+      </w:r>
       <w:r>
         <w:rPr>
           <w:lang w:val="pt_PT" w:bidi="pt_PT"/>
         </w:rPr>
         <w:t>,</w:t>
       </w:r>
-      <w:hyperlink r:id="rId28">
-        <w:r>
-          <w:rPr>
-            <w:lang w:val="pt_PT" w:bidi="pt_PT"/>
-          </w:rPr>
-          <w:rPr>
-            <w:color w:val="0000EE"/>
-            <w:u w:val="single"/>
-          </w:rPr>
-          <w:t>10</w:t>
-        </w:r>
-      </w:hyperlink>
+      <w:r>
+        <w:rPr>
+          <w:lang w:val="pt_PT" w:bidi="pt_PT"/>
+        </w:rPr>
+        <w:t>10</w:t>
+      </w:r>
       <w:r>
         <w:rPr>
           <w:lang w:val="pt_PT" w:bidi="pt_PT"/>
         </w:rPr>
         <w:t xml:space="preserve">; </w:t>
       </w:r>
-      <w:hyperlink r:id="rId29">
-        <w:r>
-          <w:rPr>
-            <w:lang w:val="pt_PT" w:bidi="pt_PT"/>
-          </w:rPr>
-          <w:rPr>
-            <w:color w:val="0000EE"/>
-            <w:u w:val="single"/>
-          </w:rPr>
-          <w:t>4.6–7</w:t>
-        </w:r>
-      </w:hyperlink>
+      <w:r>
+        <w:rPr>
+          <w:lang w:val="pt_PT" w:bidi="pt_PT"/>
+        </w:rPr>
+        <w:t>4.6–7</w:t>
+      </w:r>
       <w:r>
         <w:rPr>
           <w:lang w:val="pt_PT" w:bidi="pt_PT"/>
@@ -804,18 +702,12 @@
         </w:rPr>
         <w:t>O sono contínuo de Jonas talvez tenha sido induzido por Deus para levar a crise a um ponto em que ficou claro que os deuses dos marinheiros não podiam ajudar (</w:t>
       </w:r>
-      <w:hyperlink r:id="rId30">
-        <w:r>
-          <w:rPr>
-            <w:lang w:val="pt_PT" w:bidi="pt_PT"/>
-          </w:rPr>
-          <w:rPr>
-            <w:color w:val="0000EE"/>
-            <w:u w:val="single"/>
-          </w:rPr>
-          <w:t>1.6</w:t>
-        </w:r>
-      </w:hyperlink>
+      <w:r>
+        <w:rPr>
+          <w:lang w:val="pt_PT" w:bidi="pt_PT"/>
+        </w:rPr>
+        <w:t>1.6</w:t>
+      </w:r>
       <w:r>
         <w:rPr>
           <w:lang w:val="pt_PT" w:bidi="pt_PT"/>
@@ -870,90 +762,60 @@
         </w:rPr>
         <w:t xml:space="preserve">O uso de sortes foi permitido por Deus para certos propósitos (veja </w:t>
       </w:r>
-      <w:hyperlink r:id="rId31">
-        <w:r>
-          <w:rPr>
-            <w:lang w:val="pt_PT" w:bidi="pt_PT"/>
-          </w:rPr>
-          <w:rPr>
-            <w:color w:val="0000EE"/>
-            <w:u w:val="single"/>
-          </w:rPr>
-          <w:t>Lv 16.8</w:t>
-        </w:r>
-      </w:hyperlink>
+      <w:r>
+        <w:rPr>
+          <w:lang w:val="pt_PT" w:bidi="pt_PT"/>
+        </w:rPr>
+        <w:t>Lv 16.8</w:t>
+      </w:r>
       <w:r>
         <w:rPr>
           <w:lang w:val="pt_PT" w:bidi="pt_PT"/>
         </w:rPr>
         <w:t xml:space="preserve">; </w:t>
       </w:r>
-      <w:hyperlink r:id="rId32">
-        <w:r>
-          <w:rPr>
-            <w:lang w:val="pt_PT" w:bidi="pt_PT"/>
-          </w:rPr>
-          <w:rPr>
-            <w:color w:val="0000EE"/>
-            <w:u w:val="single"/>
-          </w:rPr>
-          <w:t>Js 18.6</w:t>
-        </w:r>
-      </w:hyperlink>
+      <w:r>
+        <w:rPr>
+          <w:lang w:val="pt_PT" w:bidi="pt_PT"/>
+        </w:rPr>
+        <w:t>Js 18.6</w:t>
+      </w:r>
       <w:r>
         <w:rPr>
           <w:lang w:val="pt_PT" w:bidi="pt_PT"/>
         </w:rPr>
         <w:t xml:space="preserve">; </w:t>
       </w:r>
-      <w:hyperlink r:id="rId33">
-        <w:r>
-          <w:rPr>
-            <w:lang w:val="pt_PT" w:bidi="pt_PT"/>
-          </w:rPr>
-          <w:rPr>
-            <w:color w:val="0000EE"/>
-            <w:u w:val="single"/>
-          </w:rPr>
-          <w:t>1Cr 26.12–16</w:t>
-        </w:r>
-      </w:hyperlink>
+      <w:r>
+        <w:rPr>
+          <w:lang w:val="pt_PT" w:bidi="pt_PT"/>
+        </w:rPr>
+        <w:t>1Cr 26.12–16</w:t>
+      </w:r>
       <w:r>
         <w:rPr>
           <w:lang w:val="pt_PT" w:bidi="pt_PT"/>
         </w:rPr>
         <w:t xml:space="preserve">; </w:t>
       </w:r>
-      <w:hyperlink r:id="rId34">
-        <w:r>
-          <w:rPr>
-            <w:lang w:val="pt_PT" w:bidi="pt_PT"/>
-          </w:rPr>
-          <w:rPr>
-            <w:color w:val="0000EE"/>
-            <w:u w:val="single"/>
-          </w:rPr>
-          <w:t>At 1.26</w:t>
-        </w:r>
-      </w:hyperlink>
+      <w:r>
+        <w:rPr>
+          <w:lang w:val="pt_PT" w:bidi="pt_PT"/>
+        </w:rPr>
+        <w:t>At 1.26</w:t>
+      </w:r>
       <w:r>
         <w:rPr>
           <w:lang w:val="pt_PT" w:bidi="pt_PT"/>
         </w:rPr>
         <w:t>); no entanto, a adivinhação em geral, como praticada no mundo antigo mais amplo, era desagradável ao Senhor (</w:t>
       </w:r>
-      <w:hyperlink r:id="rId35">
-        <w:r>
-          <w:rPr>
-            <w:lang w:val="pt_PT" w:bidi="pt_PT"/>
-          </w:rPr>
-          <w:rPr>
-            <w:color w:val="0000EE"/>
-            <w:u w:val="single"/>
-          </w:rPr>
-          <w:t>Dt 18.9–13</w:t>
-        </w:r>
-      </w:hyperlink>
+      <w:r>
+        <w:rPr>
+          <w:lang w:val="pt_PT" w:bidi="pt_PT"/>
+        </w:rPr>
+        <w:t>Dt 18.9–13</w:t>
+      </w:r>
       <w:r>
         <w:rPr>
           <w:lang w:val="pt_PT" w:bidi="pt_PT"/>
@@ -1008,54 +870,36 @@
         </w:rPr>
         <w:t xml:space="preserve">Eu sou Hebreu: Veja também </w:t>
       </w:r>
-      <w:hyperlink r:id="rId36">
-        <w:r>
-          <w:rPr>
-            <w:lang w:val="pt_PT" w:bidi="pt_PT"/>
-          </w:rPr>
-          <w:rPr>
-            <w:color w:val="0000EE"/>
-            <w:u w:val="single"/>
-          </w:rPr>
-          <w:t>Gn 41.12</w:t>
-        </w:r>
-      </w:hyperlink>
+      <w:r>
+        <w:rPr>
+          <w:lang w:val="pt_PT" w:bidi="pt_PT"/>
+        </w:rPr>
+        <w:t>Gn 41.12</w:t>
+      </w:r>
       <w:r>
         <w:rPr>
           <w:lang w:val="pt_PT" w:bidi="pt_PT"/>
         </w:rPr>
         <w:t xml:space="preserve">; </w:t>
       </w:r>
-      <w:hyperlink r:id="rId37">
-        <w:r>
-          <w:rPr>
-            <w:lang w:val="pt_PT" w:bidi="pt_PT"/>
-          </w:rPr>
-          <w:rPr>
-            <w:color w:val="0000EE"/>
-            <w:u w:val="single"/>
-          </w:rPr>
-          <w:t>Êx 1.15</w:t>
-        </w:r>
-      </w:hyperlink>
+      <w:r>
+        <w:rPr>
+          <w:lang w:val="pt_PT" w:bidi="pt_PT"/>
+        </w:rPr>
+        <w:t>Êx 1.15</w:t>
+      </w:r>
       <w:r>
         <w:rPr>
           <w:lang w:val="pt_PT" w:bidi="pt_PT"/>
         </w:rPr>
         <w:t xml:space="preserve">; </w:t>
       </w:r>
-      <w:hyperlink r:id="rId38">
-        <w:r>
-          <w:rPr>
-            <w:lang w:val="pt_PT" w:bidi="pt_PT"/>
-          </w:rPr>
-          <w:rPr>
-            <w:color w:val="0000EE"/>
-            <w:u w:val="single"/>
-          </w:rPr>
-          <w:t>2.11</w:t>
-        </w:r>
-      </w:hyperlink>
+      <w:r>
+        <w:rPr>
+          <w:lang w:val="pt_PT" w:bidi="pt_PT"/>
+        </w:rPr>
+        <w:t>2.11</w:t>
+      </w:r>
       <w:r>
         <w:rPr>
           <w:lang w:val="pt_PT" w:bidi="pt_PT"/>
@@ -1088,36 +932,24 @@
         </w:rPr>
         <w:t xml:space="preserve"> e assim os controlava. Acreditava-se que muitos deuses tinham jurisdição sobre reinos e funções específicas. A designação Deus do céu provavelmente transmitia a superioridade dessa divindade sobre todas as outras, já que o céu é o reino mais alto. O Antigo Testamento proclama consistentemente que o Senhor é o único Deus verdadeiro (veja, e.g., </w:t>
       </w:r>
-      <w:hyperlink r:id="rId39">
-        <w:r>
-          <w:rPr>
-            <w:lang w:val="pt_PT" w:bidi="pt_PT"/>
-          </w:rPr>
-          <w:rPr>
-            <w:color w:val="0000EE"/>
-            <w:u w:val="single"/>
-          </w:rPr>
-          <w:t>Dt 6.4</w:t>
-        </w:r>
-      </w:hyperlink>
+      <w:r>
+        <w:rPr>
+          <w:lang w:val="pt_PT" w:bidi="pt_PT"/>
+        </w:rPr>
+        <w:t>Dt 6.4</w:t>
+      </w:r>
       <w:r>
         <w:rPr>
           <w:lang w:val="pt_PT" w:bidi="pt_PT"/>
         </w:rPr>
         <w:t xml:space="preserve">), enquanto às vezes adota uma linguagem que reflete sua superioridade sobre os falsos deuses que ocupavam a imaginação dos povos pagãos (veja </w:t>
       </w:r>
-      <w:hyperlink r:id="rId40">
-        <w:r>
-          <w:rPr>
-            <w:lang w:val="pt_PT" w:bidi="pt_PT"/>
-          </w:rPr>
-          <w:rPr>
-            <w:color w:val="0000EE"/>
-            <w:u w:val="single"/>
-          </w:rPr>
-          <w:t>Sl 95.3–5</w:t>
-        </w:r>
-      </w:hyperlink>
+      <w:r>
+        <w:rPr>
+          <w:lang w:val="pt_PT" w:bidi="pt_PT"/>
+        </w:rPr>
+        <w:t>Sl 95.3–5</w:t>
+      </w:r>
       <w:r>
         <w:rPr>
           <w:lang w:val="pt_PT" w:bidi="pt_PT"/>
@@ -1268,18 +1100,12 @@
         </w:rPr>
         <w:t xml:space="preserve">ficaram com tanto medo: A demonstração do poder de Deus sobre o mar tempestuoso levou os marinheiros a adorar. Embora sacrifícios e votos fossem aspectos do culto israelita (e.g., </w:t>
       </w:r>
-      <w:hyperlink r:id="rId41">
-        <w:r>
-          <w:rPr>
-            <w:lang w:val="pt_PT" w:bidi="pt_PT"/>
-          </w:rPr>
-          <w:rPr>
-            <w:color w:val="0000EE"/>
-            <w:u w:val="single"/>
-          </w:rPr>
-          <w:t>Sl 116.17–18</w:t>
-        </w:r>
-      </w:hyperlink>
+      <w:r>
+        <w:rPr>
+          <w:lang w:val="pt_PT" w:bidi="pt_PT"/>
+        </w:rPr>
+        <w:t>Sl 116.17–18</w:t>
+      </w:r>
       <w:r>
         <w:rPr>
           <w:lang w:val="pt_PT" w:bidi="pt_PT"/>
@@ -1346,144 +1172,96 @@
         </w:rPr>
         <w:t>Alguns críticos consideram impossível que Jonas pudesse ser salvo da morte no ventre de um grande peixe. Ao fazer esse julgamento, eles se opõem a um dos principais temas teológicos do livro — que Deus é o soberano supremo sobre a natureza. Se Deus existe e Ele criou e controla a natureza (</w:t>
       </w:r>
-      <w:hyperlink r:id="rId24">
-        <w:r>
-          <w:rPr>
-            <w:lang w:val="pt_PT" w:bidi="pt_PT"/>
-          </w:rPr>
-          <w:rPr>
-            <w:color w:val="0000EE"/>
-            <w:u w:val="single"/>
-          </w:rPr>
-          <w:t>1.9</w:t>
-        </w:r>
-      </w:hyperlink>
+      <w:r>
+        <w:rPr>
+          <w:lang w:val="pt_PT" w:bidi="pt_PT"/>
+        </w:rPr>
+        <w:t>1.9</w:t>
+      </w:r>
       <w:r>
         <w:rPr>
           <w:lang w:val="pt_PT" w:bidi="pt_PT"/>
         </w:rPr>
         <w:t>,</w:t>
       </w:r>
-      <w:hyperlink r:id="rId42">
-        <w:r>
-          <w:rPr>
-            <w:lang w:val="pt_PT" w:bidi="pt_PT"/>
-          </w:rPr>
-          <w:rPr>
-            <w:color w:val="0000EE"/>
-            <w:u w:val="single"/>
-          </w:rPr>
-          <w:t>16</w:t>
-        </w:r>
-      </w:hyperlink>
+      <w:r>
+        <w:rPr>
+          <w:lang w:val="pt_PT" w:bidi="pt_PT"/>
+        </w:rPr>
+        <w:t>16</w:t>
+      </w:r>
       <w:r>
         <w:rPr>
           <w:lang w:val="pt_PT" w:bidi="pt_PT"/>
         </w:rPr>
         <w:t xml:space="preserve">; veja também </w:t>
       </w:r>
-      <w:hyperlink r:id="rId43">
-        <w:r>
-          <w:rPr>
-            <w:lang w:val="pt_PT" w:bidi="pt_PT"/>
-          </w:rPr>
-          <w:rPr>
-            <w:color w:val="0000EE"/>
-            <w:u w:val="single"/>
-          </w:rPr>
-          <w:t>Gn 1.21</w:t>
-        </w:r>
-      </w:hyperlink>
+      <w:r>
+        <w:rPr>
+          <w:lang w:val="pt_PT" w:bidi="pt_PT"/>
+        </w:rPr>
+        <w:t>Gn 1.21</w:t>
+      </w:r>
       <w:r>
         <w:rPr>
           <w:lang w:val="pt_PT" w:bidi="pt_PT"/>
         </w:rPr>
         <w:t xml:space="preserve">), um evento milagroso dessa magnitude não é insondável. O livro apresenta o episódio do peixe como um evento histórico. • Nenhuma indicação é dada quanto à espécie do peixe, contudo, identificar a espécie não é crucial para validar o significado do relato. Dado o poder criativo de Deus, o peixe que engoliu Jonas pode muito bem ter sido especialmente formado e designado pelo Senhor para este evento particular. Se Deus existe e pode realizar milagres, a necessidade de Jonas por oxigênio e proteção contra processos digestivos não representa problema (cp. </w:t>
       </w:r>
-      <w:hyperlink r:id="rId44">
-        <w:r>
-          <w:rPr>
-            <w:lang w:val="pt_PT" w:bidi="pt_PT"/>
-          </w:rPr>
-          <w:rPr>
-            <w:color w:val="0000EE"/>
-            <w:u w:val="single"/>
-          </w:rPr>
-          <w:t>Dn 3.14–27</w:t>
-        </w:r>
-      </w:hyperlink>
+      <w:r>
+        <w:rPr>
+          <w:lang w:val="pt_PT" w:bidi="pt_PT"/>
+        </w:rPr>
+        <w:t>Dn 3.14–27</w:t>
+      </w:r>
       <w:r>
         <w:rPr>
           <w:lang w:val="pt_PT" w:bidi="pt_PT"/>
         </w:rPr>
         <w:t>). Por outro lado, certas espécies são grandes o suficiente para ter servido ao propósito (e.g., o tubarão-baleia), e incidentes semelhantes foram registrados em tempos modernos. • Jesus mais tarde referiu-se à estadia de Jonas no ventre do peixe por três dias e três noites ao prever a duração de seu tempo no túmulo (</w:t>
       </w:r>
-      <w:hyperlink r:id="rId45">
-        <w:r>
-          <w:rPr>
-            <w:lang w:val="pt_PT" w:bidi="pt_PT"/>
-          </w:rPr>
-          <w:rPr>
-            <w:color w:val="0000EE"/>
-            <w:u w:val="single"/>
-          </w:rPr>
-          <w:t>Mt 12.39–41</w:t>
-        </w:r>
-      </w:hyperlink>
+      <w:r>
+        <w:rPr>
+          <w:lang w:val="pt_PT" w:bidi="pt_PT"/>
+        </w:rPr>
+        <w:t>Mt 12.39–41</w:t>
+      </w:r>
       <w:r>
         <w:rPr>
           <w:lang w:val="pt_PT" w:bidi="pt_PT"/>
         </w:rPr>
         <w:t xml:space="preserve">). • "Ordenou" aqui é a primeira de quatro ocorrências da mesma palavra hebraica no livro (veja </w:t>
       </w:r>
-      <w:hyperlink r:id="rId46">
-        <w:r>
-          <w:rPr>
-            <w:lang w:val="pt_PT" w:bidi="pt_PT"/>
-          </w:rPr>
-          <w:rPr>
-            <w:color w:val="0000EE"/>
-            <w:u w:val="single"/>
-          </w:rPr>
-          <w:t>Jn 4.6</w:t>
-        </w:r>
-      </w:hyperlink>
+      <w:r>
+        <w:rPr>
+          <w:lang w:val="pt_PT" w:bidi="pt_PT"/>
+        </w:rPr>
+        <w:t>Jn 4.6</w:t>
+      </w:r>
       <w:r>
         <w:rPr>
           <w:lang w:val="pt_PT" w:bidi="pt_PT"/>
         </w:rPr>
         <w:t>,</w:t>
       </w:r>
-      <w:hyperlink r:id="rId47">
-        <w:r>
-          <w:rPr>
-            <w:lang w:val="pt_PT" w:bidi="pt_PT"/>
-          </w:rPr>
-          <w:rPr>
-            <w:color w:val="0000EE"/>
-            <w:u w:val="single"/>
-          </w:rPr>
-          <w:t>7</w:t>
-        </w:r>
-      </w:hyperlink>
+      <w:r>
+        <w:rPr>
+          <w:lang w:val="pt_PT" w:bidi="pt_PT"/>
+        </w:rPr>
+        <w:t>7</w:t>
+      </w:r>
       <w:r>
         <w:rPr>
           <w:lang w:val="pt_PT" w:bidi="pt_PT"/>
         </w:rPr>
         <w:t>,</w:t>
       </w:r>
-      <w:hyperlink r:id="rId48">
-        <w:r>
-          <w:rPr>
-            <w:lang w:val="pt_PT" w:bidi="pt_PT"/>
-          </w:rPr>
-          <w:rPr>
-            <w:color w:val="0000EE"/>
-            <w:u w:val="single"/>
-          </w:rPr>
-          <w:t>8</w:t>
-        </w:r>
-      </w:hyperlink>
+      <w:r>
+        <w:rPr>
+          <w:lang w:val="pt_PT" w:bidi="pt_PT"/>
+        </w:rPr>
+        <w:t>8</w:t>
+      </w:r>
       <w:r>
         <w:rPr>
           <w:lang w:val="pt_PT" w:bidi="pt_PT"/>
@@ -1599,36 +1377,24 @@
         </w:rPr>
         <w:t xml:space="preserve">): Sheol era considerado a morada dos mortos (veja </w:t>
       </w:r>
-      <w:hyperlink r:id="rId49">
-        <w:r>
-          <w:rPr>
-            <w:lang w:val="pt_PT" w:bidi="pt_PT"/>
-          </w:rPr>
-          <w:rPr>
-            <w:color w:val="0000EE"/>
-            <w:u w:val="single"/>
-          </w:rPr>
-          <w:t>Is 14.15</w:t>
-        </w:r>
-      </w:hyperlink>
+      <w:r>
+        <w:rPr>
+          <w:lang w:val="pt_PT" w:bidi="pt_PT"/>
+        </w:rPr>
+        <w:t>Is 14.15</w:t>
+      </w:r>
       <w:r>
         <w:rPr>
           <w:lang w:val="pt_PT" w:bidi="pt_PT"/>
         </w:rPr>
         <w:t xml:space="preserve">; </w:t>
       </w:r>
-      <w:hyperlink r:id="rId50">
-        <w:r>
-          <w:rPr>
-            <w:lang w:val="pt_PT" w:bidi="pt_PT"/>
-          </w:rPr>
-          <w:rPr>
-            <w:color w:val="0000EE"/>
-            <w:u w:val="single"/>
-          </w:rPr>
-          <w:t>Ez 31.15–17</w:t>
-        </w:r>
-      </w:hyperlink>
+      <w:r>
+        <w:rPr>
+          <w:lang w:val="pt_PT" w:bidi="pt_PT"/>
+        </w:rPr>
+        <w:t>Ez 31.15–17</w:t>
+      </w:r>
       <w:r>
         <w:rPr>
           <w:lang w:val="pt_PT" w:bidi="pt_PT"/>
@@ -1683,36 +1449,24 @@
         </w:rPr>
         <w:t>À beira do afogamento, Jonas clamou por ajuda, por vida e pela presença renovada de Deus. É irônico que Jonas tenha falado de Deus como se estivesse sendo afastado de Sua presença, pois esse era o próprio objetivo de Jonas ao fugir para Társis (</w:t>
       </w:r>
-      <w:hyperlink r:id="rId51">
-        <w:r>
-          <w:rPr>
-            <w:lang w:val="pt_PT" w:bidi="pt_PT"/>
-          </w:rPr>
-          <w:rPr>
-            <w:color w:val="0000EE"/>
-            <w:u w:val="single"/>
-          </w:rPr>
-          <w:t>1.3</w:t>
-        </w:r>
-      </w:hyperlink>
+      <w:r>
+        <w:rPr>
+          <w:lang w:val="pt_PT" w:bidi="pt_PT"/>
+        </w:rPr>
+        <w:t>1.3</w:t>
+      </w:r>
       <w:r>
         <w:rPr>
           <w:lang w:val="pt_PT" w:bidi="pt_PT"/>
         </w:rPr>
         <w:t xml:space="preserve">). • tornaria a ver: Ou Jonas estava confiante de que seria resgatado e assim adoraria novamente no Templo em Jerusalém, ou ele estava, do mar, clamando ao Senhor em seu Templo (cf. </w:t>
       </w:r>
-      <w:hyperlink r:id="rId52">
-        <w:r>
-          <w:rPr>
-            <w:lang w:val="pt_PT" w:bidi="pt_PT"/>
-          </w:rPr>
-          <w:rPr>
-            <w:color w:val="0000EE"/>
-            <w:u w:val="single"/>
-          </w:rPr>
-          <w:t>2.7</w:t>
-        </w:r>
-      </w:hyperlink>
+      <w:r>
+        <w:rPr>
+          <w:lang w:val="pt_PT" w:bidi="pt_PT"/>
+        </w:rPr>
+        <w:t>2.7</w:t>
+      </w:r>
       <w:r>
         <w:rPr>
           <w:lang w:val="pt_PT" w:bidi="pt_PT"/>
@@ -1780,18 +1534,12 @@
         </w:rPr>
         <w:t xml:space="preserve"> aprisionado na terra) refletem conceitos antigos do submundo, com os mortos estando profundamente dentro da terra (veja também </w:t>
       </w:r>
-      <w:hyperlink r:id="rId53">
-        <w:r>
-          <w:rPr>
-            <w:lang w:val="pt_PT" w:bidi="pt_PT"/>
-          </w:rPr>
-          <w:rPr>
-            <w:color w:val="0000EE"/>
-            <w:u w:val="single"/>
-          </w:rPr>
-          <w:t>2.2</w:t>
-        </w:r>
-      </w:hyperlink>
+      <w:r>
+        <w:rPr>
+          <w:lang w:val="pt_PT" w:bidi="pt_PT"/>
+        </w:rPr>
+        <w:t>2.2</w:t>
+      </w:r>
       <w:r>
         <w:rPr>
           <w:lang w:val="pt_PT" w:bidi="pt_PT"/>
@@ -1859,36 +1607,24 @@
         </w:rPr>
         <w:t>Eu lembrei de ti, ó Senhor: Neste contexto, a declaração de Jonas significa "Eu voltei meus pensamentos para o Senhor em oração". • oração... santo Templo: O Templo era o lugar especial de habitação de Deus na adoração de Israel, mesmo que Deus esteja presente em todos os lugares e em todos os momentos (</w:t>
       </w:r>
-      <w:hyperlink r:id="rId16">
-        <w:r>
-          <w:rPr>
-            <w:lang w:val="pt_PT" w:bidi="pt_PT"/>
-          </w:rPr>
-          <w:rPr>
-            <w:color w:val="0000EE"/>
-            <w:u w:val="single"/>
-          </w:rPr>
-          <w:t>Sl 139.7–10</w:t>
-        </w:r>
-      </w:hyperlink>
+      <w:r>
+        <w:rPr>
+          <w:lang w:val="pt_PT" w:bidi="pt_PT"/>
+        </w:rPr>
+        <w:t>Sl 139.7–10</w:t>
+      </w:r>
       <w:r>
         <w:rPr>
           <w:lang w:val="pt_PT" w:bidi="pt_PT"/>
         </w:rPr>
         <w:t xml:space="preserve">; </w:t>
       </w:r>
-      <w:hyperlink r:id="rId54">
-        <w:r>
-          <w:rPr>
-            <w:lang w:val="pt_PT" w:bidi="pt_PT"/>
-          </w:rPr>
-          <w:rPr>
-            <w:color w:val="0000EE"/>
-            <w:u w:val="single"/>
-          </w:rPr>
-          <w:t>Jr 23.23–24</w:t>
-        </w:r>
-      </w:hyperlink>
+      <w:r>
+        <w:rPr>
+          <w:lang w:val="pt_PT" w:bidi="pt_PT"/>
+        </w:rPr>
+        <w:t>Jr 23.23–24</w:t>
+      </w:r>
       <w:r>
         <w:rPr>
           <w:lang w:val="pt_PT" w:bidi="pt_PT"/>
@@ -1943,18 +1679,12 @@
         </w:rPr>
         <w:t xml:space="preserve">A conclusão da oração-salmo de Jonas é semelhante a </w:t>
       </w:r>
-      <w:hyperlink r:id="rId42">
-        <w:r>
-          <w:rPr>
-            <w:lang w:val="pt_PT" w:bidi="pt_PT"/>
-          </w:rPr>
-          <w:rPr>
-            <w:color w:val="0000EE"/>
-            <w:u w:val="single"/>
-          </w:rPr>
-          <w:t>1.16</w:t>
-        </w:r>
-      </w:hyperlink>
+      <w:r>
+        <w:rPr>
+          <w:lang w:val="pt_PT" w:bidi="pt_PT"/>
+        </w:rPr>
+        <w:t>1.16</w:t>
+      </w:r>
       <w:r>
         <w:rPr>
           <w:lang w:val="pt_PT" w:bidi="pt_PT"/>
@@ -2009,18 +1739,12 @@
         </w:rPr>
         <w:t xml:space="preserve">A segunda parte do livro começa da mesma maneira que a primeira parte (veja </w:t>
       </w:r>
-      <w:hyperlink r:id="rId55">
-        <w:r>
-          <w:rPr>
-            <w:lang w:val="pt_PT" w:bidi="pt_PT"/>
-          </w:rPr>
-          <w:rPr>
-            <w:color w:val="0000EE"/>
-            <w:u w:val="single"/>
-          </w:rPr>
-          <w:t>1.1–2</w:t>
-        </w:r>
-      </w:hyperlink>
+      <w:r>
+        <w:rPr>
+          <w:lang w:val="pt_PT" w:bidi="pt_PT"/>
+        </w:rPr>
+        <w:t>1.1–2</w:t>
+      </w:r>
       <w:r>
         <w:rPr>
           <w:lang w:val="pt_PT" w:bidi="pt_PT"/>
@@ -2123,54 +1847,36 @@
         </w:rPr>
         <w:t>Uma cidade tão grande que levou três dias para vê-la por completo: Deus desejava salvar em vez de destruir uma cidade tão vasta, repleta de recursos humanos e naturais (</w:t>
       </w:r>
-      <w:hyperlink r:id="rId56">
-        <w:r>
-          <w:rPr>
-            <w:lang w:val="pt_PT" w:bidi="pt_PT"/>
-          </w:rPr>
-          <w:rPr>
-            <w:color w:val="0000EE"/>
-            <w:u w:val="single"/>
-          </w:rPr>
-          <w:t>4.11</w:t>
-        </w:r>
-      </w:hyperlink>
+      <w:r>
+        <w:rPr>
+          <w:lang w:val="pt_PT" w:bidi="pt_PT"/>
+        </w:rPr>
+        <w:t>4.11</w:t>
+      </w:r>
       <w:r>
         <w:rPr>
           <w:lang w:val="pt_PT" w:bidi="pt_PT"/>
         </w:rPr>
         <w:t xml:space="preserve">). Esse desejo da parte de Deus foi precisamente o que Jonas lutou contra (veja </w:t>
       </w:r>
-      <w:hyperlink r:id="rId20">
-        <w:r>
-          <w:rPr>
-            <w:lang w:val="pt_PT" w:bidi="pt_PT"/>
-          </w:rPr>
-          <w:rPr>
-            <w:color w:val="0000EE"/>
-            <w:u w:val="single"/>
-          </w:rPr>
-          <w:t>4.2</w:t>
-        </w:r>
-      </w:hyperlink>
+      <w:r>
+        <w:rPr>
+          <w:lang w:val="pt_PT" w:bidi="pt_PT"/>
+        </w:rPr>
+        <w:t>4.2</w:t>
+      </w:r>
       <w:r>
         <w:rPr>
           <w:lang w:val="pt_PT" w:bidi="pt_PT"/>
         </w:rPr>
         <w:t xml:space="preserve">, </w:t>
       </w:r>
-      <w:hyperlink r:id="rId57">
-        <w:r>
-          <w:rPr>
-            <w:lang w:val="pt_PT" w:bidi="pt_PT"/>
-          </w:rPr>
-          <w:rPr>
-            <w:color w:val="0000EE"/>
-            <w:u w:val="single"/>
-          </w:rPr>
-          <w:t>10–11</w:t>
-        </w:r>
-      </w:hyperlink>
+      <w:r>
+        <w:rPr>
+          <w:lang w:val="pt_PT" w:bidi="pt_PT"/>
+        </w:rPr>
+        <w:t>10–11</w:t>
+      </w:r>
       <w:r>
         <w:rPr>
           <w:lang w:val="pt_PT" w:bidi="pt_PT"/>
@@ -2225,54 +1931,36 @@
         </w:rPr>
         <w:t xml:space="preserve">Dentro de quarenta dias, Nínive será destruída! A mensagem de Jonas aparentemente não incluía uma cláusula de contingência — e.g., “Mas se vocês se arrependerem, Deus não os destruirá” (note a incerteza do rei em </w:t>
       </w:r>
-      <w:hyperlink r:id="rId58">
-        <w:r>
-          <w:rPr>
-            <w:lang w:val="pt_PT" w:bidi="pt_PT"/>
-          </w:rPr>
-          <w:rPr>
-            <w:color w:val="0000EE"/>
-            <w:u w:val="single"/>
-          </w:rPr>
-          <w:t>3.9</w:t>
-        </w:r>
-      </w:hyperlink>
+      <w:r>
+        <w:rPr>
+          <w:lang w:val="pt_PT" w:bidi="pt_PT"/>
+        </w:rPr>
+        <w:t>3.9</w:t>
+      </w:r>
       <w:r>
         <w:rPr>
           <w:lang w:val="pt_PT" w:bidi="pt_PT"/>
         </w:rPr>
         <w:t>). Jonas sabia, no entanto, do desejo de Deus de que as pessoas se arrependessem em vez de serem destruídas (</w:t>
       </w:r>
-      <w:hyperlink r:id="rId59">
-        <w:r>
-          <w:rPr>
-            <w:lang w:val="pt_PT" w:bidi="pt_PT"/>
-          </w:rPr>
-          <w:rPr>
-            <w:color w:val="0000EE"/>
-            <w:u w:val="single"/>
-          </w:rPr>
-          <w:t>3.10</w:t>
-        </w:r>
-      </w:hyperlink>
+      <w:r>
+        <w:rPr>
+          <w:lang w:val="pt_PT" w:bidi="pt_PT"/>
+        </w:rPr>
+        <w:t>3.10</w:t>
+      </w:r>
       <w:r>
         <w:rPr>
           <w:lang w:val="pt_PT" w:bidi="pt_PT"/>
         </w:rPr>
         <w:t xml:space="preserve">; </w:t>
       </w:r>
-      <w:hyperlink r:id="rId20">
-        <w:r>
-          <w:rPr>
-            <w:lang w:val="pt_PT" w:bidi="pt_PT"/>
-          </w:rPr>
-          <w:rPr>
-            <w:color w:val="0000EE"/>
-            <w:u w:val="single"/>
-          </w:rPr>
-          <w:t>4.2</w:t>
-        </w:r>
-      </w:hyperlink>
+      <w:r>
+        <w:rPr>
+          <w:lang w:val="pt_PT" w:bidi="pt_PT"/>
+        </w:rPr>
+        <w:t>4.2</w:t>
+      </w:r>
       <w:r>
         <w:rPr>
           <w:lang w:val="pt_PT" w:bidi="pt_PT"/>
@@ -2327,126 +2015,84 @@
         </w:rPr>
         <w:t xml:space="preserve">Pela segunda vez neste breve livro, os pagãos respondem favoravelmente ao Senhor (cf. </w:t>
       </w:r>
-      <w:hyperlink r:id="rId42">
-        <w:r>
-          <w:rPr>
-            <w:lang w:val="pt_PT" w:bidi="pt_PT"/>
-          </w:rPr>
-          <w:rPr>
-            <w:color w:val="0000EE"/>
-            <w:u w:val="single"/>
-          </w:rPr>
-          <w:t>1.16</w:t>
-        </w:r>
-      </w:hyperlink>
+      <w:r>
+        <w:rPr>
+          <w:lang w:val="pt_PT" w:bidi="pt_PT"/>
+        </w:rPr>
+        <w:t>1.16</w:t>
+      </w:r>
       <w:r>
         <w:rPr>
           <w:lang w:val="pt_PT" w:bidi="pt_PT"/>
         </w:rPr>
         <w:t xml:space="preserve">). • No antigo Israel, o jejum frequentemente acompanhava a oração e o arrependimento em tempos de angústia (veja </w:t>
       </w:r>
-      <w:hyperlink r:id="rId60">
-        <w:r>
-          <w:rPr>
-            <w:lang w:val="pt_PT" w:bidi="pt_PT"/>
-          </w:rPr>
-          <w:rPr>
-            <w:color w:val="0000EE"/>
-            <w:u w:val="single"/>
-          </w:rPr>
-          <w:t>2Sm 1.12</w:t>
-        </w:r>
-      </w:hyperlink>
+      <w:r>
+        <w:rPr>
+          <w:lang w:val="pt_PT" w:bidi="pt_PT"/>
+        </w:rPr>
+        <w:t>2Sm 1.12</w:t>
+      </w:r>
       <w:r>
         <w:rPr>
           <w:lang w:val="pt_PT" w:bidi="pt_PT"/>
         </w:rPr>
         <w:t xml:space="preserve">; </w:t>
       </w:r>
-      <w:hyperlink r:id="rId61">
-        <w:r>
-          <w:rPr>
-            <w:lang w:val="pt_PT" w:bidi="pt_PT"/>
-          </w:rPr>
-          <w:rPr>
-            <w:color w:val="0000EE"/>
-            <w:u w:val="single"/>
-          </w:rPr>
-          <w:t>Ne 1.4</w:t>
-        </w:r>
-      </w:hyperlink>
+      <w:r>
+        <w:rPr>
+          <w:lang w:val="pt_PT" w:bidi="pt_PT"/>
+        </w:rPr>
+        <w:t>Ne 1.4</w:t>
+      </w:r>
       <w:r>
         <w:rPr>
           <w:lang w:val="pt_PT" w:bidi="pt_PT"/>
         </w:rPr>
         <w:t xml:space="preserve">). Vestir-se de saco e sentar-se em um monte de cinzas frequentemente acompanhava o luto e o arrependimento doloroso (veja </w:t>
       </w:r>
-      <w:hyperlink r:id="rId62">
-        <w:r>
-          <w:rPr>
-            <w:lang w:val="pt_PT" w:bidi="pt_PT"/>
-          </w:rPr>
-          <w:rPr>
-            <w:color w:val="0000EE"/>
-            <w:u w:val="single"/>
-          </w:rPr>
-          <w:t>Gn 37.34</w:t>
-        </w:r>
-      </w:hyperlink>
+      <w:r>
+        <w:rPr>
+          <w:lang w:val="pt_PT" w:bidi="pt_PT"/>
+        </w:rPr>
+        <w:t>Gn 37.34</w:t>
+      </w:r>
       <w:r>
         <w:rPr>
           <w:lang w:val="pt_PT" w:bidi="pt_PT"/>
         </w:rPr>
         <w:t xml:space="preserve">; </w:t>
       </w:r>
-      <w:hyperlink r:id="rId63">
-        <w:r>
-          <w:rPr>
-            <w:lang w:val="pt_PT" w:bidi="pt_PT"/>
-          </w:rPr>
-          <w:rPr>
-            <w:color w:val="0000EE"/>
-            <w:u w:val="single"/>
-          </w:rPr>
-          <w:t>Jó 16.15</w:t>
-        </w:r>
-      </w:hyperlink>
+      <w:r>
+        <w:rPr>
+          <w:lang w:val="pt_PT" w:bidi="pt_PT"/>
+        </w:rPr>
+        <w:t>Jó 16.15</w:t>
+      </w:r>
       <w:r>
         <w:rPr>
           <w:lang w:val="pt_PT" w:bidi="pt_PT"/>
         </w:rPr>
         <w:t xml:space="preserve">; </w:t>
       </w:r>
-      <w:hyperlink r:id="rId64">
-        <w:r>
-          <w:rPr>
-            <w:lang w:val="pt_PT" w:bidi="pt_PT"/>
-          </w:rPr>
-          <w:rPr>
-            <w:color w:val="0000EE"/>
-            <w:u w:val="single"/>
-          </w:rPr>
-          <w:t>Lm 2.10</w:t>
-        </w:r>
-      </w:hyperlink>
+      <w:r>
+        <w:rPr>
+          <w:lang w:val="pt_PT" w:bidi="pt_PT"/>
+        </w:rPr>
+        <w:t>Lm 2.10</w:t>
+      </w:r>
       <w:r>
         <w:rPr>
           <w:lang w:val="pt_PT" w:bidi="pt_PT"/>
         </w:rPr>
         <w:t>). Os assírios aparentemente tinham costumes semelhantes. Essas atividades permitiam que os participantes expressassem sua dor de uma maneira tangível para que todos, incluindo Deus, pudessem ver. • O arrependimento dos ninivitas foi uma acusação contra os de coração endurecido nos dias de Jesus (</w:t>
       </w:r>
-      <w:hyperlink r:id="rId65">
-        <w:r>
-          <w:rPr>
-            <w:lang w:val="pt_PT" w:bidi="pt_PT"/>
-          </w:rPr>
-          <w:rPr>
-            <w:color w:val="0000EE"/>
-            <w:u w:val="single"/>
-          </w:rPr>
-          <w:t>Mt 12.41</w:t>
-        </w:r>
-      </w:hyperlink>
+      <w:r>
+        <w:rPr>
+          <w:lang w:val="pt_PT" w:bidi="pt_PT"/>
+        </w:rPr>
+        <w:t>Mt 12.41</w:t>
+      </w:r>
       <w:r>
         <w:rPr>
           <w:lang w:val="pt_PT" w:bidi="pt_PT"/>
@@ -2501,18 +2147,12 @@
         </w:rPr>
         <w:t xml:space="preserve">O rei de Nínive era ou um governador desconhecido da cidade ou talvez o rei da Assíria, que poderia ter usado Nínive como uma sede regular de governo (cf. </w:t>
       </w:r>
-      <w:hyperlink r:id="rId66">
-        <w:r>
-          <w:rPr>
-            <w:lang w:val="pt_PT" w:bidi="pt_PT"/>
-          </w:rPr>
-          <w:rPr>
-            <w:color w:val="0000EE"/>
-            <w:u w:val="single"/>
-          </w:rPr>
-          <w:t>2Rs 19.9–13</w:t>
-        </w:r>
-      </w:hyperlink>
+      <w:r>
+        <w:rPr>
+          <w:lang w:val="pt_PT" w:bidi="pt_PT"/>
+        </w:rPr>
+        <w:t>2Rs 19.9–13</w:t>
+      </w:r>
       <w:r>
         <w:rPr>
           <w:lang w:val="pt_PT" w:bidi="pt_PT"/>
@@ -2615,126 +2255,84 @@
         </w:rPr>
         <w:t>Ele mudou de ideia: Se o povo de Nínive não tivesse se arrependido, Deus os teria destruído (</w:t>
       </w:r>
-      <w:hyperlink r:id="rId67">
-        <w:r>
-          <w:rPr>
-            <w:lang w:val="pt_PT" w:bidi="pt_PT"/>
-          </w:rPr>
-          <w:rPr>
-            <w:color w:val="0000EE"/>
-            <w:u w:val="single"/>
-          </w:rPr>
-          <w:t>3.4</w:t>
-        </w:r>
-      </w:hyperlink>
+      <w:r>
+        <w:rPr>
+          <w:lang w:val="pt_PT" w:bidi="pt_PT"/>
+        </w:rPr>
+        <w:t>3.4</w:t>
+      </w:r>
       <w:r>
         <w:rPr>
           <w:lang w:val="pt_PT" w:bidi="pt_PT"/>
         </w:rPr>
         <w:t xml:space="preserve">). Mas Deus estava pronto para responder ao arrependimento deles com misericórdia (veja </w:t>
       </w:r>
-      <w:hyperlink r:id="rId20">
-        <w:r>
-          <w:rPr>
-            <w:lang w:val="pt_PT" w:bidi="pt_PT"/>
-          </w:rPr>
-          <w:rPr>
-            <w:color w:val="0000EE"/>
-            <w:u w:val="single"/>
-          </w:rPr>
-          <w:t>4.2</w:t>
-        </w:r>
-      </w:hyperlink>
+      <w:r>
+        <w:rPr>
+          <w:lang w:val="pt_PT" w:bidi="pt_PT"/>
+        </w:rPr>
+        <w:t>4.2</w:t>
+      </w:r>
       <w:r>
         <w:rPr>
           <w:lang w:val="pt_PT" w:bidi="pt_PT"/>
         </w:rPr>
         <w:t>,</w:t>
       </w:r>
-      <w:hyperlink r:id="rId56">
-        <w:r>
-          <w:rPr>
-            <w:lang w:val="pt_PT" w:bidi="pt_PT"/>
-          </w:rPr>
-          <w:rPr>
-            <w:color w:val="0000EE"/>
-            <w:u w:val="single"/>
-          </w:rPr>
-          <w:t>11</w:t>
-        </w:r>
-      </w:hyperlink>
+      <w:r>
+        <w:rPr>
+          <w:lang w:val="pt_PT" w:bidi="pt_PT"/>
+        </w:rPr>
+        <w:t>11</w:t>
+      </w:r>
       <w:r>
         <w:rPr>
           <w:lang w:val="pt_PT" w:bidi="pt_PT"/>
         </w:rPr>
         <w:t xml:space="preserve">). Na mente de Deus, a mudança não reverteu sua intenção original, porque sua disposição sempre incluiu a possibilidade de misericórdia. Nem essa mudança na mente de Deus diz algo sobre a presciência de Deus. Historicamente, a igreja acreditou que Deus conhece o futuro plenamente (veja </w:t>
       </w:r>
-      <w:hyperlink r:id="rId68">
-        <w:r>
-          <w:rPr>
-            <w:lang w:val="pt_PT" w:bidi="pt_PT"/>
-          </w:rPr>
-          <w:rPr>
-            <w:color w:val="0000EE"/>
-            <w:u w:val="single"/>
-          </w:rPr>
-          <w:t>Sl 139.4</w:t>
-        </w:r>
-      </w:hyperlink>
+      <w:r>
+        <w:rPr>
+          <w:lang w:val="pt_PT" w:bidi="pt_PT"/>
+        </w:rPr>
+        <w:t>Sl 139.4</w:t>
+      </w:r>
       <w:r>
         <w:rPr>
           <w:lang w:val="pt_PT" w:bidi="pt_PT"/>
         </w:rPr>
         <w:t xml:space="preserve">; </w:t>
       </w:r>
-      <w:hyperlink r:id="rId69">
-        <w:r>
-          <w:rPr>
-            <w:lang w:val="pt_PT" w:bidi="pt_PT"/>
-          </w:rPr>
-          <w:rPr>
-            <w:color w:val="0000EE"/>
-            <w:u w:val="single"/>
-          </w:rPr>
-          <w:t>Is 46.10</w:t>
-        </w:r>
-      </w:hyperlink>
+      <w:r>
+        <w:rPr>
+          <w:lang w:val="pt_PT" w:bidi="pt_PT"/>
+        </w:rPr>
+        <w:t>Is 46.10</w:t>
+      </w:r>
       <w:r>
         <w:rPr>
           <w:lang w:val="pt_PT" w:bidi="pt_PT"/>
         </w:rPr>
         <w:t xml:space="preserve">; </w:t>
       </w:r>
-      <w:hyperlink r:id="rId70">
-        <w:r>
-          <w:rPr>
-            <w:lang w:val="pt_PT" w:bidi="pt_PT"/>
-          </w:rPr>
-          <w:rPr>
-            <w:color w:val="0000EE"/>
-            <w:u w:val="single"/>
-          </w:rPr>
-          <w:t>Dn 2.28–29</w:t>
-        </w:r>
-      </w:hyperlink>
+      <w:r>
+        <w:rPr>
+          <w:lang w:val="pt_PT" w:bidi="pt_PT"/>
+        </w:rPr>
+        <w:t>Dn 2.28–29</w:t>
+      </w:r>
       <w:r>
         <w:rPr>
           <w:lang w:val="pt_PT" w:bidi="pt_PT"/>
         </w:rPr>
         <w:t xml:space="preserve">; </w:t>
       </w:r>
-      <w:hyperlink r:id="rId71">
-        <w:r>
-          <w:rPr>
-            <w:lang w:val="pt_PT" w:bidi="pt_PT"/>
-          </w:rPr>
-          <w:rPr>
-            <w:color w:val="0000EE"/>
-            <w:u w:val="single"/>
-          </w:rPr>
-          <w:t>Mt 24.36</w:t>
-        </w:r>
-      </w:hyperlink>
+      <w:r>
+        <w:rPr>
+          <w:lang w:val="pt_PT" w:bidi="pt_PT"/>
+        </w:rPr>
+        <w:t>Mt 24.36</w:t>
+      </w:r>
       <w:r>
         <w:rPr>
           <w:lang w:val="pt_PT" w:bidi="pt_PT"/>
@@ -2862,18 +2460,12 @@
         </w:rPr>
         <w:t xml:space="preserve">A narrativa toma um rumo inesperado. Jonas, ele mesmo um destinatário da misericórdia de Deus, reclama sobre a misericórdia que o Senhor concedeu aos assírios. A insolência do profeta apenas magnifica a graça de Deus (veja </w:t>
       </w:r>
-      <w:hyperlink r:id="rId72">
-        <w:r>
-          <w:rPr>
-            <w:lang w:val="pt_PT" w:bidi="pt_PT"/>
-          </w:rPr>
-          <w:rPr>
-            <w:color w:val="0000EE"/>
-            <w:u w:val="single"/>
-          </w:rPr>
-          <w:t>4.8–11</w:t>
-        </w:r>
-      </w:hyperlink>
+      <w:r>
+        <w:rPr>
+          <w:lang w:val="pt_PT" w:bidi="pt_PT"/>
+        </w:rPr>
+        <w:t>4.8–11</w:t>
+      </w:r>
       <w:r>
         <w:rPr>
           <w:lang w:val="pt_PT" w:bidi="pt_PT"/>
@@ -2928,54 +2520,36 @@
         </w:rPr>
         <w:t>Jonas expressa seu motivo para fugir originalmente do Senhor (</w:t>
       </w:r>
-      <w:hyperlink r:id="rId51">
-        <w:r>
-          <w:rPr>
-            <w:lang w:val="pt_PT" w:bidi="pt_PT"/>
-          </w:rPr>
-          <w:rPr>
-            <w:color w:val="0000EE"/>
-            <w:u w:val="single"/>
-          </w:rPr>
-          <w:t>1.3</w:t>
-        </w:r>
-      </w:hyperlink>
+      <w:r>
+        <w:rPr>
+          <w:lang w:val="pt_PT" w:bidi="pt_PT"/>
+        </w:rPr>
+        <w:t>1.3</w:t>
+      </w:r>
       <w:r>
         <w:rPr>
           <w:lang w:val="pt_PT" w:bidi="pt_PT"/>
         </w:rPr>
         <w:t xml:space="preserve">): Ele sabia que o Senhor não destruiria os perversos ninivitas se eles se arrependessem. • Eu sabia: Jonas praticamente cita </w:t>
       </w:r>
-      <w:hyperlink r:id="rId73">
-        <w:r>
-          <w:rPr>
-            <w:lang w:val="pt_PT" w:bidi="pt_PT"/>
-          </w:rPr>
-          <w:rPr>
-            <w:color w:val="0000EE"/>
-            <w:u w:val="single"/>
-          </w:rPr>
-          <w:t>Êx 34.6–7</w:t>
-        </w:r>
-      </w:hyperlink>
+      <w:r>
+        <w:rPr>
+          <w:lang w:val="pt_PT" w:bidi="pt_PT"/>
+        </w:rPr>
+        <w:t>Êx 34.6–7</w:t>
+      </w:r>
       <w:r>
         <w:rPr>
           <w:lang w:val="pt_PT" w:bidi="pt_PT"/>
         </w:rPr>
         <w:t xml:space="preserve">, uma passagem situada no contexto da relação de aliança de Israel com o Senhor. Mesmo no Antigo Testamento, Deus estava preocupado em espalhar a salvação para as nações (cf. </w:t>
       </w:r>
-      <w:hyperlink r:id="rId74">
-        <w:r>
-          <w:rPr>
-            <w:lang w:val="pt_PT" w:bidi="pt_PT"/>
-          </w:rPr>
-          <w:rPr>
-            <w:color w:val="0000EE"/>
-            <w:u w:val="single"/>
-          </w:rPr>
-          <w:t>Mt 28.18–20</w:t>
-        </w:r>
-      </w:hyperlink>
+      <w:r>
+        <w:rPr>
+          <w:lang w:val="pt_PT" w:bidi="pt_PT"/>
+        </w:rPr>
+        <w:t>Mt 28.18–20</w:t>
+      </w:r>
       <w:r>
         <w:rPr>
           <w:lang w:val="pt_PT" w:bidi="pt_PT"/>
@@ -3030,36 +2604,24 @@
         </w:rPr>
         <w:t xml:space="preserve">O desejo de Jonas de morrer em vez de aceitar a vontade de Deus (veja também </w:t>
       </w:r>
-      <w:hyperlink r:id="rId75">
-        <w:r>
-          <w:rPr>
-            <w:lang w:val="pt_PT" w:bidi="pt_PT"/>
-          </w:rPr>
-          <w:rPr>
-            <w:color w:val="0000EE"/>
-            <w:u w:val="single"/>
-          </w:rPr>
-          <w:t>4.8–9</w:t>
-        </w:r>
-      </w:hyperlink>
+      <w:r>
+        <w:rPr>
+          <w:lang w:val="pt_PT" w:bidi="pt_PT"/>
+        </w:rPr>
+        <w:t>4.8–9</w:t>
+      </w:r>
       <w:r>
         <w:rPr>
           <w:lang w:val="pt_PT" w:bidi="pt_PT"/>
         </w:rPr>
         <w:t>), e sua disposição de aguardar na esperança de que a cidade fosse destruída (</w:t>
       </w:r>
-      <w:hyperlink r:id="rId76">
-        <w:r>
-          <w:rPr>
-            <w:lang w:val="pt_PT" w:bidi="pt_PT"/>
-          </w:rPr>
-          <w:rPr>
-            <w:color w:val="0000EE"/>
-            <w:u w:val="single"/>
-          </w:rPr>
-          <w:t>4.5</w:t>
-        </w:r>
-      </w:hyperlink>
+      <w:r>
+        <w:rPr>
+          <w:lang w:val="pt_PT" w:bidi="pt_PT"/>
+        </w:rPr>
+        <w:t>4.5</w:t>
+      </w:r>
       <w:r>
         <w:rPr>
           <w:lang w:val="pt_PT" w:bidi="pt_PT"/>
@@ -3114,18 +2676,12 @@
         </w:rPr>
         <w:t>A resposta do Senhor é uma pergunta retórica. A resposta implícita é "Não, claro que não!". A lição objetiva que se segue (</w:t>
       </w:r>
-      <w:hyperlink r:id="rId77">
-        <w:r>
-          <w:rPr>
-            <w:lang w:val="pt_PT" w:bidi="pt_PT"/>
-          </w:rPr>
-          <w:rPr>
-            <w:color w:val="0000EE"/>
-            <w:u w:val="single"/>
-          </w:rPr>
-          <w:t>4.6–11</w:t>
-        </w:r>
-      </w:hyperlink>
+      <w:r>
+        <w:rPr>
+          <w:lang w:val="pt_PT" w:bidi="pt_PT"/>
+        </w:rPr>
+        <w:t>4.6–11</w:t>
+      </w:r>
       <w:r>
         <w:rPr>
           <w:lang w:val="pt_PT" w:bidi="pt_PT"/>
@@ -3180,18 +2736,12 @@
         </w:rPr>
         <w:t xml:space="preserve">O Senhor é o nome de aliança de Deus em relação a Israel (veja, e.g., </w:t>
       </w:r>
-      <w:hyperlink r:id="rId78">
-        <w:r>
-          <w:rPr>
-            <w:lang w:val="pt_PT" w:bidi="pt_PT"/>
-          </w:rPr>
-          <w:rPr>
-            <w:color w:val="0000EE"/>
-            <w:u w:val="single"/>
-          </w:rPr>
-          <w:t>Sl 72.18</w:t>
-        </w:r>
-      </w:hyperlink>
+      <w:r>
+        <w:rPr>
+          <w:lang w:val="pt_PT" w:bidi="pt_PT"/>
+        </w:rPr>
+        <w:t>Sl 72.18</w:t>
+      </w:r>
       <w:r>
         <w:rPr>
           <w:lang w:val="pt_PT" w:bidi="pt_PT"/>
@@ -3258,18 +2808,12 @@
         </w:rPr>
         <w:t xml:space="preserve">onde há mais de cento e vinte mil crianças: Deus graciosamente enviou a luz de sua palavra profética para uma cidade perversa. Nem todos que encontram a luz de Deus respondem favoravelmente (cf. </w:t>
       </w:r>
-      <w:hyperlink r:id="rId79">
-        <w:r>
-          <w:rPr>
-            <w:lang w:val="pt_PT" w:bidi="pt_PT"/>
-          </w:rPr>
-          <w:rPr>
-            <w:color w:val="0000EE"/>
-            <w:u w:val="single"/>
-          </w:rPr>
-          <w:t>Jo 3.19–21</w:t>
-        </w:r>
-      </w:hyperlink>
+      <w:r>
+        <w:rPr>
+          <w:lang w:val="pt_PT" w:bidi="pt_PT"/>
+        </w:rPr>
+        <w:t>Jo 3.19–21</w:t>
+      </w:r>
       <w:r>
         <w:rPr>
           <w:lang w:val="pt_PT" w:bidi="pt_PT"/>
